--- a/zht/docx/101.content.docx
+++ b/zht/docx/101.content.docx
@@ -19,7 +19,7 @@
         <w:rPr>
           <w:lang w:val="zh_TW" w:bidi="zh_TW"/>
         </w:rPr>
-        <w:t>Resource: 聖經詞典 (Tyndale)</w:t>
+        <w:t>Resource: Tyndale Open Bible Dictionary</w:t>
       </w:r>
       <w:r>
         <w:rPr>
@@ -112,7 +112,7 @@
         <w:rPr>
           <w:lang w:val="zh_TW" w:bidi="zh_TW"/>
         </w:rPr>
-        <w:t>聖經詞典 (Tyndale)</w:t>
+        <w:t>Tyndale Open Bible Dictionary</w:t>
       </w:r>
     </w:p>
     <w:p>
@@ -149,7 +149,7 @@
         <w:rPr>
           <w:lang w:val="zh_TW" w:bidi="zh_TW"/>
         </w:rPr>
-        <w:t>pu</w:t>
+        <w:t>nong</w:t>
       </w:r>
       <w:r>
         <w:rPr>
@@ -212,7 +212,7 @@
         <w:rPr>
           <w:lang w:val="zh_TW" w:bidi="zh_TW"/>
         </w:rPr>
-        <w:t>葡萄樹與葡萄園</w:t>
+        <w:t>農業</w:t>
       </w:r>
       <w:r>
         <w:rPr>
@@ -231,7 +231,124 @@
         <w:rPr>
           <w:lang w:val="zh_TW" w:bidi="zh_TW"/>
         </w:rPr>
-        <w:t>葡萄藤或葡萄樹可產出葡萄、葡萄乾和葡萄酒。葡萄園是種植葡萄樹的園子。</w:t>
+        <w:t>在聖經時代，巴勒斯坦的農業主要分為三大類，今日亦大致相同。每一類農業的重要性，會因為社會的發展程度與當時的技術而有所不同。</w:t>
+      </w:r>
+    </w:p>
+    <w:p>
+      <w:pPr>
+        <w:pStyle w:val="Heading3"/>
+      </w:pPr>
+      <w:r>
+        <w:rPr>
+          <w:lang w:val="zh_TW" w:bidi="zh_TW"/>
+        </w:rPr>
+        <w:t>概述</w:t>
+      </w:r>
+    </w:p>
+    <w:p>
+      <w:pPr>
+        <w:pStyle w:val="ListBullet"/>
+        <w:spacing w:line="240" w:lineRule="auto"/>
+        <w:ind w:left="720"/>
+      </w:pPr>
+      <w:r>
+        <w:rPr>
+          <w:lang w:val="zh_TW" w:bidi="zh_TW"/>
+        </w:rPr>
+      </w:r>
+      <w:r>
+        <w:rPr>
+          <w:u w:val="single"/>
+          <w:lang w:val="zh_TW" w:bidi="zh_TW"/>
+        </w:rPr>
+        <w:t>畜牧</w:t>
+      </w:r>
+    </w:p>
+    <w:p>
+      <w:pPr>
+        <w:pStyle w:val="ListBullet"/>
+        <w:spacing w:line="240" w:lineRule="auto"/>
+        <w:ind w:left="720"/>
+      </w:pPr>
+      <w:r>
+        <w:rPr>
+          <w:lang w:val="zh_TW" w:bidi="zh_TW"/>
+        </w:rPr>
+      </w:r>
+      <w:r>
+        <w:rPr>
+          <w:u w:val="single"/>
+          <w:lang w:val="zh_TW" w:bidi="zh_TW"/>
+        </w:rPr>
+        <w:t>田間種植</w:t>
+      </w:r>
+    </w:p>
+    <w:p>
+      <w:pPr>
+        <w:pStyle w:val="ListBullet"/>
+        <w:spacing w:line="240" w:lineRule="auto"/>
+        <w:ind w:left="720"/>
+      </w:pPr>
+      <w:r>
+        <w:rPr>
+          <w:lang w:val="zh_TW" w:bidi="zh_TW"/>
+        </w:rPr>
+      </w:r>
+      <w:r>
+        <w:rPr>
+          <w:u w:val="single"/>
+          <w:lang w:val="zh_TW" w:bidi="zh_TW"/>
+        </w:rPr>
+        <w:t>果樹栽種</w:t>
+      </w:r>
+    </w:p>
+    <w:p>
+      <w:pPr>
+        <w:pStyle w:val="ListBullet"/>
+        <w:spacing w:line="240" w:lineRule="auto"/>
+        <w:ind w:left="720"/>
+      </w:pPr>
+      <w:r>
+        <w:rPr>
+          <w:lang w:val="zh_TW" w:bidi="zh_TW"/>
+        </w:rPr>
+      </w:r>
+      <w:r>
+        <w:rPr>
+          <w:u w:val="single"/>
+          <w:lang w:val="zh_TW" w:bidi="zh_TW"/>
+        </w:rPr>
+        <w:t>耕作</w:t>
+      </w:r>
+    </w:p>
+    <w:p>
+      <w:pPr>
+        <w:pStyle w:val="ListBullet"/>
+        <w:spacing w:line="240" w:lineRule="auto"/>
+        <w:ind w:left="720"/>
+      </w:pPr>
+      <w:r>
+        <w:rPr>
+          <w:lang w:val="zh_TW" w:bidi="zh_TW"/>
+        </w:rPr>
+      </w:r>
+      <w:r>
+        <w:rPr>
+          <w:u w:val="single"/>
+          <w:lang w:val="zh_TW" w:bidi="zh_TW"/>
+        </w:rPr>
+        <w:t>收割</w:t>
+      </w:r>
+    </w:p>
+    <w:p>
+      <w:pPr>
+        <w:pStyle w:val="Heading3"/>
+      </w:pPr>
+      <w:r>
+        <w:rPr>
+          <w:lang w:val="zh_TW" w:bidi="zh_TW"/>
+        </w:rPr>
+        <w:t>畜牧</w:t>
       </w:r>
     </w:p>
     <w:p>
@@ -245,7 +362,7 @@
         <w:rPr>
           <w:lang w:val="zh_TW" w:bidi="zh_TW"/>
         </w:rPr>
-        <w:t>聖經提到的葡萄樹，既有字面上的意義，也有比喻的意義。葡萄樹可能起源於亞拉臘地區（</w:t>
+        <w:t>聖經最早提到的工作之一就是畜牧。亞伯（</w:t>
       </w:r>
       <w:hyperlink r:id="rId13">
         <w:r>
@@ -256,14 +373,14 @@
             <w:color w:val="0000EE"/>
             <w:u w:val="single"/>
           </w:rPr>
-          <w:t>創9:20</w:t>
+          <w:t>創4:2</w:t>
         </w:r>
       </w:hyperlink>
       <w:r>
         <w:rPr>
           <w:lang w:val="zh_TW" w:bidi="zh_TW"/>
         </w:rPr>
-        <w:t>）。古埃及人也有種植葡萄樹，墓葬壁畫亦有描繪酒的製作過程。迦南人曾以酒迎接亞伯拉罕（</w:t>
+        <w:t>）和雅八（</w:t>
       </w:r>
       <w:hyperlink r:id="rId14">
         <w:r>
@@ -274,43 +391,14 @@
             <w:color w:val="0000EE"/>
             <w:u w:val="single"/>
           </w:rPr>
-          <w:t>創14:18</w:t>
+          <w:t>創4:20</w:t>
         </w:r>
       </w:hyperlink>
       <w:r>
         <w:rPr>
           <w:lang w:val="zh_TW" w:bidi="zh_TW"/>
         </w:rPr>
-        <w:t>）。摩西曾描述應許之地的葡萄園（</w:t>
-      </w:r>
-      <w:hyperlink r:id="rId15">
-        <w:r>
-          <w:rPr>
-            <w:lang w:val="zh_TW" w:bidi="zh_TW"/>
-          </w:rPr>
-          <w:rPr>
-            <w:color w:val="0000EE"/>
-            <w:u w:val="single"/>
-          </w:rPr>
-          <w:t>申6:11</w:t>
-        </w:r>
-      </w:hyperlink>
-      <w:r>
-        <w:rPr>
-          <w:lang w:val="zh_TW" w:bidi="zh_TW"/>
-        </w:rPr>
-        <w:t>）。</w:t>
-      </w:r>
-    </w:p>
-    <w:p>
-      <w:pPr>
-        <w:pStyle w:val="Heading3"/>
-      </w:pPr>
-      <w:r>
-        <w:rPr>
-          <w:lang w:val="zh_TW" w:bidi="zh_TW"/>
-        </w:rPr>
-        <w:t>為什麼葡萄藤在聖經時代如此重要？</w:t>
+        <w:t>）都牧養羊群或牲畜。這類工作適合半遊牧的生活方式（即經常從一個地方遷移到另一個地方）；只靠基本的技術與器具，他們便能有足夠的食物與衣物。</w:t>
       </w:r>
     </w:p>
     <w:p>
@@ -324,7 +412,25 @@
         <w:rPr>
           <w:lang w:val="zh_TW" w:bidi="zh_TW"/>
         </w:rPr>
-        <w:t>優質的葡萄來自山谷和平原，為希伯來人提供水果和酒，豐富他們清淡的飲食（</w:t>
+        <w:t>亞伯拉罕、以撒與雅各主要從事畜牧，讓他們的羊群與牛群在公有土地上吃草，他們通常不耕地。雅各與他的兒子們去到埃及時，仍以牧羊為生（</w:t>
+      </w:r>
+      <w:hyperlink r:id="rId15">
+        <w:r>
+          <w:rPr>
+            <w:lang w:val="zh_TW" w:bidi="zh_TW"/>
+          </w:rPr>
+          <w:rPr>
+            <w:color w:val="0000EE"/>
+            <w:u w:val="single"/>
+          </w:rPr>
+          <w:t>創47:3</w:t>
+        </w:r>
+      </w:hyperlink>
+      <w:r>
+        <w:rPr>
+          <w:lang w:val="zh_TW" w:bidi="zh_TW"/>
+        </w:rPr>
+        <w:t>）。後來，呂便支派、迦得支派與瑪拿西半支派在約旦河東，仍然維持這種生活方式（</w:t>
       </w:r>
       <w:hyperlink r:id="rId16">
         <w:r>
@@ -335,14 +441,14 @@
             <w:color w:val="0000EE"/>
             <w:u w:val="single"/>
           </w:rPr>
-          <w:t>民13:20、24</w:t>
+          <w:t>民32:1</w:t>
         </w:r>
       </w:hyperlink>
       <w:r>
         <w:rPr>
           <w:lang w:val="zh_TW" w:bidi="zh_TW"/>
         </w:rPr>
-        <w:t>；</w:t>
+        <w:t>），而住在巴勒斯坦西部山地的某些支派亦同樣維持這種生活方式（</w:t>
       </w:r>
       <w:hyperlink r:id="rId17">
         <w:r>
@@ -353,68 +459,14 @@
             <w:color w:val="0000EE"/>
             <w:u w:val="single"/>
           </w:rPr>
-          <w:t>士14:5</w:t>
+          <w:t>撒上25:2</w:t>
         </w:r>
       </w:hyperlink>
       <w:r>
         <w:rPr>
           <w:lang w:val="zh_TW" w:bidi="zh_TW"/>
         </w:rPr>
-        <w:t>，</w:t>
-      </w:r>
-      <w:hyperlink r:id="rId18">
-        <w:r>
-          <w:rPr>
-            <w:lang w:val="zh_TW" w:bidi="zh_TW"/>
-          </w:rPr>
-          <w:rPr>
-            <w:color w:val="0000EE"/>
-            <w:u w:val="single"/>
-          </w:rPr>
-          <w:t>15:5</w:t>
-        </w:r>
-      </w:hyperlink>
-      <w:r>
-        <w:rPr>
-          <w:lang w:val="zh_TW" w:bidi="zh_TW"/>
-        </w:rPr>
-        <w:t>）。酒是他們文化的重要一環，買賣相當流行，而在以色列最後幾位國王執政期間，酒的貿易非常活躍（參</w:t>
-      </w:r>
-      <w:hyperlink r:id="rId19">
-        <w:r>
-          <w:rPr>
-            <w:lang w:val="zh_TW" w:bidi="zh_TW"/>
-          </w:rPr>
-          <w:rPr>
-            <w:color w:val="0000EE"/>
-            <w:u w:val="single"/>
-          </w:rPr>
-          <w:t>結27:18</w:t>
-        </w:r>
-      </w:hyperlink>
-      <w:r>
-        <w:rPr>
-          <w:lang w:val="zh_TW" w:bidi="zh_TW"/>
-        </w:rPr>
-        <w:t>）。到希臘人和羅馬人統治時，這種貿易仍然流行。對於希伯來人來說，理想生活的景象是安靜地待在一處，耕種自己的土地，坐在自己的葡萄樹下（</w:t>
-      </w:r>
-      <w:hyperlink r:id="rId20">
-        <w:r>
-          <w:rPr>
-            <w:lang w:val="zh_TW" w:bidi="zh_TW"/>
-          </w:rPr>
-          <w:rPr>
-            <w:color w:val="0000EE"/>
-            <w:u w:val="single"/>
-          </w:rPr>
-          <w:t>王上4:25</w:t>
-        </w:r>
-      </w:hyperlink>
-      <w:r>
-        <w:rPr>
-          <w:lang w:val="zh_TW" w:bidi="zh_TW"/>
-        </w:rPr>
-        <w:t>）。</w:t>
+        <w:t>）。即使以色列人之後定居下來，畜牧仍然是他們生活的一部分，因為牲畜可以在不太肥沃的土地上吃草，也因為他們持守傳統做法，包括在聖殿獻上牲畜作為祭物。</w:t>
       </w:r>
     </w:p>
     <w:p>
@@ -425,7 +477,7 @@
         <w:rPr>
           <w:lang w:val="zh_TW" w:bidi="zh_TW"/>
         </w:rPr>
-        <w:t>葡萄的種植與收成</w:t>
+        <w:t>田間種植</w:t>
       </w:r>
     </w:p>
     <w:p>
@@ -439,9 +491,9 @@
         <w:rPr>
           <w:lang w:val="zh_TW" w:bidi="zh_TW"/>
         </w:rPr>
-        <w:t>典型的葡萄園周圍有保護園子的籬笆或圍欄。在收成的季節，守衛會待在瞭望塔看守，防止小偷偷竊農作物（</w:t>
-      </w:r>
-      <w:hyperlink r:id="rId21">
+        <w:t>大多數專家認為，以色列人在進入應許之地並與迦南人接觸後，從迦南人那裡學會耕種。雖然在此之前已知有人種植五穀，例如該隱是農夫或「種地的」（</w:t>
+      </w:r>
+      <w:hyperlink r:id="rId13">
         <w:r>
           <w:rPr>
             <w:lang w:val="zh_TW" w:bidi="zh_TW"/>
@@ -450,16 +502,16 @@
             <w:color w:val="0000EE"/>
             <w:u w:val="single"/>
           </w:rPr>
-          <w:t>伯24:18</w:t>
+          <w:t>創4:2</w:t>
         </w:r>
       </w:hyperlink>
       <w:r>
         <w:rPr>
           <w:lang w:val="zh_TW" w:bidi="zh_TW"/>
         </w:rPr>
-        <w:t>；</w:t>
-      </w:r>
-      <w:hyperlink r:id="rId22">
+        <w:t>），但並不清楚他所種的具體是甚麼。考古學家在近東地區，發現大約公元前6800年已有五穀農耕的證據。以撒在基拉耳撒種五穀（</w:t>
+      </w:r>
+      <w:hyperlink r:id="rId18">
         <w:r>
           <w:rPr>
             <w:lang w:val="zh_TW" w:bidi="zh_TW"/>
@@ -468,16 +520,16 @@
             <w:color w:val="0000EE"/>
             <w:u w:val="single"/>
           </w:rPr>
-          <w:t>賽1:8</w:t>
+          <w:t>創26:12</w:t>
         </w:r>
       </w:hyperlink>
       <w:r>
         <w:rPr>
           <w:lang w:val="zh_TW" w:bidi="zh_TW"/>
         </w:rPr>
-        <w:t>；</w:t>
-      </w:r>
-      <w:hyperlink r:id="rId23">
+        <w:t>），而約瑟夢見禾捆（</w:t>
+      </w:r>
+      <w:hyperlink r:id="rId19">
         <w:r>
           <w:rPr>
             <w:lang w:val="zh_TW" w:bidi="zh_TW"/>
@@ -486,16 +538,16 @@
             <w:color w:val="0000EE"/>
             <w:u w:val="single"/>
           </w:rPr>
-          <w:t>可12:1</w:t>
+          <w:t>創37:6</w:t>
         </w:r>
       </w:hyperlink>
       <w:r>
         <w:rPr>
           <w:lang w:val="zh_TW" w:bidi="zh_TW"/>
         </w:rPr>
-        <w:t>）。葡萄藤則一行行種植在封閉的區域裡，隨著植物生長，葡萄藤沿著支架，以將結果的枝條從地面上抬起來（</w:t>
-      </w:r>
-      <w:hyperlink r:id="rId24">
+        <w:t>–</w:t>
+      </w:r>
+      <w:hyperlink r:id="rId19">
         <w:r>
           <w:rPr>
             <w:lang w:val="zh_TW" w:bidi="zh_TW"/>
@@ -504,169 +556,14 @@
             <w:color w:val="0000EE"/>
             <w:u w:val="single"/>
           </w:rPr>
-          <w:t>結17:6</w:t>
+          <w:t>7</w:t>
         </w:r>
       </w:hyperlink>
       <w:r>
         <w:rPr>
           <w:lang w:val="zh_TW" w:bidi="zh_TW"/>
         </w:rPr>
-        <w:t>）。葡萄園工人修剪並照料葡萄藤（</w:t>
-      </w:r>
-      <w:hyperlink r:id="rId25">
-        <w:r>
-          <w:rPr>
-            <w:lang w:val="zh_TW" w:bidi="zh_TW"/>
-          </w:rPr>
-          <w:rPr>
-            <w:color w:val="0000EE"/>
-            <w:u w:val="single"/>
-          </w:rPr>
-          <w:t>利25:3</w:t>
-        </w:r>
-      </w:hyperlink>
-      <w:r>
-        <w:rPr>
-          <w:lang w:val="zh_TW" w:bidi="zh_TW"/>
-        </w:rPr>
-        <w:t>；</w:t>
-      </w:r>
-      <w:hyperlink r:id="rId26">
-        <w:r>
-          <w:rPr>
-            <w:lang w:val="zh_TW" w:bidi="zh_TW"/>
-          </w:rPr>
-          <w:rPr>
-            <w:color w:val="0000EE"/>
-            <w:u w:val="single"/>
-          </w:rPr>
-          <w:t>賽61:5</w:t>
-        </w:r>
-      </w:hyperlink>
-      <w:r>
-        <w:rPr>
-          <w:lang w:val="zh_TW" w:bidi="zh_TW"/>
-        </w:rPr>
-        <w:t>；</w:t>
-      </w:r>
-      <w:hyperlink r:id="rId27">
-        <w:r>
-          <w:rPr>
-            <w:lang w:val="zh_TW" w:bidi="zh_TW"/>
-          </w:rPr>
-          <w:rPr>
-            <w:color w:val="0000EE"/>
-            <w:u w:val="single"/>
-          </w:rPr>
-          <w:t>珥3:10</w:t>
-        </w:r>
-      </w:hyperlink>
-      <w:r>
-        <w:rPr>
-          <w:lang w:val="zh_TW" w:bidi="zh_TW"/>
-        </w:rPr>
-        <w:t>；</w:t>
-      </w:r>
-      <w:hyperlink r:id="rId28">
-        <w:r>
-          <w:rPr>
-            <w:lang w:val="zh_TW" w:bidi="zh_TW"/>
-          </w:rPr>
-          <w:rPr>
-            <w:color w:val="0000EE"/>
-            <w:u w:val="single"/>
-          </w:rPr>
-          <w:t>約15:2</w:t>
-        </w:r>
-      </w:hyperlink>
-      <w:r>
-        <w:rPr>
-          <w:lang w:val="zh_TW" w:bidi="zh_TW"/>
-        </w:rPr>
-        <w:t>），又採摘成熟的果實並送往榨酒池（</w:t>
-      </w:r>
-      <w:hyperlink r:id="rId29">
-        <w:r>
-          <w:rPr>
-            <w:lang w:val="zh_TW" w:bidi="zh_TW"/>
-          </w:rPr>
-          <w:rPr>
-            <w:color w:val="0000EE"/>
-            <w:u w:val="single"/>
-          </w:rPr>
-          <w:t>何9:2</w:t>
-        </w:r>
-      </w:hyperlink>
-      <w:r>
-        <w:rPr>
-          <w:lang w:val="zh_TW" w:bidi="zh_TW"/>
-        </w:rPr>
-        <w:t>）。踹葡萄是一個慶祝的場合（</w:t>
-      </w:r>
-      <w:hyperlink r:id="rId30">
-        <w:r>
-          <w:rPr>
-            <w:lang w:val="zh_TW" w:bidi="zh_TW"/>
-          </w:rPr>
-          <w:rPr>
-            <w:color w:val="0000EE"/>
-            <w:u w:val="single"/>
-          </w:rPr>
-          <w:t>賽16:10</w:t>
-        </w:r>
-      </w:hyperlink>
-      <w:r>
-        <w:rPr>
-          <w:lang w:val="zh_TW" w:bidi="zh_TW"/>
-        </w:rPr>
-        <w:t>；</w:t>
-      </w:r>
-      <w:hyperlink r:id="rId31">
-        <w:r>
-          <w:rPr>
-            <w:lang w:val="zh_TW" w:bidi="zh_TW"/>
-          </w:rPr>
-          <w:rPr>
-            <w:color w:val="0000EE"/>
-            <w:u w:val="single"/>
-          </w:rPr>
-          <w:t>耶25:30</w:t>
-        </w:r>
-      </w:hyperlink>
-      <w:r>
-        <w:rPr>
-          <w:lang w:val="zh_TW" w:bidi="zh_TW"/>
-        </w:rPr>
-        <w:t>）。發酵的汁液會收集在新的羊皮袋和大型陶罐中（</w:t>
-      </w:r>
-      <w:hyperlink r:id="rId32">
-        <w:r>
-          <w:rPr>
-            <w:lang w:val="zh_TW" w:bidi="zh_TW"/>
-          </w:rPr>
-          <w:rPr>
-            <w:color w:val="0000EE"/>
-            <w:u w:val="single"/>
-          </w:rPr>
-          <w:t>太9:17</w:t>
-        </w:r>
-      </w:hyperlink>
-      <w:r>
-        <w:rPr>
-          <w:lang w:val="zh_TW" w:bidi="zh_TW"/>
-        </w:rPr>
-        <w:t>）。</w:t>
-      </w:r>
-    </w:p>
-    <w:p>
-      <w:pPr>
-        <w:pStyle w:val="Heading3"/>
-      </w:pPr>
-      <w:r>
-        <w:rPr>
-          <w:lang w:val="zh_TW" w:bidi="zh_TW"/>
-        </w:rPr>
-        <w:t>葡萄園在日常生活中的角色</w:t>
+        <w:t>）。約瑟很可能從埃及人那裡學到更多關於五穀種植的知識，因為埃及人在尼羅河肥沃的土地上種植五穀。</w:t>
       </w:r>
     </w:p>
     <w:p>
@@ -680,9 +577,9 @@
         <w:rPr>
           <w:lang w:val="zh_TW" w:bidi="zh_TW"/>
         </w:rPr>
-        <w:t>收成葡萄的工人可以免除兵役，這點顯示葡萄對以色列經濟的重要性。稅務和債務通常以酒而非金錢支付。法律規定，窮人可以在葡萄園中，拾取遺留園中沒有被收成的葡萄，就像在麥田中拾取遺留的穀物一樣（</w:t>
-      </w:r>
-      <w:hyperlink r:id="rId33">
+        <w:t>然而，真正教導以色列人如何種植五穀的是迦南人。約書亞與迦勒在加低斯·巴尼亞向以色列人回報，說迦南地很豐饒（</w:t>
+      </w:r>
+      <w:hyperlink r:id="rId20">
         <w:r>
           <w:rPr>
             <w:lang w:val="zh_TW" w:bidi="zh_TW"/>
@@ -691,16 +588,16 @@
             <w:color w:val="0000EE"/>
             <w:u w:val="single"/>
           </w:rPr>
-          <w:t>利19:9–10</w:t>
+          <w:t>民13:26</w:t>
         </w:r>
       </w:hyperlink>
       <w:r>
         <w:rPr>
           <w:lang w:val="zh_TW" w:bidi="zh_TW"/>
         </w:rPr>
-        <w:t>）。不結果的葡萄藤被用來製作木炭（</w:t>
-      </w:r>
-      <w:hyperlink r:id="rId34">
+        <w:t>），被征服的迦南人很可能協助以色列人學習農耕技術。以色列人與迦南人密切來往，也可能導致他們不斷拜偶像（</w:t>
+      </w:r>
+      <w:hyperlink r:id="rId21">
         <w:r>
           <w:rPr>
             <w:lang w:val="zh_TW" w:bidi="zh_TW"/>
@@ -709,16 +606,16 @@
             <w:color w:val="0000EE"/>
             <w:u w:val="single"/>
           </w:rPr>
-          <w:t>結15:4</w:t>
+          <w:t>士9:27</w:t>
         </w:r>
       </w:hyperlink>
       <w:r>
         <w:rPr>
           <w:lang w:val="zh_TW" w:bidi="zh_TW"/>
         </w:rPr>
-        <w:t>；</w:t>
-      </w:r>
-      <w:hyperlink r:id="rId35">
+        <w:t>）。我們不清楚他們由遊牧生活變成定居生活的過程需時多久；有些支派一直保持遊牧，但到了列王時期，許多以色列人已經在耕作土地（</w:t>
+      </w:r>
+      <w:hyperlink r:id="rId22">
         <w:r>
           <w:rPr>
             <w:lang w:val="zh_TW" w:bidi="zh_TW"/>
@@ -727,7 +624,7 @@
             <w:color w:val="0000EE"/>
             <w:u w:val="single"/>
           </w:rPr>
-          <w:t>約15:6</w:t>
+          <w:t>撒下14:30</w:t>
         </w:r>
       </w:hyperlink>
       <w:r>
@@ -735,17 +632,6 @@
           <w:lang w:val="zh_TW" w:bidi="zh_TW"/>
         </w:rPr>
         <w:t>）。</w:t>
-      </w:r>
-    </w:p>
-    <w:p>
-      <w:pPr>
-        <w:pStyle w:val="Heading3"/>
-      </w:pPr>
-      <w:r>
-        <w:rPr>
-          <w:lang w:val="zh_TW" w:bidi="zh_TW"/>
-        </w:rPr>
-        <w:t>耶穌關於葡萄樹與酒的教導</w:t>
       </w:r>
     </w:p>
     <w:p>
@@ -759,9 +645,9 @@
         <w:rPr>
           <w:lang w:val="zh_TW" w:bidi="zh_TW"/>
         </w:rPr>
-        <w:t>耶穌經常使用葡萄園作為所講比喻的背景（</w:t>
-      </w:r>
-      <w:hyperlink r:id="rId36">
+        <w:t>小麥是最重要的農作物之一。所羅門將大量的小麥、大麥與油送給希蘭（</w:t>
+      </w:r>
+      <w:hyperlink r:id="rId23">
         <w:r>
           <w:rPr>
             <w:lang w:val="zh_TW" w:bidi="zh_TW"/>
@@ -770,16 +656,16 @@
             <w:color w:val="0000EE"/>
             <w:u w:val="single"/>
           </w:rPr>
-          <w:t>太20:1–16</w:t>
+          <w:t>代下2:10</w:t>
         </w:r>
       </w:hyperlink>
       <w:r>
         <w:rPr>
           <w:lang w:val="zh_TW" w:bidi="zh_TW"/>
         </w:rPr>
-        <w:t>，</w:t>
-      </w:r>
-      <w:hyperlink r:id="rId37">
+        <w:t>），小麥亦持續成為主要出口產品（</w:t>
+      </w:r>
+      <w:hyperlink r:id="rId24">
         <w:r>
           <w:rPr>
             <w:lang w:val="zh_TW" w:bidi="zh_TW"/>
@@ -788,16 +674,16 @@
             <w:color w:val="0000EE"/>
             <w:u w:val="single"/>
           </w:rPr>
-          <w:t>21:28–43</w:t>
+          <w:t>結27:17</w:t>
         </w:r>
       </w:hyperlink>
       <w:r>
         <w:rPr>
           <w:lang w:val="zh_TW" w:bidi="zh_TW"/>
         </w:rPr>
-        <w:t>；</w:t>
-      </w:r>
-      <w:hyperlink r:id="rId38">
+        <w:t>）。大麥是第二重要的作物，早期是餅的主要原料（</w:t>
+      </w:r>
+      <w:hyperlink r:id="rId25">
         <w:r>
           <w:rPr>
             <w:lang w:val="zh_TW" w:bidi="zh_TW"/>
@@ -806,16 +692,16 @@
             <w:color w:val="0000EE"/>
             <w:u w:val="single"/>
           </w:rPr>
-          <w:t>可12:1–11</w:t>
+          <w:t>士7:13</w:t>
         </w:r>
       </w:hyperlink>
       <w:r>
         <w:rPr>
           <w:lang w:val="zh_TW" w:bidi="zh_TW"/>
         </w:rPr>
-        <w:t>；</w:t>
-      </w:r>
-      <w:hyperlink r:id="rId39">
+        <w:t>），後來成為較貧窮者的重要食物（</w:t>
+      </w:r>
+      <w:hyperlink r:id="rId26">
         <w:r>
           <w:rPr>
             <w:lang w:val="zh_TW" w:bidi="zh_TW"/>
@@ -824,68 +710,14 @@
             <w:color w:val="0000EE"/>
             <w:u w:val="single"/>
           </w:rPr>
-          <w:t>路13:6–9</w:t>
+          <w:t>約6:9、13</w:t>
         </w:r>
       </w:hyperlink>
       <w:r>
         <w:rPr>
           <w:lang w:val="zh_TW" w:bidi="zh_TW"/>
         </w:rPr>
-        <w:t>，</w:t>
-      </w:r>
-      <w:hyperlink r:id="rId40">
-        <w:r>
-          <w:rPr>
-            <w:lang w:val="zh_TW" w:bidi="zh_TW"/>
-          </w:rPr>
-          <w:rPr>
-            <w:color w:val="0000EE"/>
-            <w:u w:val="single"/>
-          </w:rPr>
-          <w:t>20:9–18</w:t>
-        </w:r>
-      </w:hyperlink>
-      <w:r>
-        <w:rPr>
-          <w:lang w:val="zh_TW" w:bidi="zh_TW"/>
-        </w:rPr>
-        <w:t>）。當時的人普遍都知道和理解釀酒的方法。耶穌將新酒放入舊皮袋的故事，對新約聖經的聽眾來說，很容易明白（</w:t>
-      </w:r>
-      <w:hyperlink r:id="rId32">
-        <w:r>
-          <w:rPr>
-            <w:lang w:val="zh_TW" w:bidi="zh_TW"/>
-          </w:rPr>
-          <w:rPr>
-            <w:color w:val="0000EE"/>
-            <w:u w:val="single"/>
-          </w:rPr>
-          <w:t>太9:17</w:t>
-        </w:r>
-      </w:hyperlink>
-      <w:r>
-        <w:rPr>
-          <w:lang w:val="zh_TW" w:bidi="zh_TW"/>
-        </w:rPr>
-        <w:t>）。在象徵意義上，基督將自己描述為真正的葡萄樹，祂的血成為象徵聖餐的聖禮之酒（</w:t>
-      </w:r>
-      <w:hyperlink r:id="rId41">
-        <w:r>
-          <w:rPr>
-            <w:lang w:val="zh_TW" w:bidi="zh_TW"/>
-          </w:rPr>
-          <w:rPr>
-            <w:color w:val="0000EE"/>
-            <w:u w:val="single"/>
-          </w:rPr>
-          <w:t>約15:1–11</w:t>
-        </w:r>
-      </w:hyperlink>
-      <w:r>
-        <w:rPr>
-          <w:lang w:val="zh_TW" w:bidi="zh_TW"/>
-        </w:rPr>
-        <w:t>）。</w:t>
+        <w:t>），大麥亦用來餵牲畜。</w:t>
       </w:r>
     </w:p>
     <w:p>
@@ -897,50 +729,92 @@
       </w:r>
       <w:r>
         <w:rPr>
-          <w:i/>
-          <w:lang w:val="zh_TW" w:bidi="zh_TW"/>
-        </w:rPr>
-        <w:t>另見</w:t>
-      </w:r>
-      <w:r>
-        <w:rPr>
-          <w:lang w:val="zh_TW" w:bidi="zh_TW"/>
-        </w:rPr>
-        <w:t xml:space="preserve"> </w:t>
-      </w:r>
-      <w:r>
-        <w:rPr>
-          <w:lang w:val="zh_TW" w:bidi="zh_TW"/>
-        </w:rPr>
-        <w:t>農業</w:t>
-      </w:r>
-      <w:r>
-        <w:rPr>
-          <w:lang w:val="zh_TW" w:bidi="zh_TW"/>
-        </w:rPr>
-        <w:t>、</w:t>
-      </w:r>
-      <w:r>
-        <w:rPr>
-          <w:lang w:val="zh_TW" w:bidi="zh_TW"/>
-        </w:rPr>
-        <w:t>植物（藤本植物）</w:t>
-      </w:r>
-      <w:r>
-        <w:rPr>
-          <w:lang w:val="zh_TW" w:bidi="zh_TW"/>
-        </w:rPr>
-        <w:t>。</w:t>
-      </w:r>
-      <w:r>
-        <w:rPr>
-          <w:lang w:val="zh_TW" w:bidi="zh_TW"/>
-        </w:rPr>
-      </w:r>
-      <w:r>
-        <w:rPr>
-          <w:lang w:val="zh_TW" w:bidi="zh_TW"/>
-        </w:rPr>
+          <w:lang w:val="zh_TW" w:bidi="zh_TW"/>
+        </w:rPr>
+        <w:t>其它田間作物包括豆子與紅豆（</w:t>
+      </w:r>
+      <w:hyperlink r:id="rId27">
+        <w:r>
+          <w:rPr>
+            <w:lang w:val="zh_TW" w:bidi="zh_TW"/>
+          </w:rPr>
+          <w:rPr>
+            <w:color w:val="0000EE"/>
+            <w:u w:val="single"/>
+          </w:rPr>
+          <w:t>撒下17:28</w:t>
+        </w:r>
+      </w:hyperlink>
+      <w:r>
+        <w:rPr>
+          <w:lang w:val="zh_TW" w:bidi="zh_TW"/>
+        </w:rPr>
+        <w:t>），這些作物會磨成麵，有時用來做餅（</w:t>
+      </w:r>
+      <w:hyperlink r:id="rId28">
+        <w:r>
+          <w:rPr>
+            <w:lang w:val="zh_TW" w:bidi="zh_TW"/>
+          </w:rPr>
+          <w:rPr>
+            <w:color w:val="0000EE"/>
+            <w:u w:val="single"/>
+          </w:rPr>
+          <w:t>結4:9</w:t>
+        </w:r>
+      </w:hyperlink>
+      <w:r>
+        <w:rPr>
+          <w:lang w:val="zh_TW" w:bidi="zh_TW"/>
+        </w:rPr>
+        <w:t>）。韭菜、蒜、蔥用作調味，而大茴香、芫荽、小茴香、薄荷、芸香與芥菜用作香料。麻十分重要（</w:t>
+      </w:r>
+      <w:hyperlink r:id="rId29">
+        <w:r>
+          <w:rPr>
+            <w:lang w:val="zh_TW" w:bidi="zh_TW"/>
+          </w:rPr>
+          <w:rPr>
+            <w:color w:val="0000EE"/>
+            <w:u w:val="single"/>
+          </w:rPr>
+          <w:t>書2:6</w:t>
+        </w:r>
+      </w:hyperlink>
+      <w:r>
+        <w:rPr>
+          <w:lang w:val="zh_TW" w:bidi="zh_TW"/>
+        </w:rPr>
+        <w:t>）。當時亦有種植少量棉花（</w:t>
+      </w:r>
+      <w:hyperlink r:id="rId30">
+        <w:r>
+          <w:rPr>
+            <w:lang w:val="zh_TW" w:bidi="zh_TW"/>
+          </w:rPr>
+          <w:rPr>
+            <w:color w:val="0000EE"/>
+            <w:u w:val="single"/>
+          </w:rPr>
+          <w:t>賽19:9</w:t>
+        </w:r>
+      </w:hyperlink>
+      <w:r>
+        <w:rPr>
+          <w:lang w:val="zh_TW" w:bidi="zh_TW"/>
+        </w:rPr>
+        <w:t>）。羊毛用來補充纖維的供應。到了羅馬時期，棉花的重要性已經超過麻。</w:t>
+      </w:r>
+    </w:p>
+    <w:p>
+      <w:pPr>
+        <w:pStyle w:val="Heading3"/>
+      </w:pPr>
+      <w:r>
+        <w:rPr>
+          <w:lang w:val="zh_TW" w:bidi="zh_TW"/>
+        </w:rPr>
+        <w:t>果樹栽種</w:t>
       </w:r>
     </w:p>
     <w:p>
@@ -950,150 +824,22 @@
           <w:lang w:val="zh_TW" w:bidi="zh_TW"/>
         </w:rPr>
       </w:r>
+      <w:r>
+        <w:rPr>
+          <w:lang w:val="zh_TW" w:bidi="zh_TW"/>
+        </w:rPr>
+        <w:t>以色列人定居之後，開始種植果園與葡萄園，而這些園子後來成為富足的象徵。葡萄園出產可喝的酒，橄欖園提供可用於烹調、化妝與醫用的油。他們亦種植無花果與石榴。相比早期的農耕方式，種植這些作物需要更多技巧與器具。</w:t>
+      </w:r>
     </w:p>
     <w:p>
       <w:pPr>
-        <w:pStyle w:val="Heading2"/>
-      </w:pPr>
-      <w:r>
-        <w:rPr>
-          <w:lang w:val="zh_TW" w:bidi="zh_TW"/>
-        </w:rPr>
-        <w:t>蒲式耳</w:t>
-      </w:r>
-      <w:r>
-        <w:rPr>
-          <w:lang w:val="zh_TW" w:bidi="zh_TW"/>
-        </w:rPr>
-      </w:r>
-    </w:p>
-    <w:p>
-      <w:pPr>
-        <w:pStyle w:val="ListNumber"/>
-        <w:numPr>
-          <w:ilvl w:val="0"/>
-          <w:numId w:val="14"/>
-        </w:numPr>
-        <w:spacing w:line="240" w:lineRule="auto"/>
-        <w:ind w:left="720"/>
-      </w:pPr>
-      <w:r>
-        <w:rPr>
-          <w:lang w:val="zh_TW" w:bidi="zh_TW"/>
-        </w:rPr>
-      </w:r>
-      <w:r>
-        <w:rPr>
-          <w:lang w:val="zh_TW" w:bidi="zh_TW"/>
-        </w:rPr>
-        <w:t>一個小容器（「籃子」），可以用來罩住燈（</w:t>
-      </w:r>
-      <w:hyperlink r:id="rId42">
-        <w:r>
-          <w:rPr>
-            <w:lang w:val="zh_TW" w:bidi="zh_TW"/>
-          </w:rPr>
-          <w:rPr>
-            <w:color w:val="0000EE"/>
-            <w:u w:val="single"/>
-          </w:rPr>
-          <w:t>太5:15</w:t>
-        </w:r>
-      </w:hyperlink>
-      <w:r>
-        <w:rPr>
-          <w:lang w:val="zh_TW" w:bidi="zh_TW"/>
-        </w:rPr>
-        <w:t>；</w:t>
-      </w:r>
-      <w:hyperlink r:id="rId43">
-        <w:r>
-          <w:rPr>
-            <w:lang w:val="zh_TW" w:bidi="zh_TW"/>
-          </w:rPr>
-          <w:rPr>
-            <w:color w:val="0000EE"/>
-            <w:u w:val="single"/>
-          </w:rPr>
-          <w:t>可4:21</w:t>
-        </w:r>
-      </w:hyperlink>
-      <w:r>
-        <w:rPr>
-          <w:lang w:val="zh_TW" w:bidi="zh_TW"/>
-        </w:rPr>
-        <w:t>；</w:t>
-      </w:r>
-      <w:hyperlink r:id="rId44">
-        <w:r>
-          <w:rPr>
-            <w:lang w:val="zh_TW" w:bidi="zh_TW"/>
-          </w:rPr>
-          <w:rPr>
-            <w:color w:val="0000EE"/>
-            <w:u w:val="single"/>
-          </w:rPr>
-          <w:t>路11:33</w:t>
-        </w:r>
-      </w:hyperlink>
-      <w:r>
-        <w:rPr>
-          <w:lang w:val="zh_TW" w:bidi="zh_TW"/>
-        </w:rPr>
-        <w:t>）。</w:t>
-      </w:r>
-      <w:r>
-        <w:rPr>
-          <w:i/>
-          <w:lang w:val="zh_TW" w:bidi="zh_TW"/>
-        </w:rPr>
-        <w:t>見</w:t>
-      </w:r>
-      <w:r>
-        <w:rPr>
-          <w:lang w:val="zh_TW" w:bidi="zh_TW"/>
-        </w:rPr>
-        <w:t xml:space="preserve"> </w:t>
-      </w:r>
-      <w:r>
-        <w:rPr>
-          <w:lang w:val="zh_TW" w:bidi="zh_TW"/>
-        </w:rPr>
-        <w:t>度量衡</w:t>
-      </w:r>
-      <w:r>
-        <w:rPr>
-          <w:lang w:val="zh_TW" w:bidi="zh_TW"/>
-        </w:rPr>
-        <w:t>。</w:t>
-      </w:r>
-    </w:p>
-    <w:p>
-      <w:pPr>
-        <w:pStyle w:val="ListNumber"/>
-        <w:spacing w:line="240" w:lineRule="auto"/>
-        <w:ind w:left="720"/>
-      </w:pPr>
-      <w:r>
-        <w:rPr>
-          <w:lang w:val="zh_TW" w:bidi="zh_TW"/>
-        </w:rPr>
-      </w:r>
-      <w:r>
-        <w:rPr>
-          <w:lang w:val="zh_TW" w:bidi="zh_TW"/>
-        </w:rPr>
-        <w:t>一種測量單位，約等於19夸脫或18公升。在希伯來文中，這稱為「伊法」。</w:t>
-      </w:r>
-      <w:r>
-        <w:rPr>
-          <w:lang w:val="zh_TW" w:bidi="zh_TW"/>
-        </w:rPr>
-      </w:r>
-      <w:r>
-        <w:rPr>
-          <w:lang w:val="zh_TW" w:bidi="zh_TW"/>
-        </w:rPr>
+        <w:pStyle w:val="Heading3"/>
+      </w:pPr>
+      <w:r>
+        <w:rPr>
+          <w:lang w:val="zh_TW" w:bidi="zh_TW"/>
+        </w:rPr>
+        <w:t>耕作</w:t>
       </w:r>
     </w:p>
     <w:p>
@@ -1103,21 +849,47 @@
           <w:lang w:val="zh_TW" w:bidi="zh_TW"/>
         </w:rPr>
       </w:r>
-    </w:p>
-    <w:p>
-      <w:pPr>
-        <w:pStyle w:val="Heading2"/>
-      </w:pPr>
-      <w:r>
-        <w:rPr>
-          <w:lang w:val="zh_TW" w:bidi="zh_TW"/>
-        </w:rPr>
-        <w:t>僕人</w:t>
-      </w:r>
-      <w:r>
-        <w:rPr>
-          <w:lang w:val="zh_TW" w:bidi="zh_TW"/>
-        </w:rPr>
+      <w:r>
+        <w:rPr>
+          <w:lang w:val="zh_TW" w:bidi="zh_TW"/>
+        </w:rPr>
+        <w:t>整個聖經時代，大部分務農工作都由農夫自己完成。他們在開始種植前，要先清理土地上的樹林（</w:t>
+      </w:r>
+      <w:hyperlink r:id="rId31">
+        <w:r>
+          <w:rPr>
+            <w:lang w:val="zh_TW" w:bidi="zh_TW"/>
+          </w:rPr>
+          <w:rPr>
+            <w:color w:val="0000EE"/>
+            <w:u w:val="single"/>
+          </w:rPr>
+          <w:t>書17:18</w:t>
+        </w:r>
+      </w:hyperlink>
+      <w:r>
+        <w:rPr>
+          <w:lang w:val="zh_TW" w:bidi="zh_TW"/>
+        </w:rPr>
+        <w:t>）、石頭（</w:t>
+      </w:r>
+      <w:hyperlink r:id="rId32">
+        <w:r>
+          <w:rPr>
+            <w:lang w:val="zh_TW" w:bidi="zh_TW"/>
+          </w:rPr>
+          <w:rPr>
+            <w:color w:val="0000EE"/>
+            <w:u w:val="single"/>
+          </w:rPr>
+          <w:t>賽5:2</w:t>
+        </w:r>
+      </w:hyperlink>
+      <w:r>
+        <w:rPr>
+          <w:lang w:val="zh_TW" w:bidi="zh_TW"/>
+        </w:rPr>
+        <w:t>）、雜草和荊棘。有時他們會在山地築梯田，或採用灌溉。這些工序限制了農地規模，所以只有像約伯與波阿斯那樣富有的人才能擁有大片農地。</w:t>
       </w:r>
     </w:p>
     <w:p>
@@ -1131,7 +903,61 @@
         <w:rPr>
           <w:lang w:val="zh_TW" w:bidi="zh_TW"/>
         </w:rPr>
-        <w:t>一個有義務服事主人的人，而主人會提供一定程度的保護。有些僕人（servant）是法律上的奴隸（slave），另一些則是自願的僕人。很難明確區分「僕人（servant）」、「奴隸（slave）」、「男奴（bondman）」和「女奴（bondwoman）」。希伯來文和希臘文中有多個詞被翻譯為「僕人」，但在較新的譯本中，有時會使用其它詞語。</w:t>
+        <w:t>農夫為了耕地，會用牛或母牛拉動非常簡單的犁（</w:t>
+      </w:r>
+      <w:hyperlink r:id="rId33">
+        <w:r>
+          <w:rPr>
+            <w:lang w:val="zh_TW" w:bidi="zh_TW"/>
+          </w:rPr>
+          <w:rPr>
+            <w:color w:val="0000EE"/>
+            <w:u w:val="single"/>
+          </w:rPr>
+          <w:t>士14:18</w:t>
+        </w:r>
+      </w:hyperlink>
+      <w:r>
+        <w:rPr>
+          <w:lang w:val="zh_TW" w:bidi="zh_TW"/>
+        </w:rPr>
+        <w:t>；</w:t>
+      </w:r>
+      <w:hyperlink r:id="rId34">
+        <w:r>
+          <w:rPr>
+            <w:lang w:val="zh_TW" w:bidi="zh_TW"/>
+          </w:rPr>
+          <w:rPr>
+            <w:color w:val="0000EE"/>
+            <w:u w:val="single"/>
+          </w:rPr>
+          <w:t>摩6:12</w:t>
+        </w:r>
+      </w:hyperlink>
+      <w:r>
+        <w:rPr>
+          <w:lang w:val="zh_TW" w:bidi="zh_TW"/>
+        </w:rPr>
+        <w:t>），有時亦會用驢（</w:t>
+      </w:r>
+      <w:hyperlink r:id="rId35">
+        <w:r>
+          <w:rPr>
+            <w:lang w:val="zh_TW" w:bidi="zh_TW"/>
+          </w:rPr>
+          <w:rPr>
+            <w:color w:val="0000EE"/>
+            <w:u w:val="single"/>
+          </w:rPr>
+          <w:t>申22:10</w:t>
+        </w:r>
+      </w:hyperlink>
+      <w:r>
+        <w:rPr>
+          <w:lang w:val="zh_TW" w:bidi="zh_TW"/>
+        </w:rPr>
+        <w:t>）。他們用鋤頭或趕杖打碎土塊，再拖著簡單的耙子使地面平滑，那耙子可能只是一棵荊棘或一塊拉地的木板。人會親手撒種，可以細心撒在犁出的溝裡，也可以把種子撒在地面，再用耙子或木板輕輕覆蓋著。雜草則用犁、耙或鋤頭來處理。</w:t>
       </w:r>
     </w:p>
     <w:p>
@@ -1145,9 +971,9 @@
         <w:rPr>
           <w:lang w:val="zh_TW" w:bidi="zh_TW"/>
         </w:rPr>
-        <w:t>在希伯來文中，表示「少年（lad）」、「少年人（youth）」或「童子（boy）」的詞語常常也指僕人（</w:t>
-      </w:r>
-      <w:hyperlink r:id="rId45">
+        <w:t>聖經時代的農具幾乎沒有甚麼改變。犁是一件簡單的J形硬木工具，一端繫在牛身上，另一端由操作者扶著。這件基本工具只能翻鬆四至五英吋（10到13公分）的土壤。以色列人出埃及後，犁頭開始用鐵來製作（</w:t>
+      </w:r>
+      <w:hyperlink r:id="rId36">
         <w:r>
           <w:rPr>
             <w:lang w:val="zh_TW" w:bidi="zh_TW"/>
@@ -1156,284 +982,14 @@
             <w:color w:val="0000EE"/>
             <w:u w:val="single"/>
           </w:rPr>
-          <w:t>出33:11</w:t>
+          <w:t>撒上13:20</w:t>
         </w:r>
       </w:hyperlink>
       <w:r>
         <w:rPr>
           <w:lang w:val="zh_TW" w:bidi="zh_TW"/>
         </w:rPr>
-        <w:t>；</w:t>
-      </w:r>
-      <w:hyperlink r:id="rId46">
-        <w:r>
-          <w:rPr>
-            <w:lang w:val="zh_TW" w:bidi="zh_TW"/>
-          </w:rPr>
-          <w:rPr>
-            <w:color w:val="0000EE"/>
-            <w:u w:val="single"/>
-          </w:rPr>
-          <w:t>民22:22</w:t>
-        </w:r>
-      </w:hyperlink>
-      <w:r>
-        <w:rPr>
-          <w:lang w:val="zh_TW" w:bidi="zh_TW"/>
-        </w:rPr>
-        <w:t>；</w:t>
-      </w:r>
-      <w:hyperlink r:id="rId47">
-        <w:r>
-          <w:rPr>
-            <w:lang w:val="zh_TW" w:bidi="zh_TW"/>
-          </w:rPr>
-          <w:rPr>
-            <w:color w:val="0000EE"/>
-            <w:u w:val="single"/>
-          </w:rPr>
-          <w:t>王下4:12</w:t>
-        </w:r>
-      </w:hyperlink>
-      <w:r>
-        <w:rPr>
-          <w:lang w:val="zh_TW" w:bidi="zh_TW"/>
-        </w:rPr>
-        <w:t>）。表示「生來自由的僕人（free-born servant）」的詞語通常用來指稱耶和華的僕人，如利未人（</w:t>
-      </w:r>
-      <w:hyperlink r:id="rId48">
-        <w:r>
-          <w:rPr>
-            <w:lang w:val="zh_TW" w:bidi="zh_TW"/>
-          </w:rPr>
-          <w:rPr>
-            <w:color w:val="0000EE"/>
-            <w:u w:val="single"/>
-          </w:rPr>
-          <w:t>拉8:17</w:t>
-        </w:r>
-      </w:hyperlink>
-      <w:r>
-        <w:rPr>
-          <w:lang w:val="zh_TW" w:bidi="zh_TW"/>
-        </w:rPr>
-        <w:t>；</w:t>
-      </w:r>
-      <w:hyperlink r:id="rId49">
-        <w:r>
-          <w:rPr>
-            <w:lang w:val="zh_TW" w:bidi="zh_TW"/>
-          </w:rPr>
-          <w:rPr>
-            <w:color w:val="0000EE"/>
-            <w:u w:val="single"/>
-          </w:rPr>
-          <w:t>賽61:6</w:t>
-        </w:r>
-      </w:hyperlink>
-      <w:r>
-        <w:rPr>
-          <w:lang w:val="zh_TW" w:bidi="zh_TW"/>
-        </w:rPr>
-        <w:t>；</w:t>
-      </w:r>
-      <w:hyperlink r:id="rId50">
-        <w:r>
-          <w:rPr>
-            <w:lang w:val="zh_TW" w:bidi="zh_TW"/>
-          </w:rPr>
-          <w:rPr>
-            <w:color w:val="0000EE"/>
-            <w:u w:val="single"/>
-          </w:rPr>
-          <w:t>拉44:11</w:t>
-        </w:r>
-      </w:hyperlink>
-      <w:r>
-        <w:rPr>
-          <w:lang w:val="zh_TW" w:bidi="zh_TW"/>
-        </w:rPr>
-        <w:t>）或祭司（</w:t>
-      </w:r>
-      <w:hyperlink r:id="rId51">
-        <w:r>
-          <w:rPr>
-            <w:lang w:val="zh_TW" w:bidi="zh_TW"/>
-          </w:rPr>
-          <w:rPr>
-            <w:color w:val="0000EE"/>
-            <w:u w:val="single"/>
-          </w:rPr>
-          <w:t>出28:35</w:t>
-        </w:r>
-      </w:hyperlink>
-      <w:r>
-        <w:rPr>
-          <w:lang w:val="zh_TW" w:bidi="zh_TW"/>
-        </w:rPr>
-        <w:t>；</w:t>
-      </w:r>
-      <w:hyperlink r:id="rId52">
-        <w:r>
-          <w:rPr>
-            <w:lang w:val="zh_TW" w:bidi="zh_TW"/>
-          </w:rPr>
-          <w:rPr>
-            <w:color w:val="0000EE"/>
-            <w:u w:val="single"/>
-          </w:rPr>
-          <w:t>珥1:9</w:t>
-        </w:r>
-      </w:hyperlink>
-      <w:r>
-        <w:rPr>
-          <w:lang w:val="zh_TW" w:bidi="zh_TW"/>
-        </w:rPr>
-        <w:t>，</w:t>
-      </w:r>
-      <w:hyperlink r:id="rId53">
-        <w:r>
-          <w:rPr>
-            <w:lang w:val="zh_TW" w:bidi="zh_TW"/>
-          </w:rPr>
-          <w:rPr>
-            <w:color w:val="0000EE"/>
-            <w:u w:val="single"/>
-          </w:rPr>
-          <w:t>2:17</w:t>
-        </w:r>
-      </w:hyperlink>
-      <w:r>
-        <w:rPr>
-          <w:lang w:val="zh_TW" w:bidi="zh_TW"/>
-        </w:rPr>
-        <w:t>）。有時王的臣子被稱為臣僕（</w:t>
-      </w:r>
-      <w:hyperlink r:id="rId54">
-        <w:r>
-          <w:rPr>
-            <w:lang w:val="zh_TW" w:bidi="zh_TW"/>
-          </w:rPr>
-          <w:rPr>
-            <w:color w:val="0000EE"/>
-            <w:u w:val="single"/>
-          </w:rPr>
-          <w:t>代上27:1</w:t>
-        </w:r>
-      </w:hyperlink>
-      <w:r>
-        <w:rPr>
-          <w:lang w:val="zh_TW" w:bidi="zh_TW"/>
-        </w:rPr>
-        <w:t>；</w:t>
-      </w:r>
-      <w:hyperlink r:id="rId55">
-        <w:r>
-          <w:rPr>
-            <w:lang w:val="zh_TW" w:bidi="zh_TW"/>
-          </w:rPr>
-          <w:rPr>
-            <w:color w:val="0000EE"/>
-            <w:u w:val="single"/>
-          </w:rPr>
-          <w:t>箴29:12</w:t>
-        </w:r>
-      </w:hyperlink>
-      <w:r>
-        <w:rPr>
-          <w:lang w:val="zh_TW" w:bidi="zh_TW"/>
-        </w:rPr>
-        <w:t>），在耶和華面前侍奉的天使也被稱為僕役（</w:t>
-      </w:r>
-      <w:hyperlink r:id="rId56">
-        <w:r>
-          <w:rPr>
-            <w:lang w:val="zh_TW" w:bidi="zh_TW"/>
-          </w:rPr>
-          <w:rPr>
-            <w:color w:val="0000EE"/>
-            <w:u w:val="single"/>
-          </w:rPr>
-          <w:t>詩103:21</w:t>
-        </w:r>
-      </w:hyperlink>
-      <w:r>
-        <w:rPr>
-          <w:lang w:val="zh_TW" w:bidi="zh_TW"/>
-        </w:rPr>
-        <w:t>，</w:t>
-      </w:r>
-      <w:hyperlink r:id="rId57">
-        <w:r>
-          <w:rPr>
-            <w:lang w:val="zh_TW" w:bidi="zh_TW"/>
-          </w:rPr>
-          <w:rPr>
-            <w:color w:val="0000EE"/>
-            <w:u w:val="single"/>
-          </w:rPr>
-          <w:t>104:4</w:t>
-        </w:r>
-      </w:hyperlink>
-      <w:r>
-        <w:rPr>
-          <w:lang w:val="zh_TW" w:bidi="zh_TW"/>
-        </w:rPr>
-        <w:t>）。雇傭的僕人或雇工也被視為自由人（</w:t>
-      </w:r>
-      <w:hyperlink r:id="rId58">
-        <w:r>
-          <w:rPr>
-            <w:lang w:val="zh_TW" w:bidi="zh_TW"/>
-          </w:rPr>
-          <w:rPr>
-            <w:color w:val="0000EE"/>
-            <w:u w:val="single"/>
-          </w:rPr>
-          <w:t>出12:45</w:t>
-        </w:r>
-      </w:hyperlink>
-      <w:r>
-        <w:rPr>
-          <w:lang w:val="zh_TW" w:bidi="zh_TW"/>
-        </w:rPr>
-        <w:t>；</w:t>
-      </w:r>
-      <w:hyperlink r:id="rId59">
-        <w:r>
-          <w:rPr>
-            <w:lang w:val="zh_TW" w:bidi="zh_TW"/>
-          </w:rPr>
-          <w:rPr>
-            <w:color w:val="0000EE"/>
-            <w:u w:val="single"/>
-          </w:rPr>
-          <w:t>伯7:1</w:t>
-        </w:r>
-      </w:hyperlink>
-      <w:r>
-        <w:rPr>
-          <w:lang w:val="zh_TW" w:bidi="zh_TW"/>
-        </w:rPr>
-        <w:t>；</w:t>
-      </w:r>
-      <w:hyperlink r:id="rId60">
-        <w:r>
-          <w:rPr>
-            <w:lang w:val="zh_TW" w:bidi="zh_TW"/>
-          </w:rPr>
-          <w:rPr>
-            <w:color w:val="0000EE"/>
-            <w:u w:val="single"/>
-          </w:rPr>
-          <w:t>瑪3:5</w:t>
-        </w:r>
-      </w:hyperlink>
-      <w:r>
-        <w:rPr>
-          <w:lang w:val="zh_TW" w:bidi="zh_TW"/>
-        </w:rPr>
-        <w:t>）。</w:t>
+        <w:t>），主要是為了使犁頭更耐用。</w:t>
       </w:r>
     </w:p>
     <w:p>
@@ -1447,9 +1003,9 @@
         <w:rPr>
           <w:lang w:val="zh_TW" w:bidi="zh_TW"/>
         </w:rPr>
-        <w:t>最常見的希伯來詞語在舊約中出現近800次，代表被束縛的奴隸（</w:t>
-      </w:r>
-      <w:hyperlink r:id="rId61">
+        <w:t>巴勒斯坦的農地很少使用肥料。律法規定土地每逢第七年要休耕，好讓土壤的水分與養分得以恢復。由於糞便主要用作燃料，所以給田地施糞作為肥料的做法並不常見。然而，聖經提到有人在樹的周圍施糞（</w:t>
+      </w:r>
+      <w:hyperlink r:id="rId37">
         <w:r>
           <w:rPr>
             <w:lang w:val="zh_TW" w:bidi="zh_TW"/>
@@ -1458,356 +1014,25 @@
             <w:color w:val="0000EE"/>
             <w:u w:val="single"/>
           </w:rPr>
-          <w:t>創9:25</w:t>
+          <w:t>路13:8</w:t>
         </w:r>
       </w:hyperlink>
       <w:r>
         <w:rPr>
           <w:lang w:val="zh_TW" w:bidi="zh_TW"/>
         </w:rPr>
-        <w:t>，</w:t>
-      </w:r>
-      <w:hyperlink r:id="rId62">
-        <w:r>
-          <w:rPr>
-            <w:lang w:val="zh_TW" w:bidi="zh_TW"/>
-          </w:rPr>
-          <w:rPr>
-            <w:color w:val="0000EE"/>
-            <w:u w:val="single"/>
-          </w:rPr>
-          <w:t>12:16</w:t>
-        </w:r>
-      </w:hyperlink>
-      <w:r>
-        <w:rPr>
-          <w:lang w:val="zh_TW" w:bidi="zh_TW"/>
-        </w:rPr>
-        <w:t>；</w:t>
-      </w:r>
-      <w:hyperlink r:id="rId63">
-        <w:r>
-          <w:rPr>
-            <w:lang w:val="zh_TW" w:bidi="zh_TW"/>
-          </w:rPr>
-          <w:rPr>
-            <w:color w:val="0000EE"/>
-            <w:u w:val="single"/>
-          </w:rPr>
-          <w:t>出20:17</w:t>
-        </w:r>
-      </w:hyperlink>
-      <w:r>
-        <w:rPr>
-          <w:lang w:val="zh_TW" w:bidi="zh_TW"/>
-        </w:rPr>
-        <w:t>；</w:t>
-      </w:r>
-      <w:hyperlink r:id="rId64">
-        <w:r>
-          <w:rPr>
-            <w:lang w:val="zh_TW" w:bidi="zh_TW"/>
-          </w:rPr>
-          <w:rPr>
-            <w:color w:val="0000EE"/>
-            <w:u w:val="single"/>
-          </w:rPr>
-          <w:t>申5:15</w:t>
-        </w:r>
-      </w:hyperlink>
-      <w:r>
-        <w:rPr>
-          <w:lang w:val="zh_TW" w:bidi="zh_TW"/>
-        </w:rPr>
-        <w:t>，</w:t>
-      </w:r>
-      <w:hyperlink r:id="rId65">
-        <w:r>
-          <w:rPr>
-            <w:lang w:val="zh_TW" w:bidi="zh_TW"/>
-          </w:rPr>
-          <w:rPr>
-            <w:color w:val="0000EE"/>
-            <w:u w:val="single"/>
-          </w:rPr>
-          <w:t>15:17</w:t>
-        </w:r>
-      </w:hyperlink>
-      <w:r>
-        <w:rPr>
-          <w:lang w:val="zh_TW" w:bidi="zh_TW"/>
-        </w:rPr>
-        <w:t>）。然而，同一個詞也被用來指有貴族地位的人，如君王的臣僕或謀士（</w:t>
-      </w:r>
-      <w:hyperlink r:id="rId66">
-        <w:r>
-          <w:rPr>
-            <w:lang w:val="zh_TW" w:bidi="zh_TW"/>
-          </w:rPr>
-          <w:rPr>
-            <w:color w:val="0000EE"/>
-            <w:u w:val="single"/>
-          </w:rPr>
-          <w:t>王下22:12</w:t>
-        </w:r>
-      </w:hyperlink>
-      <w:r>
-        <w:rPr>
-          <w:lang w:val="zh_TW" w:bidi="zh_TW"/>
-        </w:rPr>
-        <w:t>；</w:t>
-      </w:r>
-      <w:hyperlink r:id="rId67">
-        <w:r>
-          <w:rPr>
-            <w:lang w:val="zh_TW" w:bidi="zh_TW"/>
-          </w:rPr>
-          <w:rPr>
-            <w:color w:val="0000EE"/>
-            <w:u w:val="single"/>
-          </w:rPr>
-          <w:t>代下34:20</w:t>
-        </w:r>
-      </w:hyperlink>
-      <w:r>
-        <w:rPr>
-          <w:lang w:val="zh_TW" w:bidi="zh_TW"/>
-        </w:rPr>
-        <w:t>；</w:t>
-      </w:r>
-      <w:hyperlink r:id="rId68">
-        <w:r>
-          <w:rPr>
-            <w:lang w:val="zh_TW" w:bidi="zh_TW"/>
-          </w:rPr>
-          <w:rPr>
-            <w:color w:val="0000EE"/>
-            <w:u w:val="single"/>
-          </w:rPr>
-          <w:t>尼2:10</w:t>
-        </w:r>
-      </w:hyperlink>
-      <w:r>
-        <w:rPr>
-          <w:lang w:val="zh_TW" w:bidi="zh_TW"/>
-        </w:rPr>
-        <w:t>）或神的僕人（</w:t>
-      </w:r>
-      <w:hyperlink r:id="rId69">
-        <w:r>
-          <w:rPr>
-            <w:lang w:val="zh_TW" w:bidi="zh_TW"/>
-          </w:rPr>
-          <w:rPr>
-            <w:color w:val="0000EE"/>
-            <w:u w:val="single"/>
-          </w:rPr>
-          <w:t>創24:14</w:t>
-        </w:r>
-      </w:hyperlink>
-      <w:r>
-        <w:rPr>
-          <w:lang w:val="zh_TW" w:bidi="zh_TW"/>
-        </w:rPr>
-        <w:t>；</w:t>
-      </w:r>
-      <w:hyperlink r:id="rId70">
-        <w:r>
-          <w:rPr>
-            <w:lang w:val="zh_TW" w:bidi="zh_TW"/>
-          </w:rPr>
-          <w:rPr>
-            <w:color w:val="0000EE"/>
-            <w:u w:val="single"/>
-          </w:rPr>
-          <w:t>民12:7</w:t>
-        </w:r>
-      </w:hyperlink>
-      <w:r>
-        <w:rPr>
-          <w:lang w:val="zh_TW" w:bidi="zh_TW"/>
-        </w:rPr>
-        <w:t>；</w:t>
-      </w:r>
-      <w:hyperlink r:id="rId71">
-        <w:r>
-          <w:rPr>
-            <w:lang w:val="zh_TW" w:bidi="zh_TW"/>
-          </w:rPr>
-          <w:rPr>
-            <w:color w:val="0000EE"/>
-            <w:u w:val="single"/>
-          </w:rPr>
-          <w:t>書1:7</w:t>
-        </w:r>
-      </w:hyperlink>
-      <w:r>
-        <w:rPr>
-          <w:lang w:val="zh_TW" w:bidi="zh_TW"/>
-        </w:rPr>
-        <w:t>；</w:t>
-      </w:r>
-      <w:hyperlink r:id="rId72">
-        <w:r>
-          <w:rPr>
-            <w:lang w:val="zh_TW" w:bidi="zh_TW"/>
-          </w:rPr>
-          <w:rPr>
-            <w:color w:val="0000EE"/>
-            <w:u w:val="single"/>
-          </w:rPr>
-          <w:t>王下21:8</w:t>
-        </w:r>
-      </w:hyperlink>
-      <w:r>
-        <w:rPr>
-          <w:lang w:val="zh_TW" w:bidi="zh_TW"/>
-        </w:rPr>
-        <w:t>），例如「我的僕人摩西」（或大衛、以賽亞、以色列、約伯等）。其中一個最崇高的表達是「耶和華的僕人」（</w:t>
-      </w:r>
-      <w:hyperlink r:id="rId73">
-        <w:r>
-          <w:rPr>
-            <w:lang w:val="zh_TW" w:bidi="zh_TW"/>
-          </w:rPr>
-          <w:rPr>
-            <w:color w:val="0000EE"/>
-            <w:u w:val="single"/>
-          </w:rPr>
-          <w:t>申34:5</w:t>
-        </w:r>
-      </w:hyperlink>
-      <w:r>
-        <w:rPr>
-          <w:lang w:val="zh_TW" w:bidi="zh_TW"/>
-        </w:rPr>
-        <w:t>；</w:t>
-      </w:r>
-      <w:hyperlink r:id="rId74">
-        <w:r>
-          <w:rPr>
-            <w:lang w:val="zh_TW" w:bidi="zh_TW"/>
-          </w:rPr>
-          <w:rPr>
-            <w:color w:val="0000EE"/>
-            <w:u w:val="single"/>
-          </w:rPr>
-          <w:t>書1:13</w:t>
-        </w:r>
-      </w:hyperlink>
-      <w:r>
-        <w:rPr>
-          <w:lang w:val="zh_TW" w:bidi="zh_TW"/>
-        </w:rPr>
-        <w:t>，</w:t>
-      </w:r>
-      <w:hyperlink r:id="rId75">
-        <w:r>
-          <w:rPr>
-            <w:lang w:val="zh_TW" w:bidi="zh_TW"/>
-          </w:rPr>
-          <w:rPr>
-            <w:color w:val="0000EE"/>
-            <w:u w:val="single"/>
-          </w:rPr>
-          <w:t>8:31–33</w:t>
-        </w:r>
-      </w:hyperlink>
-      <w:r>
-        <w:rPr>
-          <w:lang w:val="zh_TW" w:bidi="zh_TW"/>
-        </w:rPr>
-        <w:t>；</w:t>
-      </w:r>
-      <w:hyperlink r:id="rId76">
-        <w:r>
-          <w:rPr>
-            <w:lang w:val="zh_TW" w:bidi="zh_TW"/>
-          </w:rPr>
-          <w:rPr>
-            <w:color w:val="0000EE"/>
-            <w:u w:val="single"/>
-          </w:rPr>
-          <w:t>賽49:1</w:t>
-        </w:r>
-      </w:hyperlink>
-      <w:r>
-        <w:rPr>
-          <w:lang w:val="zh_TW" w:bidi="zh_TW"/>
-        </w:rPr>
-        <w:t>–</w:t>
-      </w:r>
-      <w:hyperlink r:id="rId76">
-        <w:r>
-          <w:rPr>
-            <w:lang w:val="zh_TW" w:bidi="zh_TW"/>
-          </w:rPr>
-          <w:rPr>
-            <w:color w:val="0000EE"/>
-            <w:u w:val="single"/>
-          </w:rPr>
-          <w:t>6</w:t>
-        </w:r>
-      </w:hyperlink>
-      <w:r>
-        <w:rPr>
-          <w:lang w:val="zh_TW" w:bidi="zh_TW"/>
-        </w:rPr>
-        <w:t>，</w:t>
-      </w:r>
-      <w:hyperlink r:id="rId77">
-        <w:r>
-          <w:rPr>
-            <w:lang w:val="zh_TW" w:bidi="zh_TW"/>
-          </w:rPr>
-          <w:rPr>
-            <w:color w:val="0000EE"/>
-            <w:u w:val="single"/>
-          </w:rPr>
-          <w:t>50:4</w:t>
-        </w:r>
-      </w:hyperlink>
-      <w:r>
-        <w:rPr>
-          <w:lang w:val="zh_TW" w:bidi="zh_TW"/>
-        </w:rPr>
-        <w:t>–</w:t>
-      </w:r>
-      <w:hyperlink r:id="rId77">
-        <w:r>
-          <w:rPr>
-            <w:lang w:val="zh_TW" w:bidi="zh_TW"/>
-          </w:rPr>
-          <w:rPr>
-            <w:color w:val="0000EE"/>
-            <w:u w:val="single"/>
-          </w:rPr>
-          <w:t>9</w:t>
-        </w:r>
-      </w:hyperlink>
-      <w:r>
-        <w:rPr>
-          <w:lang w:val="zh_TW" w:bidi="zh_TW"/>
-        </w:rPr>
-        <w:t>，</w:t>
-      </w:r>
-      <w:hyperlink r:id="rId78">
-        <w:r>
-          <w:rPr>
-            <w:lang w:val="zh_TW" w:bidi="zh_TW"/>
-          </w:rPr>
-          <w:rPr>
-            <w:color w:val="0000EE"/>
-            <w:u w:val="single"/>
-          </w:rPr>
-          <w:t>52:13–53:12</w:t>
-        </w:r>
-      </w:hyperlink>
-      <w:r>
-        <w:rPr>
-          <w:lang w:val="zh_TW" w:bidi="zh_TW"/>
-        </w:rPr>
-        <w:t>）。俄巴底亞這個專有名詞的意思是「耶和華的僕人」。</w:t>
+        <w:t>）。米示拿記載，人們會用木灰、樹葉、牲畜的血與油渣作為肥料。</w:t>
+      </w:r>
+    </w:p>
+    <w:p>
+      <w:pPr>
+        <w:pStyle w:val="Heading3"/>
+      </w:pPr>
+      <w:r>
+        <w:rPr>
+          <w:lang w:val="zh_TW" w:bidi="zh_TW"/>
+        </w:rPr>
+        <w:t>收割</w:t>
       </w:r>
     </w:p>
     <w:p>
@@ -1821,9 +1046,9 @@
         <w:rPr>
           <w:lang w:val="zh_TW" w:bidi="zh_TW"/>
         </w:rPr>
-        <w:t>新約中，「僕人」有多種定義，包括雇工或傭工（</w:t>
-      </w:r>
-      <w:hyperlink r:id="rId79">
+        <w:t>播種在雨季開始時進行，收割則在雨季結束時開始。收割通常至少持續七個星期。有些作物（如豆類）要連根拔起，另一些（如某些五穀）要用鋤頭挖掘。不過大部分作物都是用鐮刀割下。考古學家發現一些鐵製鐮刀，刀刃上鑲有燧石。收割後的五穀會捆成禾捆（</w:t>
+      </w:r>
+      <w:hyperlink r:id="rId38">
         <w:r>
           <w:rPr>
             <w:lang w:val="zh_TW" w:bidi="zh_TW"/>
@@ -1832,386 +1057,14 @@
             <w:color w:val="0000EE"/>
             <w:u w:val="single"/>
           </w:rPr>
-          <w:t>可1:20</w:t>
+          <w:t>詩126:6</w:t>
         </w:r>
       </w:hyperlink>
       <w:r>
         <w:rPr>
           <w:lang w:val="zh_TW" w:bidi="zh_TW"/>
         </w:rPr>
-        <w:t>；</w:t>
-      </w:r>
-      <w:hyperlink r:id="rId80">
-        <w:r>
-          <w:rPr>
-            <w:lang w:val="zh_TW" w:bidi="zh_TW"/>
-          </w:rPr>
-          <w:rPr>
-            <w:color w:val="0000EE"/>
-            <w:u w:val="single"/>
-          </w:rPr>
-          <w:t>路15:17</w:t>
-        </w:r>
-      </w:hyperlink>
-      <w:r>
-        <w:rPr>
-          <w:lang w:val="zh_TW" w:bidi="zh_TW"/>
-        </w:rPr>
-        <w:t>–</w:t>
-      </w:r>
-      <w:hyperlink r:id="rId80">
-        <w:r>
-          <w:rPr>
-            <w:lang w:val="zh_TW" w:bidi="zh_TW"/>
-          </w:rPr>
-          <w:rPr>
-            <w:color w:val="0000EE"/>
-            <w:u w:val="single"/>
-          </w:rPr>
-          <w:t>19</w:t>
-        </w:r>
-      </w:hyperlink>
-      <w:r>
-        <w:rPr>
-          <w:lang w:val="zh_TW" w:bidi="zh_TW"/>
-        </w:rPr>
-        <w:t>；</w:t>
-      </w:r>
-      <w:hyperlink r:id="rId81">
-        <w:r>
-          <w:rPr>
-            <w:lang w:val="zh_TW" w:bidi="zh_TW"/>
-          </w:rPr>
-          <w:rPr>
-            <w:color w:val="0000EE"/>
-            <w:u w:val="single"/>
-          </w:rPr>
-          <w:t>約10:12</w:t>
-        </w:r>
-      </w:hyperlink>
-      <w:r>
-        <w:rPr>
-          <w:lang w:val="zh_TW" w:bidi="zh_TW"/>
-        </w:rPr>
-        <w:t>–</w:t>
-      </w:r>
-      <w:hyperlink r:id="rId81">
-        <w:r>
-          <w:rPr>
-            <w:lang w:val="zh_TW" w:bidi="zh_TW"/>
-          </w:rPr>
-          <w:rPr>
-            <w:color w:val="0000EE"/>
-            <w:u w:val="single"/>
-          </w:rPr>
-          <w:t>14</w:t>
-        </w:r>
-      </w:hyperlink>
-      <w:r>
-        <w:rPr>
-          <w:lang w:val="zh_TW" w:bidi="zh_TW"/>
-        </w:rPr>
-        <w:t>），更廣泛地指奴隸（</w:t>
-      </w:r>
-      <w:hyperlink r:id="rId82">
-        <w:r>
-          <w:rPr>
-            <w:lang w:val="zh_TW" w:bidi="zh_TW"/>
-          </w:rPr>
-          <w:rPr>
-            <w:color w:val="0000EE"/>
-            <w:u w:val="single"/>
-          </w:rPr>
-          <w:t>太8:9</w:t>
-        </w:r>
-      </w:hyperlink>
-      <w:r>
-        <w:rPr>
-          <w:lang w:val="zh_TW" w:bidi="zh_TW"/>
-        </w:rPr>
-        <w:t>，</w:t>
-      </w:r>
-      <w:hyperlink r:id="rId83">
-        <w:r>
-          <w:rPr>
-            <w:lang w:val="zh_TW" w:bidi="zh_TW"/>
-          </w:rPr>
-          <w:rPr>
-            <w:color w:val="0000EE"/>
-            <w:u w:val="single"/>
-          </w:rPr>
-          <w:t>10:24</w:t>
-        </w:r>
-      </w:hyperlink>
-      <w:r>
-        <w:rPr>
-          <w:lang w:val="zh_TW" w:bidi="zh_TW"/>
-        </w:rPr>
-        <w:t>–</w:t>
-      </w:r>
-      <w:hyperlink r:id="rId83">
-        <w:r>
-          <w:rPr>
-            <w:lang w:val="zh_TW" w:bidi="zh_TW"/>
-          </w:rPr>
-          <w:rPr>
-            <w:color w:val="0000EE"/>
-            <w:u w:val="single"/>
-          </w:rPr>
-          <w:t>25</w:t>
-        </w:r>
-      </w:hyperlink>
-      <w:r>
-        <w:rPr>
-          <w:lang w:val="zh_TW" w:bidi="zh_TW"/>
-        </w:rPr>
-        <w:t>，</w:t>
-      </w:r>
-      <w:hyperlink r:id="rId84">
-        <w:r>
-          <w:rPr>
-            <w:lang w:val="zh_TW" w:bidi="zh_TW"/>
-          </w:rPr>
-          <w:rPr>
-            <w:color w:val="0000EE"/>
-            <w:u w:val="single"/>
-          </w:rPr>
-          <w:t>13:27</w:t>
-        </w:r>
-      </w:hyperlink>
-      <w:r>
-        <w:rPr>
-          <w:lang w:val="zh_TW" w:bidi="zh_TW"/>
-        </w:rPr>
-        <w:t>–</w:t>
-      </w:r>
-      <w:hyperlink r:id="rId84">
-        <w:r>
-          <w:rPr>
-            <w:lang w:val="zh_TW" w:bidi="zh_TW"/>
-          </w:rPr>
-          <w:rPr>
-            <w:color w:val="0000EE"/>
-            <w:u w:val="single"/>
-          </w:rPr>
-          <w:t>28</w:t>
-        </w:r>
-      </w:hyperlink>
-      <w:r>
-        <w:rPr>
-          <w:lang w:val="zh_TW" w:bidi="zh_TW"/>
-        </w:rPr>
-        <w:t>；</w:t>
-      </w:r>
-      <w:hyperlink r:id="rId85">
-        <w:r>
-          <w:rPr>
-            <w:lang w:val="zh_TW" w:bidi="zh_TW"/>
-          </w:rPr>
-          <w:rPr>
-            <w:color w:val="0000EE"/>
-            <w:u w:val="single"/>
-          </w:rPr>
-          <w:t>可10:44</w:t>
-        </w:r>
-      </w:hyperlink>
-      <w:r>
-        <w:rPr>
-          <w:lang w:val="zh_TW" w:bidi="zh_TW"/>
-        </w:rPr>
-        <w:t>，</w:t>
-      </w:r>
-      <w:hyperlink r:id="rId86">
-        <w:r>
-          <w:rPr>
-            <w:lang w:val="zh_TW" w:bidi="zh_TW"/>
-          </w:rPr>
-          <w:rPr>
-            <w:color w:val="0000EE"/>
-            <w:u w:val="single"/>
-          </w:rPr>
-          <w:t>12:2</w:t>
-        </w:r>
-      </w:hyperlink>
-      <w:r>
-        <w:rPr>
-          <w:lang w:val="zh_TW" w:bidi="zh_TW"/>
-        </w:rPr>
-        <w:t>–</w:t>
-      </w:r>
-      <w:hyperlink r:id="rId86">
-        <w:r>
-          <w:rPr>
-            <w:lang w:val="zh_TW" w:bidi="zh_TW"/>
-          </w:rPr>
-          <w:rPr>
-            <w:color w:val="0000EE"/>
-            <w:u w:val="single"/>
-          </w:rPr>
-          <w:t>4</w:t>
-        </w:r>
-      </w:hyperlink>
-      <w:r>
-        <w:rPr>
-          <w:lang w:val="zh_TW" w:bidi="zh_TW"/>
-        </w:rPr>
-        <w:t>；</w:t>
-      </w:r>
-      <w:hyperlink r:id="rId87">
-        <w:r>
-          <w:rPr>
-            <w:lang w:val="zh_TW" w:bidi="zh_TW"/>
-          </w:rPr>
-          <w:rPr>
-            <w:color w:val="0000EE"/>
-            <w:u w:val="single"/>
-          </w:rPr>
-          <w:t>路7:2</w:t>
-        </w:r>
-      </w:hyperlink>
-      <w:r>
-        <w:rPr>
-          <w:lang w:val="zh_TW" w:bidi="zh_TW"/>
-        </w:rPr>
-        <w:t>–</w:t>
-      </w:r>
-      <w:hyperlink r:id="rId87">
-        <w:r>
-          <w:rPr>
-            <w:lang w:val="zh_TW" w:bidi="zh_TW"/>
-          </w:rPr>
-          <w:rPr>
-            <w:color w:val="0000EE"/>
-            <w:u w:val="single"/>
-          </w:rPr>
-          <w:t>3，8</w:t>
-        </w:r>
-      </w:hyperlink>
-      <w:r>
-        <w:rPr>
-          <w:lang w:val="zh_TW" w:bidi="zh_TW"/>
-        </w:rPr>
-        <w:t>–</w:t>
-      </w:r>
-      <w:hyperlink r:id="rId87">
-        <w:r>
-          <w:rPr>
-            <w:lang w:val="zh_TW" w:bidi="zh_TW"/>
-          </w:rPr>
-          <w:rPr>
-            <w:color w:val="0000EE"/>
-            <w:u w:val="single"/>
-          </w:rPr>
-          <w:t>10</w:t>
-        </w:r>
-      </w:hyperlink>
-      <w:r>
-        <w:rPr>
-          <w:lang w:val="zh_TW" w:bidi="zh_TW"/>
-        </w:rPr>
-        <w:t>；</w:t>
-      </w:r>
-      <w:hyperlink r:id="rId88">
-        <w:r>
-          <w:rPr>
-            <w:lang w:val="zh_TW" w:bidi="zh_TW"/>
-          </w:rPr>
-          <w:rPr>
-            <w:color w:val="0000EE"/>
-            <w:u w:val="single"/>
-          </w:rPr>
-          <w:t>約4:51</w:t>
-        </w:r>
-      </w:hyperlink>
-      <w:r>
-        <w:rPr>
-          <w:lang w:val="zh_TW" w:bidi="zh_TW"/>
-        </w:rPr>
-        <w:t>，</w:t>
-      </w:r>
-      <w:hyperlink r:id="rId89">
-        <w:r>
-          <w:rPr>
-            <w:lang w:val="zh_TW" w:bidi="zh_TW"/>
-          </w:rPr>
-          <w:rPr>
-            <w:color w:val="0000EE"/>
-            <w:u w:val="single"/>
-          </w:rPr>
-          <w:t>8:34，</w:t>
-        </w:r>
-      </w:hyperlink>
-      <w:hyperlink r:id="rId90">
-        <w:r>
-          <w:rPr>
-            <w:lang w:val="zh_TW" w:bidi="zh_TW"/>
-          </w:rPr>
-          <w:rPr>
-            <w:color w:val="0000EE"/>
-            <w:u w:val="single"/>
-          </w:rPr>
-          <w:t>13:16</w:t>
-        </w:r>
-      </w:hyperlink>
-      <w:r>
-        <w:rPr>
-          <w:lang w:val="zh_TW" w:bidi="zh_TW"/>
-        </w:rPr>
-        <w:t>；</w:t>
-      </w:r>
-      <w:hyperlink r:id="rId91">
-        <w:r>
-          <w:rPr>
-            <w:lang w:val="zh_TW" w:bidi="zh_TW"/>
-          </w:rPr>
-          <w:rPr>
-            <w:color w:val="0000EE"/>
-            <w:u w:val="single"/>
-          </w:rPr>
-          <w:t>弗6:5</w:t>
-        </w:r>
-      </w:hyperlink>
-      <w:r>
-        <w:rPr>
-          <w:lang w:val="zh_TW" w:bidi="zh_TW"/>
-        </w:rPr>
-        <w:t>；</w:t>
-      </w:r>
-      <w:hyperlink r:id="rId92">
-        <w:r>
-          <w:rPr>
-            <w:lang w:val="zh_TW" w:bidi="zh_TW"/>
-          </w:rPr>
-          <w:rPr>
-            <w:color w:val="0000EE"/>
-            <w:u w:val="single"/>
-          </w:rPr>
-          <w:t>西1:7</w:t>
-        </w:r>
-      </w:hyperlink>
-      <w:r>
-        <w:rPr>
-          <w:lang w:val="zh_TW" w:bidi="zh_TW"/>
-        </w:rPr>
-        <w:t>），也包括家僕（</w:t>
-      </w:r>
-      <w:hyperlink r:id="rId93">
-        <w:r>
-          <w:rPr>
-            <w:lang w:val="zh_TW" w:bidi="zh_TW"/>
-          </w:rPr>
-          <w:rPr>
-            <w:color w:val="0000EE"/>
-            <w:u w:val="single"/>
-          </w:rPr>
-          <w:t>路16:13</w:t>
-        </w:r>
-      </w:hyperlink>
-      <w:r>
-        <w:rPr>
-          <w:lang w:val="zh_TW" w:bidi="zh_TW"/>
-        </w:rPr>
-        <w:t>）。</w:t>
+        <w:t>），再堆成一堆，搬到打穀場去處理。農夫首先收割大麥，然後收割小麥。</w:t>
       </w:r>
     </w:p>
     <w:p>
@@ -2223,6 +1076,176 @@
       </w:r>
       <w:r>
         <w:rPr>
+          <w:lang w:val="zh_TW" w:bidi="zh_TW"/>
+        </w:rPr>
+        <w:t>少量的五穀、小茴香、大茴香與其它細小作物會用甩棒敲打（</w:t>
+      </w:r>
+      <w:hyperlink r:id="rId39">
+        <w:r>
+          <w:rPr>
+            <w:lang w:val="zh_TW" w:bidi="zh_TW"/>
+          </w:rPr>
+          <w:rPr>
+            <w:color w:val="0000EE"/>
+            <w:u w:val="single"/>
+          </w:rPr>
+          <w:t>士6:11</w:t>
+        </w:r>
+      </w:hyperlink>
+      <w:r>
+        <w:rPr>
+          <w:lang w:val="zh_TW" w:bidi="zh_TW"/>
+        </w:rPr>
+        <w:t>；</w:t>
+      </w:r>
+      <w:hyperlink r:id="rId40">
+        <w:r>
+          <w:rPr>
+            <w:lang w:val="zh_TW" w:bidi="zh_TW"/>
+          </w:rPr>
+          <w:rPr>
+            <w:color w:val="0000EE"/>
+            <w:u w:val="single"/>
+          </w:rPr>
+          <w:t>得2:17</w:t>
+        </w:r>
+      </w:hyperlink>
+      <w:r>
+        <w:rPr>
+          <w:lang w:val="zh_TW" w:bidi="zh_TW"/>
+        </w:rPr>
+        <w:t>）。大部分五穀是在較高的打穀場上處理，好讓風把糠秕吹走。常見的方法是先把鬆散的禾稈攤開，再讓牛在上面走動，使穀粒脫落。有時會用加了石頭的重工具拖過禾稈（</w:t>
+      </w:r>
+      <w:hyperlink r:id="rId41">
+        <w:r>
+          <w:rPr>
+            <w:lang w:val="zh_TW" w:bidi="zh_TW"/>
+          </w:rPr>
+          <w:rPr>
+            <w:color w:val="0000EE"/>
+            <w:u w:val="single"/>
+          </w:rPr>
+          <w:t>賽28:27，</w:t>
+        </w:r>
+      </w:hyperlink>
+      <w:hyperlink r:id="rId42">
+        <w:r>
+          <w:rPr>
+            <w:lang w:val="zh_TW" w:bidi="zh_TW"/>
+          </w:rPr>
+          <w:rPr>
+            <w:color w:val="0000EE"/>
+            <w:u w:val="single"/>
+          </w:rPr>
+          <w:t>41:15</w:t>
+        </w:r>
+      </w:hyperlink>
+      <w:r>
+        <w:rPr>
+          <w:lang w:val="zh_TW" w:bidi="zh_TW"/>
+        </w:rPr>
+        <w:t>），操作者會站在那些工具上駕著它們。隨後，人們會用一種稱為「簸揚（winnowing）」的工序，把糠秕和穀粒分開，他們用叉子或木杴把混合物拋到空中（</w:t>
+      </w:r>
+      <w:hyperlink r:id="rId43">
+        <w:r>
+          <w:rPr>
+            <w:lang w:val="zh_TW" w:bidi="zh_TW"/>
+          </w:rPr>
+          <w:rPr>
+            <w:color w:val="0000EE"/>
+            <w:u w:val="single"/>
+          </w:rPr>
+          <w:t>賽30:24</w:t>
+        </w:r>
+      </w:hyperlink>
+      <w:r>
+        <w:rPr>
+          <w:lang w:val="zh_TW" w:bidi="zh_TW"/>
+        </w:rPr>
+        <w:t>；</w:t>
+      </w:r>
+      <w:hyperlink r:id="rId44">
+        <w:r>
+          <w:rPr>
+            <w:lang w:val="zh_TW" w:bidi="zh_TW"/>
+          </w:rPr>
+          <w:rPr>
+            <w:color w:val="0000EE"/>
+            <w:u w:val="single"/>
+          </w:rPr>
+          <w:t>耶15:7</w:t>
+        </w:r>
+      </w:hyperlink>
+      <w:r>
+        <w:rPr>
+          <w:lang w:val="zh_TW" w:bidi="zh_TW"/>
+        </w:rPr>
+        <w:t>）。較輕的糠秕被風吹走，而較重的穀粒落到地上。糠秕會被燒掉或用來餵牲畜。穀粒會再過篩（</w:t>
+      </w:r>
+      <w:hyperlink r:id="rId45">
+        <w:r>
+          <w:rPr>
+            <w:lang w:val="zh_TW" w:bidi="zh_TW"/>
+          </w:rPr>
+          <w:rPr>
+            <w:color w:val="0000EE"/>
+            <w:u w:val="single"/>
+          </w:rPr>
+          <w:t>摩9:9</w:t>
+        </w:r>
+      </w:hyperlink>
+      <w:r>
+        <w:rPr>
+          <w:lang w:val="zh_TW" w:bidi="zh_TW"/>
+        </w:rPr>
+        <w:t>），聚成堆，之後收藏在田裡的覆蓋地窖（</w:t>
+      </w:r>
+      <w:hyperlink r:id="rId46">
+        <w:r>
+          <w:rPr>
+            <w:lang w:val="zh_TW" w:bidi="zh_TW"/>
+          </w:rPr>
+          <w:rPr>
+            <w:color w:val="0000EE"/>
+            <w:u w:val="single"/>
+          </w:rPr>
+          <w:t>耶41:8</w:t>
+        </w:r>
+      </w:hyperlink>
+      <w:r>
+        <w:rPr>
+          <w:lang w:val="zh_TW" w:bidi="zh_TW"/>
+        </w:rPr>
+        <w:t>），有時則收藏在穀倉裡（</w:t>
+      </w:r>
+      <w:hyperlink r:id="rId47">
+        <w:r>
+          <w:rPr>
+            <w:lang w:val="zh_TW" w:bidi="zh_TW"/>
+          </w:rPr>
+          <w:rPr>
+            <w:color w:val="0000EE"/>
+            <w:u w:val="single"/>
+          </w:rPr>
+          <w:t>申28:8</w:t>
+        </w:r>
+      </w:hyperlink>
+      <w:r>
+        <w:rPr>
+          <w:lang w:val="zh_TW" w:bidi="zh_TW"/>
+        </w:rPr>
+        <w:t>）。</w:t>
+      </w:r>
+    </w:p>
+    <w:p>
+      <w:pPr/>
+      <w:r>
+        <w:rPr>
+          <w:lang w:val="zh_TW" w:bidi="zh_TW"/>
+        </w:rPr>
+      </w:r>
+      <w:r>
+        <w:rPr>
           <w:i/>
           <w:lang w:val="zh_TW" w:bidi="zh_TW"/>
         </w:rPr>
@@ -2232,7 +1255,37 @@
         <w:rPr>
           <w:lang w:val="zh_TW" w:bidi="zh_TW"/>
         </w:rPr>
-        <w:t>奴隸，為奴</w:t>
+        <w:t xml:space="preserve"> </w:t>
+      </w:r>
+      <w:r>
+        <w:rPr>
+          <w:lang w:val="zh_TW" w:bidi="zh_TW"/>
+        </w:rPr>
+        <w:t>植物；</w:t>
+      </w:r>
+      <w:r>
+        <w:rPr>
+          <w:lang w:val="zh_TW" w:bidi="zh_TW"/>
+        </w:rPr>
+        <w:t>收割；</w:t>
+      </w:r>
+      <w:r>
+        <w:rPr>
+          <w:lang w:val="zh_TW" w:bidi="zh_TW"/>
+        </w:rPr>
+        <w:t>巴勒斯坦；</w:t>
+      </w:r>
+      <w:r>
+        <w:rPr>
+          <w:lang w:val="zh_TW" w:bidi="zh_TW"/>
+        </w:rPr>
+        <w:t>葡萄樹，葡萄園；</w:t>
+      </w:r>
+      <w:r>
+        <w:rPr>
+          <w:lang w:val="zh_TW" w:bidi="zh_TW"/>
+        </w:rPr>
+        <w:t>食物和食物準備</w:t>
       </w:r>
       <w:r>
         <w:rPr>
@@ -4140,12 +3193,6 @@
   </w:num>
   <w:num w:numId="13" w16cid:durableId="592781308">
     <w:abstractNumId w:val="11"/>
-  </w:num>
-  <w:num w:numId="14">
-    <w:abstractNumId w:val="3"/>
-    <w:lvlOverride w:ilvl="0">
-      <w:startOverride w:val="1"/>
-    </w:lvlOverride>
   </w:num>
   <w:numIdMacAtCleanup w:val="10"/>
 </w:numbering>

--- a/zht/docx/101.content.docx
+++ b/zht/docx/101.content.docx
@@ -149,7 +149,7 @@
         <w:rPr>
           <w:lang w:val="zh_TW" w:bidi="zh_TW"/>
         </w:rPr>
-        <w:t>nong</w:t>
+        <w:t>na</w:t>
       </w:r>
       <w:r>
         <w:rPr>
@@ -212,7 +212,7 @@
         <w:rPr>
           <w:lang w:val="zh_TW" w:bidi="zh_TW"/>
         </w:rPr>
-        <w:t>農業</w:t>
+        <w:t>拿但業</w:t>
       </w:r>
       <w:r>
         <w:rPr>
@@ -231,18 +231,1767 @@
         <w:rPr>
           <w:lang w:val="zh_TW" w:bidi="zh_TW"/>
         </w:rPr>
-        <w:t>在聖經時代，巴勒斯坦的農業主要分為三大類，今日亦大致相同。每一類農業的重要性，會因為社會的發展程度與當時的技術而有所不同。</w:t>
+        <w:t>加利利迦拿的猶太人，被耶穌呼召成為門徒（</w:t>
+      </w:r>
+      <w:hyperlink r:id="rId13">
+        <w:r>
+          <w:rPr>
+            <w:lang w:val="zh_TW" w:bidi="zh_TW"/>
+          </w:rPr>
+          <w:rPr>
+            <w:color w:val="0000EE"/>
+            <w:u w:val="single"/>
+          </w:rPr>
+          <w:t>約1:45–50，</w:t>
+        </w:r>
+      </w:hyperlink>
+      <w:hyperlink r:id="rId14">
+        <w:r>
+          <w:rPr>
+            <w:lang w:val="zh_TW" w:bidi="zh_TW"/>
+          </w:rPr>
+          <w:rPr>
+            <w:color w:val="0000EE"/>
+            <w:u w:val="single"/>
+          </w:rPr>
+          <w:t>21:2</w:t>
+        </w:r>
+      </w:hyperlink>
+      <w:r>
+        <w:rPr>
+          <w:lang w:val="zh_TW" w:bidi="zh_TW"/>
+        </w:rPr>
+        <w:t>）。起初，當腓力描述耶穌為整本舊約的應驗者時，拿但業持懷疑態度（</w:t>
+      </w:r>
+      <w:hyperlink r:id="rId15">
+        <w:r>
+          <w:rPr>
+            <w:lang w:val="zh_TW" w:bidi="zh_TW"/>
+          </w:rPr>
+          <w:rPr>
+            <w:color w:val="0000EE"/>
+            <w:u w:val="single"/>
+          </w:rPr>
+          <w:t>1:45–46</w:t>
+        </w:r>
+      </w:hyperlink>
+      <w:r>
+        <w:rPr>
+          <w:lang w:val="zh_TW" w:bidi="zh_TW"/>
+        </w:rPr>
+        <w:t>），但在一次令人驚訝的個人相遇後，他就承認耶穌是神的兒子和以色列的王（</w:t>
+      </w:r>
+      <w:hyperlink r:id="rId16">
+        <w:r>
+          <w:rPr>
+            <w:lang w:val="zh_TW" w:bidi="zh_TW"/>
+          </w:rPr>
+          <w:rPr>
+            <w:color w:val="0000EE"/>
+            <w:u w:val="single"/>
+          </w:rPr>
+          <w:t>49</w:t>
+        </w:r>
+      </w:hyperlink>
+      <w:r>
+        <w:rPr>
+          <w:lang w:val="zh_TW" w:bidi="zh_TW"/>
+        </w:rPr>
+        <w:t>節）。</w:t>
       </w:r>
     </w:p>
     <w:p>
-      <w:pPr>
-        <w:pStyle w:val="Heading3"/>
-      </w:pPr>
-      <w:r>
-        <w:rPr>
-          <w:lang w:val="zh_TW" w:bidi="zh_TW"/>
-        </w:rPr>
-        <w:t>概述</w:t>
+      <w:pPr/>
+      <w:r>
+        <w:rPr>
+          <w:lang w:val="zh_TW" w:bidi="zh_TW"/>
+        </w:rPr>
+      </w:r>
+      <w:r>
+        <w:rPr>
+          <w:lang w:val="zh_TW" w:bidi="zh_TW"/>
+        </w:rPr>
+        <w:t>由於拿但業在新約中僅於約翰福音中出現，一些學者認為他可能與對觀福音中的其他人物是同一人。因他與安得烈、彼得和腓力的呼召同時出現，有些人推測他是十二使徒之一，可能就是巴多羅買。支持此觀點的三個理由是：（1）巴多羅買是家族名（意即「多買的兒子」），應會有另一個名字；（2）在對觀福音中的十二使徒名單中，巴多羅買均緊隨腓力之後（</w:t>
+      </w:r>
+      <w:hyperlink r:id="rId17">
+        <w:r>
+          <w:rPr>
+            <w:lang w:val="zh_TW" w:bidi="zh_TW"/>
+          </w:rPr>
+          <w:rPr>
+            <w:color w:val="0000EE"/>
+            <w:u w:val="single"/>
+          </w:rPr>
+          <w:t>太10:2–4</w:t>
+        </w:r>
+      </w:hyperlink>
+      <w:r>
+        <w:rPr>
+          <w:lang w:val="zh_TW" w:bidi="zh_TW"/>
+        </w:rPr>
+        <w:t>；</w:t>
+      </w:r>
+      <w:hyperlink r:id="rId18">
+        <w:r>
+          <w:rPr>
+            <w:lang w:val="zh_TW" w:bidi="zh_TW"/>
+          </w:rPr>
+          <w:rPr>
+            <w:color w:val="0000EE"/>
+            <w:u w:val="single"/>
+          </w:rPr>
+          <w:t>可3:16–19</w:t>
+        </w:r>
+      </w:hyperlink>
+      <w:r>
+        <w:rPr>
+          <w:lang w:val="zh_TW" w:bidi="zh_TW"/>
+        </w:rPr>
+        <w:t>；</w:t>
+      </w:r>
+      <w:hyperlink r:id="rId19">
+        <w:r>
+          <w:rPr>
+            <w:lang w:val="zh_TW" w:bidi="zh_TW"/>
+          </w:rPr>
+          <w:rPr>
+            <w:color w:val="0000EE"/>
+            <w:u w:val="single"/>
+          </w:rPr>
+          <w:t>路6:14–16</w:t>
+        </w:r>
+      </w:hyperlink>
+      <w:r>
+        <w:rPr>
+          <w:lang w:val="zh_TW" w:bidi="zh_TW"/>
+        </w:rPr>
+        <w:t>），與約翰記載中拿但業跟隨腓力的呼召吻合；（3）巴多羅買的名字沒有出現在約翰福音中。</w:t>
+      </w:r>
+    </w:p>
+    <w:p>
+      <w:pPr/>
+      <w:r>
+        <w:rPr>
+          <w:lang w:val="zh_TW" w:bidi="zh_TW"/>
+        </w:rPr>
+      </w:r>
+      <w:r>
+        <w:rPr>
+          <w:lang w:val="zh_TW" w:bidi="zh_TW"/>
+        </w:rPr>
+        <w:t>另一種觀點認為，拿但業是亞勒腓的兒子雅各。根據此觀點，</w:t>
+      </w:r>
+      <w:hyperlink r:id="rId20">
+        <w:r>
+          <w:rPr>
+            <w:lang w:val="zh_TW" w:bidi="zh_TW"/>
+          </w:rPr>
+          <w:rPr>
+            <w:color w:val="0000EE"/>
+            <w:u w:val="single"/>
+          </w:rPr>
+          <w:t>約翰福音一章47節</w:t>
+        </w:r>
+      </w:hyperlink>
+      <w:r>
+        <w:rPr>
+          <w:lang w:val="zh_TW" w:bidi="zh_TW"/>
+        </w:rPr>
+        <w:t>中耶穌的話應譯作「看哪，以色列</w:t>
+      </w:r>
+      <w:r>
+        <w:rPr>
+          <w:lang w:val="zh_TW" w:bidi="zh_TW"/>
+        </w:rPr>
+        <w:t>〔</w:t>
+      </w:r>
+      <w:r>
+        <w:rPr>
+          <w:lang w:val="zh_TW" w:bidi="zh_TW"/>
+        </w:rPr>
+        <w:t>而非『真以色列人』</w:t>
+      </w:r>
+      <w:r>
+        <w:rPr>
+          <w:lang w:val="zh_TW" w:bidi="zh_TW"/>
+        </w:rPr>
+        <w:t>〕</w:t>
+      </w:r>
+      <w:r>
+        <w:rPr>
+          <w:lang w:val="zh_TW" w:bidi="zh_TW"/>
+        </w:rPr>
+        <w:t>是沒有詭詐的！」以色列是神賜給雅各的名字，而雅各在新約中對應名是雅各（James）。約翰稱亞勒腓的兒子雅各為拿但業，以區別於早期教會中的其他同名者。</w:t>
+      </w:r>
+    </w:p>
+    <w:p>
+      <w:pPr/>
+      <w:r>
+        <w:rPr>
+          <w:lang w:val="zh_TW" w:bidi="zh_TW"/>
+        </w:rPr>
+      </w:r>
+      <w:r>
+        <w:rPr>
+          <w:lang w:val="zh_TW" w:bidi="zh_TW"/>
+        </w:rPr>
+        <w:t>也有兩種可能性較低的說法認為，拿但業可能是馬太或迦拿人西門。第一個觀點基於馬太（「耶和華的禮物」）和拿但業（「耶和華已賜」）名稱的相似語源；第二個觀點則基於兩人都來自迦拿。</w:t>
+      </w:r>
+    </w:p>
+    <w:p>
+      <w:pPr/>
+      <w:r>
+        <w:rPr>
+          <w:lang w:val="zh_TW" w:bidi="zh_TW"/>
+        </w:rPr>
+      </w:r>
+      <w:r>
+        <w:rPr>
+          <w:lang w:val="zh_TW" w:bidi="zh_TW"/>
+        </w:rPr>
+        <w:t>總結來看，最可能的結論是：拿但業並非十二使徒之一，而僅是約翰記載的門徒之一。此觀點與早期教父文獻相符。在約翰福音中，拿但業象徵了那些克服最初的懷疑，並信靠基督的真正猶太人。這一象徵性意義可從以下三點觀察到：（1）他對耶穌的最初反應類似於那些信仰律法和先知書之人的反應（</w:t>
+      </w:r>
+      <w:hyperlink r:id="rId21">
+        <w:r>
+          <w:rPr>
+            <w:lang w:val="zh_TW" w:bidi="zh_TW"/>
+          </w:rPr>
+          <w:rPr>
+            <w:color w:val="0000EE"/>
+            <w:u w:val="single"/>
+          </w:rPr>
+          <w:t>約7:15、27、41，</w:t>
+        </w:r>
+      </w:hyperlink>
+      <w:hyperlink r:id="rId22">
+        <w:r>
+          <w:rPr>
+            <w:lang w:val="zh_TW" w:bidi="zh_TW"/>
+          </w:rPr>
+          <w:rPr>
+            <w:color w:val="0000EE"/>
+            <w:u w:val="single"/>
+          </w:rPr>
+          <w:t>9:41</w:t>
+        </w:r>
+      </w:hyperlink>
+      <w:r>
+        <w:rPr>
+          <w:lang w:val="zh_TW" w:bidi="zh_TW"/>
+        </w:rPr>
+        <w:t>）；（2）耶穌提到祂看見拿但業在無花果樹下（</w:t>
+      </w:r>
+      <w:hyperlink r:id="rId23">
+        <w:r>
+          <w:rPr>
+            <w:lang w:val="zh_TW" w:bidi="zh_TW"/>
+          </w:rPr>
+          <w:rPr>
+            <w:color w:val="0000EE"/>
+            <w:u w:val="single"/>
+          </w:rPr>
+          <w:t>1:48</w:t>
+        </w:r>
+      </w:hyperlink>
+      <w:r>
+        <w:rPr>
+          <w:lang w:val="zh_TW" w:bidi="zh_TW"/>
+        </w:rPr>
+        <w:t>），這表明他對律法的虔誠（拉比文學中，學習律法的理想地點就是無花果樹下）；（3）耶穌將拿但業與以色列的祖先雅各聯繫起來。在</w:t>
+      </w:r>
+      <w:hyperlink r:id="rId24">
+        <w:r>
+          <w:rPr>
+            <w:lang w:val="zh_TW" w:bidi="zh_TW"/>
+          </w:rPr>
+          <w:rPr>
+            <w:color w:val="0000EE"/>
+            <w:u w:val="single"/>
+          </w:rPr>
+          <w:t>創世記二十五至三十二章</w:t>
+        </w:r>
+      </w:hyperlink>
+      <w:r>
+        <w:rPr>
+          <w:lang w:val="zh_TW" w:bidi="zh_TW"/>
+        </w:rPr>
+        <w:t>中，雅各確實在與以掃和拉班的相處中表現出狡猾和機智。</w:t>
+      </w:r>
+      <w:hyperlink r:id="rId25">
+        <w:r>
+          <w:rPr>
+            <w:lang w:val="zh_TW" w:bidi="zh_TW"/>
+          </w:rPr>
+          <w:rPr>
+            <w:color w:val="0000EE"/>
+            <w:u w:val="single"/>
+          </w:rPr>
+          <w:t>約翰福音一章51節</w:t>
+        </w:r>
+      </w:hyperlink>
+      <w:r>
+        <w:rPr>
+          <w:lang w:val="zh_TW" w:bidi="zh_TW"/>
+        </w:rPr>
+        <w:t>進一步加強了拿但業與雅各的關聯，呈現了天使上去下來的意象，這讓人想起雅各的夢境，並且發生地靠近伯特利和雅博河，即雅各的經歷之地。拿但業因此成為敬虔以色列人的象徵，表達出真正以色列人應對耶穌的適當回應——從起初的懷疑到信心的建立（參</w:t>
+      </w:r>
+      <w:hyperlink r:id="rId26">
+        <w:r>
+          <w:rPr>
+            <w:lang w:val="zh_TW" w:bidi="zh_TW"/>
+          </w:rPr>
+          <w:rPr>
+            <w:color w:val="0000EE"/>
+            <w:u w:val="single"/>
+          </w:rPr>
+          <w:t>羅9:6</w:t>
+        </w:r>
+      </w:hyperlink>
+      <w:r>
+        <w:rPr>
+          <w:lang w:val="zh_TW" w:bidi="zh_TW"/>
+        </w:rPr>
+        <w:t>）。</w:t>
+      </w:r>
+    </w:p>
+    <w:p>
+      <w:pPr/>
+      <w:r>
+        <w:rPr>
+          <w:lang w:val="zh_TW" w:bidi="zh_TW"/>
+        </w:rPr>
+      </w:r>
+      <w:r>
+        <w:rPr>
+          <w:i/>
+          <w:lang w:val="zh_TW" w:bidi="zh_TW"/>
+        </w:rPr>
+        <w:t>另見</w:t>
+      </w:r>
+      <w:r>
+        <w:rPr>
+          <w:lang w:val="zh_TW" w:bidi="zh_TW"/>
+        </w:rPr>
+        <w:t xml:space="preserve"> </w:t>
+      </w:r>
+      <w:r>
+        <w:rPr>
+          <w:lang w:val="zh_TW" w:bidi="zh_TW"/>
+        </w:rPr>
+        <w:t>使徒，使徒職分</w:t>
+      </w:r>
+      <w:r>
+        <w:rPr>
+          <w:lang w:val="zh_TW" w:bidi="zh_TW"/>
+        </w:rPr>
+        <w:t>。</w:t>
+      </w:r>
+      <w:r>
+        <w:rPr>
+          <w:lang w:val="zh_TW" w:bidi="zh_TW"/>
+        </w:rPr>
+      </w:r>
+      <w:r>
+        <w:rPr>
+          <w:lang w:val="zh_TW" w:bidi="zh_TW"/>
+        </w:rPr>
+      </w:r>
+    </w:p>
+    <w:p>
+      <w:pPr/>
+      <w:r>
+        <w:rPr>
+          <w:lang w:val="zh_TW" w:bidi="zh_TW"/>
+        </w:rPr>
+      </w:r>
+    </w:p>
+    <w:p>
+      <w:pPr>
+        <w:pStyle w:val="Heading2"/>
+      </w:pPr>
+      <w:r>
+        <w:rPr>
+          <w:lang w:val="zh_TW" w:bidi="zh_TW"/>
+        </w:rPr>
+        <w:t>拿非施</w:t>
+      </w:r>
+      <w:r>
+        <w:rPr>
+          <w:lang w:val="zh_TW" w:bidi="zh_TW"/>
+        </w:rPr>
+      </w:r>
+    </w:p>
+    <w:p>
+      <w:pPr/>
+      <w:r>
+        <w:rPr>
+          <w:lang w:val="zh_TW" w:bidi="zh_TW"/>
+        </w:rPr>
+      </w:r>
+      <w:r>
+        <w:rPr>
+          <w:lang w:val="zh_TW" w:bidi="zh_TW"/>
+        </w:rPr>
+        <w:t>以實瑪利十二個兒子中的第十一位（</w:t>
+      </w:r>
+      <w:hyperlink r:id="rId27">
+        <w:r>
+          <w:rPr>
+            <w:lang w:val="zh_TW" w:bidi="zh_TW"/>
+          </w:rPr>
+          <w:rPr>
+            <w:color w:val="0000EE"/>
+            <w:u w:val="single"/>
+          </w:rPr>
+          <w:t>創25:15</w:t>
+        </w:r>
+      </w:hyperlink>
+      <w:r>
+        <w:rPr>
+          <w:lang w:val="zh_TW" w:bidi="zh_TW"/>
+        </w:rPr>
+        <w:t>；</w:t>
+      </w:r>
+      <w:hyperlink r:id="rId28">
+        <w:r>
+          <w:rPr>
+            <w:lang w:val="zh_TW" w:bidi="zh_TW"/>
+          </w:rPr>
+          <w:rPr>
+            <w:color w:val="0000EE"/>
+            <w:u w:val="single"/>
+          </w:rPr>
+          <w:t>代上1:31</w:t>
+        </w:r>
+      </w:hyperlink>
+      <w:r>
+        <w:rPr>
+          <w:lang w:val="zh_TW" w:bidi="zh_TW"/>
+        </w:rPr>
+        <w:t>），也是一個以他名字命名的部族的始祖。這個部族後來曾與住在約旦河東的以色列支派交戰（</w:t>
+      </w:r>
+      <w:hyperlink r:id="rId29">
+        <w:r>
+          <w:rPr>
+            <w:lang w:val="zh_TW" w:bidi="zh_TW"/>
+          </w:rPr>
+          <w:rPr>
+            <w:color w:val="0000EE"/>
+            <w:u w:val="single"/>
+          </w:rPr>
+          <w:t>代上5:19</w:t>
+        </w:r>
+      </w:hyperlink>
+      <w:r>
+        <w:rPr>
+          <w:lang w:val="zh_TW" w:bidi="zh_TW"/>
+        </w:rPr>
+        <w:t>）。</w:t>
+      </w:r>
+      <w:r>
+        <w:rPr>
+          <w:lang w:val="zh_TW" w:bidi="zh_TW"/>
+        </w:rPr>
+      </w:r>
+      <w:r>
+        <w:rPr>
+          <w:lang w:val="zh_TW" w:bidi="zh_TW"/>
+        </w:rPr>
+      </w:r>
+    </w:p>
+    <w:p>
+      <w:pPr/>
+      <w:r>
+        <w:rPr>
+          <w:lang w:val="zh_TW" w:bidi="zh_TW"/>
+        </w:rPr>
+      </w:r>
+    </w:p>
+    <w:p>
+      <w:pPr>
+        <w:pStyle w:val="Heading2"/>
+      </w:pPr>
+      <w:r>
+        <w:rPr>
+          <w:lang w:val="zh_TW" w:bidi="zh_TW"/>
+        </w:rPr>
+        <w:t>拿鶴（地點）</w:t>
+      </w:r>
+      <w:r>
+        <w:rPr>
+          <w:lang w:val="zh_TW" w:bidi="zh_TW"/>
+        </w:rPr>
+      </w:r>
+    </w:p>
+    <w:p>
+      <w:pPr/>
+      <w:r>
+        <w:rPr>
+          <w:lang w:val="zh_TW" w:bidi="zh_TW"/>
+        </w:rPr>
+      </w:r>
+      <w:r>
+        <w:rPr>
+          <w:lang w:val="zh_TW" w:bidi="zh_TW"/>
+        </w:rPr>
+        <w:t>一座位於美索不達米亞西北部的城，該城是以撒妻子利百加的家鄉，而拿鶴也是亞伯拉罕兄弟的名字（</w:t>
+      </w:r>
+      <w:hyperlink r:id="rId30">
+        <w:r>
+          <w:rPr>
+            <w:lang w:val="zh_TW" w:bidi="zh_TW"/>
+          </w:rPr>
+          <w:rPr>
+            <w:color w:val="0000EE"/>
+            <w:u w:val="single"/>
+          </w:rPr>
+          <w:t>創24:10</w:t>
+        </w:r>
+      </w:hyperlink>
+      <w:r>
+        <w:rPr>
+          <w:lang w:val="zh_TW" w:bidi="zh_TW"/>
+        </w:rPr>
+        <w:t>）。瑪里（Mari）文獻（公元前18世紀）中，經常將拿鶴稱為拿庫珥（Nakhur），其位置在哈蘭附近的巴利河谷（Balikh River Valley）。這座城很可能是古代部分哈比魯（Habiru）人的居住地，但其確切遺址至今不明。</w:t>
+      </w:r>
+    </w:p>
+    <w:p>
+      <w:pPr/>
+      <w:r>
+        <w:rPr>
+          <w:lang w:val="zh_TW" w:bidi="zh_TW"/>
+        </w:rPr>
+      </w:r>
+      <w:r>
+        <w:rPr>
+          <w:i/>
+          <w:lang w:val="zh_TW" w:bidi="zh_TW"/>
+        </w:rPr>
+        <w:t xml:space="preserve">另見 </w:t>
+      </w:r>
+      <w:r>
+        <w:rPr>
+          <w:lang w:val="zh_TW" w:bidi="zh_TW"/>
+        </w:rPr>
+        <w:t>拿鶴（人物）#2</w:t>
+      </w:r>
+      <w:r>
+        <w:rPr>
+          <w:lang w:val="zh_TW" w:bidi="zh_TW"/>
+        </w:rPr>
+        <w:t>。</w:t>
+      </w:r>
+      <w:r>
+        <w:rPr>
+          <w:lang w:val="zh_TW" w:bidi="zh_TW"/>
+        </w:rPr>
+      </w:r>
+      <w:r>
+        <w:rPr>
+          <w:lang w:val="zh_TW" w:bidi="zh_TW"/>
+        </w:rPr>
+      </w:r>
+    </w:p>
+    <w:p>
+      <w:pPr/>
+      <w:r>
+        <w:rPr>
+          <w:lang w:val="zh_TW" w:bidi="zh_TW"/>
+        </w:rPr>
+      </w:r>
+    </w:p>
+    <w:p>
+      <w:pPr>
+        <w:pStyle w:val="Heading2"/>
+      </w:pPr>
+      <w:r>
+        <w:rPr>
+          <w:lang w:val="zh_TW" w:bidi="zh_TW"/>
+        </w:rPr>
+        <w:t>拿瑪（人物）</w:t>
+      </w:r>
+      <w:r>
+        <w:rPr>
+          <w:lang w:val="zh_TW" w:bidi="zh_TW"/>
+        </w:rPr>
+      </w:r>
+    </w:p>
+    <w:p>
+      <w:pPr>
+        <w:pStyle w:val="ListNumber"/>
+        <w:numPr>
+          <w:ilvl w:val="0"/>
+          <w:numId w:val="14"/>
+        </w:numPr>
+        <w:spacing w:line="240" w:lineRule="auto"/>
+        <w:ind w:left="720"/>
+      </w:pPr>
+      <w:r>
+        <w:rPr>
+          <w:lang w:val="zh_TW" w:bidi="zh_TW"/>
+        </w:rPr>
+      </w:r>
+      <w:r>
+        <w:rPr>
+          <w:lang w:val="zh_TW" w:bidi="zh_TW"/>
+        </w:rPr>
+        <w:t>在該隱後代的名單中，洗拉和拉麥的女兒（</w:t>
+      </w:r>
+      <w:hyperlink r:id="rId31">
+        <w:r>
+          <w:rPr>
+            <w:lang w:val="zh_TW" w:bidi="zh_TW"/>
+          </w:rPr>
+          <w:rPr>
+            <w:color w:val="0000EE"/>
+            <w:u w:val="single"/>
+          </w:rPr>
+          <w:t>創4:22</w:t>
+        </w:r>
+      </w:hyperlink>
+      <w:r>
+        <w:rPr>
+          <w:lang w:val="zh_TW" w:bidi="zh_TW"/>
+        </w:rPr>
+        <w:t>）。</w:t>
+      </w:r>
+    </w:p>
+    <w:p>
+      <w:pPr>
+        <w:pStyle w:val="ListNumber"/>
+        <w:spacing w:line="240" w:lineRule="auto"/>
+        <w:ind w:left="720"/>
+      </w:pPr>
+      <w:r>
+        <w:rPr>
+          <w:lang w:val="zh_TW" w:bidi="zh_TW"/>
+        </w:rPr>
+      </w:r>
+      <w:r>
+        <w:rPr>
+          <w:lang w:val="zh_TW" w:bidi="zh_TW"/>
+        </w:rPr>
+        <w:t>所羅門王的其中一位妻子。她來自亞捫（</w:t>
+      </w:r>
+      <w:hyperlink r:id="rId32">
+        <w:r>
+          <w:rPr>
+            <w:lang w:val="zh_TW" w:bidi="zh_TW"/>
+          </w:rPr>
+          <w:rPr>
+            <w:color w:val="0000EE"/>
+            <w:u w:val="single"/>
+          </w:rPr>
+          <w:t>王上14:21</w:t>
+        </w:r>
+      </w:hyperlink>
+      <w:r>
+        <w:rPr>
+          <w:lang w:val="zh_TW" w:bidi="zh_TW"/>
+        </w:rPr>
+        <w:t>、</w:t>
+      </w:r>
+      <w:hyperlink r:id="rId32">
+        <w:r>
+          <w:rPr>
+            <w:lang w:val="zh_TW" w:bidi="zh_TW"/>
+          </w:rPr>
+          <w:rPr>
+            <w:color w:val="0000EE"/>
+            <w:u w:val="single"/>
+          </w:rPr>
+          <w:t>31</w:t>
+        </w:r>
+      </w:hyperlink>
+      <w:r>
+        <w:rPr>
+          <w:lang w:val="zh_TW" w:bidi="zh_TW"/>
+        </w:rPr>
+        <w:t>；</w:t>
+      </w:r>
+      <w:hyperlink r:id="rId33">
+        <w:r>
+          <w:rPr>
+            <w:lang w:val="zh_TW" w:bidi="zh_TW"/>
+          </w:rPr>
+          <w:rPr>
+            <w:color w:val="0000EE"/>
+            <w:u w:val="single"/>
+          </w:rPr>
+          <w:t>代下12:13</w:t>
+        </w:r>
+      </w:hyperlink>
+      <w:r>
+        <w:rPr>
+          <w:lang w:val="zh_TW" w:bidi="zh_TW"/>
+        </w:rPr>
+        <w:t>）。可以確定她要為所羅門的偶像崇拜負起部分責任。她的兒子羅波安在所羅門去世後統治猶大（</w:t>
+      </w:r>
+      <w:hyperlink r:id="rId34">
+        <w:r>
+          <w:rPr>
+            <w:lang w:val="zh_TW" w:bidi="zh_TW"/>
+          </w:rPr>
+          <w:rPr>
+            <w:color w:val="0000EE"/>
+            <w:u w:val="single"/>
+          </w:rPr>
+          <w:t>王上14:21–24</w:t>
+        </w:r>
+      </w:hyperlink>
+      <w:r>
+        <w:rPr>
+          <w:lang w:val="zh_TW" w:bidi="zh_TW"/>
+        </w:rPr>
+        <w:t>）。</w:t>
+      </w:r>
+      <w:r>
+        <w:rPr>
+          <w:lang w:val="zh_TW" w:bidi="zh_TW"/>
+        </w:rPr>
+      </w:r>
+      <w:r>
+        <w:rPr>
+          <w:lang w:val="zh_TW" w:bidi="zh_TW"/>
+        </w:rPr>
+      </w:r>
+    </w:p>
+    <w:p>
+      <w:pPr/>
+      <w:r>
+        <w:rPr>
+          <w:lang w:val="zh_TW" w:bidi="zh_TW"/>
+        </w:rPr>
+      </w:r>
+    </w:p>
+    <w:p>
+      <w:pPr>
+        <w:pStyle w:val="Heading2"/>
+      </w:pPr>
+      <w:r>
+        <w:rPr>
+          <w:lang w:val="zh_TW" w:bidi="zh_TW"/>
+        </w:rPr>
+        <w:t>拿撒勒</w:t>
+      </w:r>
+      <w:r>
+        <w:rPr>
+          <w:lang w:val="zh_TW" w:bidi="zh_TW"/>
+        </w:rPr>
+      </w:r>
+    </w:p>
+    <w:p>
+      <w:pPr/>
+      <w:r>
+        <w:rPr>
+          <w:lang w:val="zh_TW" w:bidi="zh_TW"/>
+        </w:rPr>
+      </w:r>
+      <w:r>
+        <w:rPr>
+          <w:lang w:val="zh_TW" w:bidi="zh_TW"/>
+        </w:rPr>
+        <w:t>羅馬帝國加利利省的一個村莊，是約瑟、馬利亞和耶穌的家鄉。拿撒勒一直是個偏僻的小鎮。在舊約、次經、兩約之間時期的猶太文獻或約瑟夫的歷史著作中，都沒有提到這個地方。該城位於黎巴嫩南部山脈的石灰岩丘陵中，靠近以斯得倫（Esdraelon）平原北側，三面環山，形成了一個氣候溫和、適合水果和野花生長的庇護谷地。雖然拿撒勒附近有貿易路線和道路經過，但該村莊本身並不位於任何主要道路上。拿撒勒位於加利利海以西約15英里（24.1公里），地中海以東約20英里（32.2公里），而耶路撒冷則位於其南方約70英里（112.6公里）處。考古遺跡顯示，古代的拿撒勒比現今的村莊更靠近西邊的山丘（參</w:t>
+      </w:r>
+      <w:hyperlink r:id="rId35">
+        <w:r>
+          <w:rPr>
+            <w:lang w:val="zh_TW" w:bidi="zh_TW"/>
+          </w:rPr>
+          <w:rPr>
+            <w:color w:val="0000EE"/>
+            <w:u w:val="single"/>
+          </w:rPr>
+          <w:t>路4:29</w:t>
+        </w:r>
+      </w:hyperlink>
+      <w:r>
+        <w:rPr>
+          <w:lang w:val="zh_TW" w:bidi="zh_TW"/>
+        </w:rPr>
+        <w:t>）。在基督時代，拿撒勒及整個加利利南部地區都處於猶太生活的主流範圍之外，這也提供了拿但業對腓力所說「拿撒勒還能出甚麼好的嗎？」（見</w:t>
+      </w:r>
+      <w:hyperlink r:id="rId36">
+        <w:r>
+          <w:rPr>
+            <w:lang w:val="zh_TW" w:bidi="zh_TW"/>
+          </w:rPr>
+          <w:rPr>
+            <w:color w:val="0000EE"/>
+            <w:u w:val="single"/>
+          </w:rPr>
+          <w:t>約1:46</w:t>
+        </w:r>
+      </w:hyperlink>
+      <w:r>
+        <w:rPr>
+          <w:lang w:val="zh_TW" w:bidi="zh_TW"/>
+        </w:rPr>
+        <w:t>）這句諷刺話的背景。</w:t>
+      </w:r>
+    </w:p>
+    <w:p>
+      <w:pPr/>
+      <w:r>
+        <w:rPr>
+          <w:lang w:val="zh_TW" w:bidi="zh_TW"/>
+        </w:rPr>
+      </w:r>
+      <w:r>
+        <w:rPr>
+          <w:lang w:val="zh_TW" w:bidi="zh_TW"/>
+        </w:rPr>
+        <w:t>拿撒勒首次在新約中被提及，是作為馬利亞和約瑟的家鄉（</w:t>
+      </w:r>
+      <w:hyperlink r:id="rId37">
+        <w:r>
+          <w:rPr>
+            <w:lang w:val="zh_TW" w:bidi="zh_TW"/>
+          </w:rPr>
+          <w:rPr>
+            <w:color w:val="0000EE"/>
+            <w:u w:val="single"/>
+          </w:rPr>
+          <w:t>路1:26–27</w:t>
+        </w:r>
+      </w:hyperlink>
+      <w:r>
+        <w:rPr>
+          <w:lang w:val="zh_TW" w:bidi="zh_TW"/>
+        </w:rPr>
+        <w:t>）。耶穌在祂父母的祖籍伯利恆（位於南方約80英里或128.7公里處）出生後不久，馬利亞和約瑟便返回拿撒勒（</w:t>
+      </w:r>
+      <w:hyperlink r:id="rId38">
+        <w:r>
+          <w:rPr>
+            <w:lang w:val="zh_TW" w:bidi="zh_TW"/>
+          </w:rPr>
+          <w:rPr>
+            <w:color w:val="0000EE"/>
+            <w:u w:val="single"/>
+          </w:rPr>
+          <w:t>太2:23</w:t>
+        </w:r>
+      </w:hyperlink>
+      <w:r>
+        <w:rPr>
+          <w:lang w:val="zh_TW" w:bidi="zh_TW"/>
+        </w:rPr>
+        <w:t>；</w:t>
+      </w:r>
+      <w:hyperlink r:id="rId39">
+        <w:r>
+          <w:rPr>
+            <w:lang w:val="zh_TW" w:bidi="zh_TW"/>
+          </w:rPr>
+          <w:rPr>
+            <w:color w:val="0000EE"/>
+            <w:u w:val="single"/>
+          </w:rPr>
+          <w:t>路2:39</w:t>
+        </w:r>
+      </w:hyperlink>
+      <w:r>
+        <w:rPr>
+          <w:lang w:val="zh_TW" w:bidi="zh_TW"/>
+        </w:rPr>
+        <w:t>）。耶穌在那裡長大（</w:t>
+      </w:r>
+      <w:hyperlink r:id="rId40">
+        <w:r>
+          <w:rPr>
+            <w:lang w:val="zh_TW" w:bidi="zh_TW"/>
+          </w:rPr>
+          <w:rPr>
+            <w:color w:val="0000EE"/>
+            <w:u w:val="single"/>
+          </w:rPr>
+          <w:t>路2:39–40、51</w:t>
+        </w:r>
+      </w:hyperlink>
+      <w:r>
+        <w:rPr>
+          <w:lang w:val="zh_TW" w:bidi="zh_TW"/>
+        </w:rPr>
+        <w:t>），後來離開村莊前往約旦河接受約翰的洗禮（</w:t>
+      </w:r>
+      <w:hyperlink r:id="rId41">
+        <w:r>
+          <w:rPr>
+            <w:lang w:val="zh_TW" w:bidi="zh_TW"/>
+          </w:rPr>
+          <w:rPr>
+            <w:color w:val="0000EE"/>
+            <w:u w:val="single"/>
+          </w:rPr>
+          <w:t>可1:9</w:t>
+        </w:r>
+      </w:hyperlink>
+      <w:r>
+        <w:rPr>
+          <w:lang w:val="zh_TW" w:bidi="zh_TW"/>
+        </w:rPr>
+        <w:t>）。約翰被捕後，耶穌搬到迦百農居住（</w:t>
+      </w:r>
+      <w:hyperlink r:id="rId42">
+        <w:r>
+          <w:rPr>
+            <w:lang w:val="zh_TW" w:bidi="zh_TW"/>
+          </w:rPr>
+          <w:rPr>
+            <w:color w:val="0000EE"/>
+            <w:u w:val="single"/>
+          </w:rPr>
+          <w:t>太4:13</w:t>
+        </w:r>
+      </w:hyperlink>
+      <w:r>
+        <w:rPr>
+          <w:lang w:val="zh_TW" w:bidi="zh_TW"/>
+        </w:rPr>
+        <w:t>）。雖然耶穌經常被人以祂的童年成長的城而稱為「拿撒勒人耶穌」（見</w:t>
+      </w:r>
+      <w:hyperlink r:id="rId43">
+        <w:r>
+          <w:rPr>
+            <w:lang w:val="zh_TW" w:bidi="zh_TW"/>
+          </w:rPr>
+          <w:rPr>
+            <w:color w:val="0000EE"/>
+            <w:u w:val="single"/>
+          </w:rPr>
+          <w:t>可10:47</w:t>
+        </w:r>
+      </w:hyperlink>
+      <w:r>
+        <w:rPr>
+          <w:lang w:val="zh_TW" w:bidi="zh_TW"/>
+        </w:rPr>
+        <w:t>；</w:t>
+      </w:r>
+      <w:hyperlink r:id="rId44">
+        <w:r>
+          <w:rPr>
+            <w:lang w:val="zh_TW" w:bidi="zh_TW"/>
+          </w:rPr>
+          <w:rPr>
+            <w:color w:val="0000EE"/>
+            <w:u w:val="single"/>
+          </w:rPr>
+          <w:t>約18:5、7</w:t>
+        </w:r>
+      </w:hyperlink>
+      <w:r>
+        <w:rPr>
+          <w:lang w:val="zh_TW" w:bidi="zh_TW"/>
+        </w:rPr>
+        <w:t>；</w:t>
+      </w:r>
+      <w:hyperlink r:id="rId45">
+        <w:r>
+          <w:rPr>
+            <w:lang w:val="zh_TW" w:bidi="zh_TW"/>
+          </w:rPr>
+          <w:rPr>
+            <w:color w:val="0000EE"/>
+            <w:u w:val="single"/>
+          </w:rPr>
+          <w:t>徒2:22</w:t>
+        </w:r>
+      </w:hyperlink>
+      <w:r>
+        <w:rPr>
+          <w:lang w:val="zh_TW" w:bidi="zh_TW"/>
+        </w:rPr>
+        <w:t>），但新約僅記載耶穌在事工期間只回過拿撒勒一次。那次祂在會堂中講道，但卻被鎮民拒絕（</w:t>
+      </w:r>
+      <w:hyperlink r:id="rId46">
+        <w:r>
+          <w:rPr>
+            <w:lang w:val="zh_TW" w:bidi="zh_TW"/>
+          </w:rPr>
+          <w:rPr>
+            <w:color w:val="0000EE"/>
+            <w:u w:val="single"/>
+          </w:rPr>
+          <w:t>路4:16–30</w:t>
+        </w:r>
+      </w:hyperlink>
+      <w:r>
+        <w:rPr>
+          <w:lang w:val="zh_TW" w:bidi="zh_TW"/>
+        </w:rPr>
+        <w:t>；參</w:t>
+      </w:r>
+      <w:hyperlink r:id="rId47">
+        <w:r>
+          <w:rPr>
+            <w:lang w:val="zh_TW" w:bidi="zh_TW"/>
+          </w:rPr>
+          <w:rPr>
+            <w:color w:val="0000EE"/>
+            <w:u w:val="single"/>
+          </w:rPr>
+          <w:t>太13:54–58</w:t>
+        </w:r>
+      </w:hyperlink>
+      <w:r>
+        <w:rPr>
+          <w:lang w:val="zh_TW" w:bidi="zh_TW"/>
+        </w:rPr>
+        <w:t>；</w:t>
+      </w:r>
+      <w:hyperlink r:id="rId48">
+        <w:r>
+          <w:rPr>
+            <w:lang w:val="zh_TW" w:bidi="zh_TW"/>
+          </w:rPr>
+          <w:rPr>
+            <w:color w:val="0000EE"/>
+            <w:u w:val="single"/>
+          </w:rPr>
+          <w:t>可6:1–6</w:t>
+        </w:r>
+      </w:hyperlink>
+      <w:r>
+        <w:rPr>
+          <w:lang w:val="zh_TW" w:bidi="zh_TW"/>
+        </w:rPr>
+        <w:t>）。耶穌的跟隨者也被譏諷地稱為「拿撒勒教黨（Nazarenes）」（</w:t>
+      </w:r>
+      <w:hyperlink r:id="rId49">
+        <w:r>
+          <w:rPr>
+            <w:lang w:val="zh_TW" w:bidi="zh_TW"/>
+          </w:rPr>
+          <w:rPr>
+            <w:color w:val="0000EE"/>
+            <w:u w:val="single"/>
+          </w:rPr>
+          <w:t>徒24:5</w:t>
+        </w:r>
+      </w:hyperlink>
+      <w:r>
+        <w:rPr>
+          <w:lang w:val="zh_TW" w:bidi="zh_TW"/>
+        </w:rPr>
+        <w:t>）。</w:t>
+      </w:r>
+    </w:p>
+    <w:p>
+      <w:pPr/>
+      <w:r>
+        <w:rPr>
+          <w:lang w:val="zh_TW" w:bidi="zh_TW"/>
+        </w:rPr>
+      </w:r>
+      <w:r>
+        <w:rPr>
+          <w:lang w:val="zh_TW" w:bidi="zh_TW"/>
+        </w:rPr>
+        <w:t>拿撒勒一直是猶太人的城，直到君士坦丁皇帝（卒於公元327年）時期，它才成為基督徒朝聖的聖地。大約在公元600年，在拿撒勒建造了一座大型聖殿。阿拉伯人和十字軍先後控制該村莊，直到公元1517年村莊被土耳其人佔領，他們驅逐了所有的基督徒。基督徒於公元1620年返回，該城成為重要的基督教中心。</w:t>
+      </w:r>
+    </w:p>
+    <w:p>
+      <w:pPr/>
+      <w:r>
+        <w:rPr>
+          <w:lang w:val="zh_TW" w:bidi="zh_TW"/>
+        </w:rPr>
+      </w:r>
+      <w:r>
+        <w:rPr>
+          <w:i/>
+          <w:lang w:val="zh_TW" w:bidi="zh_TW"/>
+        </w:rPr>
+        <w:t>另見</w:t>
+      </w:r>
+      <w:r>
+        <w:rPr>
+          <w:lang w:val="zh_TW" w:bidi="zh_TW"/>
+        </w:rPr>
+        <w:t xml:space="preserve"> </w:t>
+      </w:r>
+      <w:r>
+        <w:rPr>
+          <w:lang w:val="zh_TW" w:bidi="zh_TW"/>
+        </w:rPr>
+        <w:t>拿撒勒人</w:t>
+      </w:r>
+      <w:r>
+        <w:rPr>
+          <w:lang w:val="zh_TW" w:bidi="zh_TW"/>
+        </w:rPr>
+        <w:t>。</w:t>
+      </w:r>
+      <w:r>
+        <w:rPr>
+          <w:lang w:val="zh_TW" w:bidi="zh_TW"/>
+        </w:rPr>
+      </w:r>
+      <w:r>
+        <w:rPr>
+          <w:lang w:val="zh_TW" w:bidi="zh_TW"/>
+        </w:rPr>
+      </w:r>
+    </w:p>
+    <w:p>
+      <w:pPr/>
+      <w:r>
+        <w:rPr>
+          <w:lang w:val="zh_TW" w:bidi="zh_TW"/>
+        </w:rPr>
+      </w:r>
+    </w:p>
+    <w:p>
+      <w:pPr>
+        <w:pStyle w:val="Heading2"/>
+      </w:pPr>
+      <w:r>
+        <w:rPr>
+          <w:lang w:val="zh_TW" w:bidi="zh_TW"/>
+        </w:rPr>
+        <w:t>拿撒勒人</w:t>
+      </w:r>
+      <w:r>
+        <w:rPr>
+          <w:lang w:val="zh_TW" w:bidi="zh_TW"/>
+        </w:rPr>
+      </w:r>
+    </w:p>
+    <w:p>
+      <w:pPr/>
+      <w:r>
+        <w:rPr>
+          <w:lang w:val="zh_TW" w:bidi="zh_TW"/>
+        </w:rPr>
+      </w:r>
+      <w:r>
+        <w:rPr>
+          <w:lang w:val="zh_TW" w:bidi="zh_TW"/>
+        </w:rPr>
+        <w:t>指來自新約時期加利利拿撒勒城的原住民或居民。</w:t>
+      </w:r>
+    </w:p>
+    <w:p>
+      <w:pPr/>
+      <w:r>
+        <w:rPr>
+          <w:lang w:val="zh_TW" w:bidi="zh_TW"/>
+        </w:rPr>
+      </w:r>
+      <w:r>
+        <w:rPr>
+          <w:lang w:val="zh_TW" w:bidi="zh_TW"/>
+        </w:rPr>
+        <w:t>拿撒勒是耶穌在世上頭三十年間所居住的家鄉。由於「耶穌」這個名字在猶太人中非常普遍，而且當時並沒有使用姓氏，因此「拿撒勒人」這一稱號可能是用來區別拿撒勒的耶穌與其他同名的人（見希臘文譯本的</w:t>
+      </w:r>
+      <w:hyperlink r:id="rId50">
+        <w:r>
+          <w:rPr>
+            <w:lang w:val="zh_TW" w:bidi="zh_TW"/>
+          </w:rPr>
+          <w:rPr>
+            <w:color w:val="0000EE"/>
+            <w:u w:val="single"/>
+          </w:rPr>
+          <w:t>太27:16–17</w:t>
+        </w:r>
+      </w:hyperlink>
+      <w:r>
+        <w:rPr>
+          <w:lang w:val="zh_TW" w:bidi="zh_TW"/>
+        </w:rPr>
+        <w:t>；</w:t>
+      </w:r>
+      <w:hyperlink r:id="rId51">
+        <w:r>
+          <w:rPr>
+            <w:lang w:val="zh_TW" w:bidi="zh_TW"/>
+          </w:rPr>
+          <w:rPr>
+            <w:color w:val="0000EE"/>
+            <w:u w:val="single"/>
+          </w:rPr>
+          <w:t>徒7:45</w:t>
+        </w:r>
+      </w:hyperlink>
+      <w:r>
+        <w:rPr>
+          <w:lang w:val="zh_TW" w:bidi="zh_TW"/>
+        </w:rPr>
+        <w:t>；</w:t>
+      </w:r>
+      <w:hyperlink r:id="rId52">
+        <w:r>
+          <w:rPr>
+            <w:lang w:val="zh_TW" w:bidi="zh_TW"/>
+          </w:rPr>
+          <w:rPr>
+            <w:color w:val="0000EE"/>
+            <w:u w:val="single"/>
+          </w:rPr>
+          <w:t>西4:11</w:t>
+        </w:r>
+      </w:hyperlink>
+      <w:r>
+        <w:rPr>
+          <w:lang w:val="zh_TW" w:bidi="zh_TW"/>
+        </w:rPr>
+        <w:t>；</w:t>
+      </w:r>
+      <w:hyperlink r:id="rId53">
+        <w:r>
+          <w:rPr>
+            <w:lang w:val="zh_TW" w:bidi="zh_TW"/>
+          </w:rPr>
+          <w:rPr>
+            <w:color w:val="0000EE"/>
+            <w:u w:val="single"/>
+          </w:rPr>
+          <w:t>來4:8</w:t>
+        </w:r>
+      </w:hyperlink>
+      <w:r>
+        <w:rPr>
+          <w:lang w:val="zh_TW" w:bidi="zh_TW"/>
+        </w:rPr>
+        <w:t>，其中「耶穌」這個名字是指其他人）。</w:t>
+      </w:r>
+    </w:p>
+    <w:p>
+      <w:pPr/>
+      <w:r>
+        <w:rPr>
+          <w:lang w:val="zh_TW" w:bidi="zh_TW"/>
+        </w:rPr>
+      </w:r>
+      <w:r>
+        <w:rPr>
+          <w:lang w:val="zh_TW" w:bidi="zh_TW"/>
+        </w:rPr>
+        <w:t>在原文中，拿撒勒人耶穌的稱號被污鬼（</w:t>
+      </w:r>
+      <w:hyperlink r:id="rId54">
+        <w:r>
+          <w:rPr>
+            <w:lang w:val="zh_TW" w:bidi="zh_TW"/>
+          </w:rPr>
+          <w:rPr>
+            <w:color w:val="0000EE"/>
+            <w:u w:val="single"/>
+          </w:rPr>
+          <w:t>可1:24</w:t>
+        </w:r>
+      </w:hyperlink>
+      <w:r>
+        <w:rPr>
+          <w:lang w:val="zh_TW" w:bidi="zh_TW"/>
+        </w:rPr>
+        <w:t>；</w:t>
+      </w:r>
+      <w:hyperlink r:id="rId55">
+        <w:r>
+          <w:rPr>
+            <w:lang w:val="zh_TW" w:bidi="zh_TW"/>
+          </w:rPr>
+          <w:rPr>
+            <w:color w:val="0000EE"/>
+            <w:u w:val="single"/>
+          </w:rPr>
+          <w:t>路4:34</w:t>
+        </w:r>
+      </w:hyperlink>
+      <w:r>
+        <w:rPr>
+          <w:lang w:val="zh_TW" w:bidi="zh_TW"/>
+        </w:rPr>
+        <w:t>）、耶利哥城外的群眾（</w:t>
+      </w:r>
+      <w:hyperlink r:id="rId43">
+        <w:r>
+          <w:rPr>
+            <w:lang w:val="zh_TW" w:bidi="zh_TW"/>
+          </w:rPr>
+          <w:rPr>
+            <w:color w:val="0000EE"/>
+            <w:u w:val="single"/>
+          </w:rPr>
+          <w:t>可10:47</w:t>
+        </w:r>
+      </w:hyperlink>
+      <w:r>
+        <w:rPr>
+          <w:lang w:val="zh_TW" w:bidi="zh_TW"/>
+        </w:rPr>
+        <w:t>；</w:t>
+      </w:r>
+      <w:hyperlink r:id="rId56">
+        <w:r>
+          <w:rPr>
+            <w:lang w:val="zh_TW" w:bidi="zh_TW"/>
+          </w:rPr>
+          <w:rPr>
+            <w:color w:val="0000EE"/>
+            <w:u w:val="single"/>
+          </w:rPr>
+          <w:t>路18:37</w:t>
+        </w:r>
+      </w:hyperlink>
+      <w:r>
+        <w:rPr>
+          <w:lang w:val="zh_TW" w:bidi="zh_TW"/>
+        </w:rPr>
+        <w:t>）、一個使女（</w:t>
+      </w:r>
+      <w:hyperlink r:id="rId57">
+        <w:r>
+          <w:rPr>
+            <w:lang w:val="zh_TW" w:bidi="zh_TW"/>
+          </w:rPr>
+          <w:rPr>
+            <w:color w:val="0000EE"/>
+            <w:u w:val="single"/>
+          </w:rPr>
+          <w:t>可14:67</w:t>
+        </w:r>
+      </w:hyperlink>
+      <w:r>
+        <w:rPr>
+          <w:lang w:val="zh_TW" w:bidi="zh_TW"/>
+        </w:rPr>
+        <w:t>）、兵丁（</w:t>
+      </w:r>
+      <w:hyperlink r:id="rId58">
+        <w:r>
+          <w:rPr>
+            <w:lang w:val="zh_TW" w:bidi="zh_TW"/>
+          </w:rPr>
+          <w:rPr>
+            <w:color w:val="0000EE"/>
+            <w:u w:val="single"/>
+          </w:rPr>
+          <w:t>約18:5–7</w:t>
+        </w:r>
+      </w:hyperlink>
+      <w:r>
+        <w:rPr>
+          <w:lang w:val="zh_TW" w:bidi="zh_TW"/>
+        </w:rPr>
+        <w:t>）、彼拉多（</w:t>
+      </w:r>
+      <w:hyperlink r:id="rId59">
+        <w:r>
+          <w:rPr>
+            <w:lang w:val="zh_TW" w:bidi="zh_TW"/>
+          </w:rPr>
+          <w:rPr>
+            <w:color w:val="0000EE"/>
+            <w:u w:val="single"/>
+          </w:rPr>
+          <w:t>約19:19</w:t>
+        </w:r>
+      </w:hyperlink>
+      <w:r>
+        <w:rPr>
+          <w:lang w:val="zh_TW" w:bidi="zh_TW"/>
+        </w:rPr>
+        <w:t>）、在往以馬忤斯路上的兩個門徒（</w:t>
+      </w:r>
+      <w:hyperlink r:id="rId60">
+        <w:r>
+          <w:rPr>
+            <w:lang w:val="zh_TW" w:bidi="zh_TW"/>
+          </w:rPr>
+          <w:rPr>
+            <w:color w:val="0000EE"/>
+            <w:u w:val="single"/>
+          </w:rPr>
+          <w:t>路24:19</w:t>
+        </w:r>
+      </w:hyperlink>
+      <w:r>
+        <w:rPr>
+          <w:lang w:val="zh_TW" w:bidi="zh_TW"/>
+        </w:rPr>
+        <w:t>）和墓旁的天使（</w:t>
+      </w:r>
+      <w:hyperlink r:id="rId61">
+        <w:r>
+          <w:rPr>
+            <w:lang w:val="zh_TW" w:bidi="zh_TW"/>
+          </w:rPr>
+          <w:rPr>
+            <w:color w:val="0000EE"/>
+            <w:u w:val="single"/>
+          </w:rPr>
+          <w:t>可16:6</w:t>
+        </w:r>
+      </w:hyperlink>
+      <w:r>
+        <w:rPr>
+          <w:lang w:val="zh_TW" w:bidi="zh_TW"/>
+        </w:rPr>
+        <w:t>）所使用。</w:t>
+      </w:r>
+    </w:p>
+    <w:p>
+      <w:pPr/>
+      <w:r>
+        <w:rPr>
+          <w:lang w:val="zh_TW" w:bidi="zh_TW"/>
+        </w:rPr>
+      </w:r>
+      <w:r>
+        <w:rPr>
+          <w:lang w:val="zh_TW" w:bidi="zh_TW"/>
+        </w:rPr>
+        <w:t>使徒行傳中的使徒們也用「拿撒勒人」這個稱號來指認耶穌，彼得在五旬節那天的講道中提到拿撒勒人耶穌（</w:t>
+      </w:r>
+      <w:hyperlink r:id="rId45">
+        <w:r>
+          <w:rPr>
+            <w:lang w:val="zh_TW" w:bidi="zh_TW"/>
+          </w:rPr>
+          <w:rPr>
+            <w:color w:val="0000EE"/>
+            <w:u w:val="single"/>
+          </w:rPr>
+          <w:t>徒2:22</w:t>
+        </w:r>
+      </w:hyperlink>
+      <w:r>
+        <w:rPr>
+          <w:lang w:val="zh_TW" w:bidi="zh_TW"/>
+        </w:rPr>
+        <w:t>），並在隨後的聖殿門口的醫治事蹟中再次提及（</w:t>
+      </w:r>
+      <w:hyperlink r:id="rId62">
+        <w:r>
+          <w:rPr>
+            <w:lang w:val="zh_TW" w:bidi="zh_TW"/>
+          </w:rPr>
+          <w:rPr>
+            <w:color w:val="0000EE"/>
+            <w:u w:val="single"/>
+          </w:rPr>
+          <w:t>3:6</w:t>
+        </w:r>
+      </w:hyperlink>
+      <w:r>
+        <w:rPr>
+          <w:lang w:val="zh_TW" w:bidi="zh_TW"/>
+        </w:rPr>
+        <w:t>，</w:t>
+      </w:r>
+      <w:hyperlink r:id="rId63">
+        <w:r>
+          <w:rPr>
+            <w:lang w:val="zh_TW" w:bidi="zh_TW"/>
+          </w:rPr>
+          <w:rPr>
+            <w:color w:val="0000EE"/>
+            <w:u w:val="single"/>
+          </w:rPr>
+          <w:t>4:10</w:t>
+        </w:r>
+      </w:hyperlink>
+      <w:r>
+        <w:rPr>
+          <w:lang w:val="zh_TW" w:bidi="zh_TW"/>
+        </w:rPr>
+        <w:t>）。保羅在</w:t>
+      </w:r>
+      <w:hyperlink r:id="rId64">
+        <w:r>
+          <w:rPr>
+            <w:lang w:val="zh_TW" w:bidi="zh_TW"/>
+          </w:rPr>
+          <w:rPr>
+            <w:color w:val="0000EE"/>
+            <w:u w:val="single"/>
+          </w:rPr>
+          <w:t>使徒行傳二十六章9節</w:t>
+        </w:r>
+      </w:hyperlink>
+      <w:r>
+        <w:rPr>
+          <w:lang w:val="zh_TW" w:bidi="zh_TW"/>
+        </w:rPr>
+        <w:t>中也稱耶穌為「拿撒勒人」。</w:t>
+      </w:r>
+    </w:p>
+    <w:p>
+      <w:pPr/>
+      <w:r>
+        <w:rPr>
+          <w:lang w:val="zh_TW" w:bidi="zh_TW"/>
+        </w:rPr>
+      </w:r>
+      <w:r>
+        <w:rPr>
+          <w:lang w:val="zh_TW" w:bidi="zh_TW"/>
+        </w:rPr>
+        <w:t>有一處敵對性的提及是在</w:t>
+      </w:r>
+      <w:hyperlink r:id="rId65">
+        <w:r>
+          <w:rPr>
+            <w:lang w:val="zh_TW" w:bidi="zh_TW"/>
+          </w:rPr>
+          <w:rPr>
+            <w:color w:val="0000EE"/>
+            <w:u w:val="single"/>
+          </w:rPr>
+          <w:t>使徒行傳六章14節</w:t>
+        </w:r>
+      </w:hyperlink>
+      <w:r>
+        <w:rPr>
+          <w:lang w:val="zh_TW" w:bidi="zh_TW"/>
+        </w:rPr>
+        <w:t>。針對司提反作假見證的人在公會前控告他說：「這拿撒勒人耶穌要毀壞此地（聖殿），也要改變摩西所交給我們的規條。」（見希臘文譯本）。另一個敵對性的提及在</w:t>
+      </w:r>
+      <w:hyperlink r:id="rId49">
+        <w:r>
+          <w:rPr>
+            <w:lang w:val="zh_TW" w:bidi="zh_TW"/>
+          </w:rPr>
+          <w:rPr>
+            <w:color w:val="0000EE"/>
+            <w:u w:val="single"/>
+          </w:rPr>
+          <w:t>使徒行傳二十四章5節</w:t>
+        </w:r>
+      </w:hyperlink>
+      <w:r>
+        <w:rPr>
+          <w:lang w:val="zh_TW" w:bidi="zh_TW"/>
+        </w:rPr>
+        <w:t>，這是唯一一次提到耶穌的跟隨者為拿撒勒教黨。帖土羅控告保羅說：「我們看這個人，如同瘟疫一般，是鼓動普天下眾猶太人生亂的，又是拿撒勒教黨裡的一個頭目。」</w:t>
+      </w:r>
+    </w:p>
+    <w:p>
+      <w:pPr/>
+      <w:r>
+        <w:rPr>
+          <w:lang w:val="zh_TW" w:bidi="zh_TW"/>
+        </w:rPr>
+      </w:r>
+      <w:r>
+        <w:rPr>
+          <w:lang w:val="zh_TW" w:bidi="zh_TW"/>
+        </w:rPr>
+        <w:t>關於「拿撒勒人」這個名稱，在</w:t>
+      </w:r>
+      <w:hyperlink r:id="rId38">
+        <w:r>
+          <w:rPr>
+            <w:lang w:val="zh_TW" w:bidi="zh_TW"/>
+          </w:rPr>
+          <w:rPr>
+            <w:color w:val="0000EE"/>
+            <w:u w:val="single"/>
+          </w:rPr>
+          <w:t>馬太福音二章23節</w:t>
+        </w:r>
+      </w:hyperlink>
+      <w:r>
+        <w:rPr>
+          <w:lang w:val="zh_TW" w:bidi="zh_TW"/>
+        </w:rPr>
+        <w:t>一直是個難題：「到了一座城，名叫拿撒勒，就住在那裡。這是要應驗先知所說，他將稱為拿撒勒人的話了」。舊約中沒有任何先知直接預言彌賽亞將被稱為拿撒勒人。一些學者將馬太福音的引用與</w:t>
+      </w:r>
+      <w:hyperlink r:id="rId66">
+        <w:r>
+          <w:rPr>
+            <w:lang w:val="zh_TW" w:bidi="zh_TW"/>
+          </w:rPr>
+          <w:rPr>
+            <w:color w:val="0000EE"/>
+            <w:u w:val="single"/>
+          </w:rPr>
+          <w:t>以賽亞書十一章1節</w:t>
+        </w:r>
+      </w:hyperlink>
+      <w:r>
+        <w:rPr>
+          <w:lang w:val="zh_TW" w:bidi="zh_TW"/>
+        </w:rPr>
+        <w:t>聯繫起來，該處提到彌賽亞是枝子，這個希伯來文詞語源自與「拿撒勒」相同的詞根。另一些人則認為這段舊約預言指的是彌賽亞將被人輕視和辱罵，因為他們認為彌賽亞應該來自大衛之城伯利恆。然而，儘管耶穌確實在伯利恆出生，但祂卻在拿撒勒長大，後來被稱為拿撒勒人，因而被人嘲笑。因此，當一些同時代的人稱祂為拿撒勒人時，這預言就應驗了，因為拿撒勒被視為一個不受人重視的地方（</w:t>
+      </w:r>
+      <w:hyperlink r:id="rId36">
+        <w:r>
+          <w:rPr>
+            <w:lang w:val="zh_TW" w:bidi="zh_TW"/>
+          </w:rPr>
+          <w:rPr>
+            <w:color w:val="0000EE"/>
+            <w:u w:val="single"/>
+          </w:rPr>
+          <w:t>約1:46</w:t>
+        </w:r>
+      </w:hyperlink>
+      <w:r>
+        <w:rPr>
+          <w:lang w:val="zh_TW" w:bidi="zh_TW"/>
+        </w:rPr>
+        <w:t>；參</w:t>
+      </w:r>
+      <w:hyperlink r:id="rId67">
+        <w:r>
+          <w:rPr>
+            <w:lang w:val="zh_TW" w:bidi="zh_TW"/>
+          </w:rPr>
+          <w:rPr>
+            <w:color w:val="0000EE"/>
+            <w:u w:val="single"/>
+          </w:rPr>
+          <w:t>太13:54</w:t>
+        </w:r>
+      </w:hyperlink>
+      <w:r>
+        <w:rPr>
+          <w:lang w:val="zh_TW" w:bidi="zh_TW"/>
+        </w:rPr>
+        <w:t>；</w:t>
+      </w:r>
+      <w:hyperlink r:id="rId68">
+        <w:r>
+          <w:rPr>
+            <w:lang w:val="zh_TW" w:bidi="zh_TW"/>
+          </w:rPr>
+          <w:rPr>
+            <w:color w:val="0000EE"/>
+            <w:u w:val="single"/>
+          </w:rPr>
+          <w:t>可6:2–3</w:t>
+        </w:r>
+      </w:hyperlink>
+      <w:r>
+        <w:rPr>
+          <w:lang w:val="zh_TW" w:bidi="zh_TW"/>
+        </w:rPr>
+        <w:t>；</w:t>
+      </w:r>
+      <w:hyperlink r:id="rId69">
+        <w:r>
+          <w:rPr>
+            <w:lang w:val="zh_TW" w:bidi="zh_TW"/>
+          </w:rPr>
+          <w:rPr>
+            <w:color w:val="0000EE"/>
+            <w:u w:val="single"/>
+          </w:rPr>
+          <w:t>路4:22</w:t>
+        </w:r>
+      </w:hyperlink>
+      <w:r>
+        <w:rPr>
+          <w:lang w:val="zh_TW" w:bidi="zh_TW"/>
+        </w:rPr>
+        <w:t>）。</w:t>
+      </w:r>
+    </w:p>
+    <w:p>
+      <w:pPr/>
+      <w:r>
+        <w:rPr>
+          <w:lang w:val="zh_TW" w:bidi="zh_TW"/>
+        </w:rPr>
+      </w:r>
+      <w:r>
+        <w:rPr>
+          <w:i/>
+          <w:lang w:val="zh_TW" w:bidi="zh_TW"/>
+        </w:rPr>
+        <w:t>另見</w:t>
+      </w:r>
+      <w:r>
+        <w:rPr>
+          <w:lang w:val="zh_TW" w:bidi="zh_TW"/>
+        </w:rPr>
+        <w:t>拿撒勒</w:t>
+      </w:r>
+      <w:r>
+        <w:rPr>
+          <w:lang w:val="zh_TW" w:bidi="zh_TW"/>
+        </w:rPr>
+        <w:t>。</w:t>
+      </w:r>
+      <w:r>
+        <w:rPr>
+          <w:lang w:val="zh_TW" w:bidi="zh_TW"/>
+        </w:rPr>
+      </w:r>
+      <w:r>
+        <w:rPr>
+          <w:lang w:val="zh_TW" w:bidi="zh_TW"/>
+        </w:rPr>
+      </w:r>
+    </w:p>
+    <w:p>
+      <w:pPr/>
+      <w:r>
+        <w:rPr>
+          <w:lang w:val="zh_TW" w:bidi="zh_TW"/>
+        </w:rPr>
+      </w:r>
+    </w:p>
+    <w:p>
+      <w:pPr>
+        <w:pStyle w:val="Heading2"/>
+      </w:pPr>
+      <w:r>
+        <w:rPr>
+          <w:lang w:val="zh_TW" w:bidi="zh_TW"/>
+        </w:rPr>
+        <w:t>那地的人</w:t>
+      </w:r>
+      <w:r>
+        <w:rPr>
+          <w:lang w:val="zh_TW" w:bidi="zh_TW"/>
+        </w:rPr>
+      </w:r>
+    </w:p>
+    <w:p>
+      <w:pPr/>
+      <w:r>
+        <w:rPr>
+          <w:lang w:val="zh_TW" w:bidi="zh_TW"/>
+        </w:rPr>
+      </w:r>
+      <w:r>
+        <w:rPr>
+          <w:lang w:val="zh_TW" w:bidi="zh_TW"/>
+        </w:rPr>
+        <w:t>「那地的人」這個片語出自希伯來文</w:t>
+      </w:r>
+      <w:r>
+        <w:rPr>
+          <w:i/>
+          <w:lang w:val="zh_TW" w:bidi="zh_TW"/>
+        </w:rPr>
+        <w:t>‘Am-Ha’arets。</w:t>
+      </w:r>
+      <w:r>
+        <w:rPr>
+          <w:lang w:val="zh_TW" w:bidi="zh_TW"/>
+        </w:rPr>
+        <w:t xml:space="preserve"> 一般而言，</w:t>
+      </w:r>
+      <w:r>
+        <w:rPr>
+          <w:i/>
+          <w:lang w:val="zh_TW" w:bidi="zh_TW"/>
+        </w:rPr>
+        <w:t>‘Am-Ha’arets</w:t>
+      </w:r>
+      <w:r>
+        <w:rPr>
+          <w:lang w:val="zh_TW" w:bidi="zh_TW"/>
+        </w:rPr>
+        <w:t>可以指某個政治或民族群體，例如：</w:t>
       </w:r>
     </w:p>
     <w:p>
@@ -258,10 +2007,27 @@
       </w:r>
       <w:r>
         <w:rPr>
-          <w:u w:val="single"/>
-          <w:lang w:val="zh_TW" w:bidi="zh_TW"/>
-        </w:rPr>
-        <w:t>畜牧</w:t>
+          <w:lang w:val="zh_TW" w:bidi="zh_TW"/>
+        </w:rPr>
+        <w:t>赫的子孫，就是赫人（</w:t>
+      </w:r>
+      <w:hyperlink r:id="rId70">
+        <w:r>
+          <w:rPr>
+            <w:lang w:val="zh_TW" w:bidi="zh_TW"/>
+          </w:rPr>
+          <w:rPr>
+            <w:color w:val="0000EE"/>
+            <w:u w:val="single"/>
+          </w:rPr>
+          <w:t>創23:7</w:t>
+        </w:r>
+      </w:hyperlink>
+      <w:r>
+        <w:rPr>
+          <w:lang w:val="zh_TW" w:bidi="zh_TW"/>
+        </w:rPr>
+        <w:t>）</w:t>
       </w:r>
     </w:p>
     <w:p>
@@ -277,10 +2043,27 @@
       </w:r>
       <w:r>
         <w:rPr>
-          <w:u w:val="single"/>
-          <w:lang w:val="zh_TW" w:bidi="zh_TW"/>
-        </w:rPr>
-        <w:t>田間種植</w:t>
+          <w:lang w:val="zh_TW" w:bidi="zh_TW"/>
+        </w:rPr>
+        <w:t>埃及人（</w:t>
+      </w:r>
+      <w:hyperlink r:id="rId71">
+        <w:r>
+          <w:rPr>
+            <w:lang w:val="zh_TW" w:bidi="zh_TW"/>
+          </w:rPr>
+          <w:rPr>
+            <w:color w:val="0000EE"/>
+            <w:u w:val="single"/>
+          </w:rPr>
+          <w:t>創42:6</w:t>
+        </w:r>
+      </w:hyperlink>
+      <w:r>
+        <w:rPr>
+          <w:lang w:val="zh_TW" w:bidi="zh_TW"/>
+        </w:rPr>
+        <w:t>）</w:t>
       </w:r>
     </w:p>
     <w:p>
@@ -296,10 +2079,27 @@
       </w:r>
       <w:r>
         <w:rPr>
-          <w:u w:val="single"/>
-          <w:lang w:val="zh_TW" w:bidi="zh_TW"/>
-        </w:rPr>
-        <w:t>果樹栽種</w:t>
+          <w:lang w:val="zh_TW" w:bidi="zh_TW"/>
+        </w:rPr>
+        <w:t>以色列人（</w:t>
+      </w:r>
+      <w:hyperlink r:id="rId72">
+        <w:r>
+          <w:rPr>
+            <w:lang w:val="zh_TW" w:bidi="zh_TW"/>
+          </w:rPr>
+          <w:rPr>
+            <w:color w:val="0000EE"/>
+            <w:u w:val="single"/>
+          </w:rPr>
+          <w:t>出5:5</w:t>
+        </w:r>
+      </w:hyperlink>
+      <w:r>
+        <w:rPr>
+          <w:lang w:val="zh_TW" w:bidi="zh_TW"/>
+        </w:rPr>
+        <w:t>）</w:t>
       </w:r>
     </w:p>
     <w:p>
@@ -315,10 +2115,45 @@
       </w:r>
       <w:r>
         <w:rPr>
-          <w:u w:val="single"/>
-          <w:lang w:val="zh_TW" w:bidi="zh_TW"/>
-        </w:rPr>
-        <w:t>耕作</w:t>
+          <w:lang w:val="zh_TW" w:bidi="zh_TW"/>
+        </w:rPr>
+        <w:t>迦南諸國的民族（</w:t>
+      </w:r>
+      <w:hyperlink r:id="rId73">
+        <w:r>
+          <w:rPr>
+            <w:lang w:val="zh_TW" w:bidi="zh_TW"/>
+          </w:rPr>
+          <w:rPr>
+            <w:color w:val="0000EE"/>
+            <w:u w:val="single"/>
+          </w:rPr>
+          <w:t>民13:28</w:t>
+        </w:r>
+      </w:hyperlink>
+      <w:r>
+        <w:rPr>
+          <w:lang w:val="zh_TW" w:bidi="zh_TW"/>
+        </w:rPr>
+        <w:t>；</w:t>
+      </w:r>
+      <w:hyperlink r:id="rId74">
+        <w:r>
+          <w:rPr>
+            <w:lang w:val="zh_TW" w:bidi="zh_TW"/>
+          </w:rPr>
+          <w:rPr>
+            <w:color w:val="0000EE"/>
+            <w:u w:val="single"/>
+          </w:rPr>
+          <w:t>尼9:24</w:t>
+        </w:r>
+      </w:hyperlink>
+      <w:r>
+        <w:rPr>
+          <w:lang w:val="zh_TW" w:bidi="zh_TW"/>
+        </w:rPr>
+        <w:t>）</w:t>
       </w:r>
     </w:p>
     <w:p>
@@ -334,21 +2169,27 @@
       </w:r>
       <w:r>
         <w:rPr>
-          <w:u w:val="single"/>
-          <w:lang w:val="zh_TW" w:bidi="zh_TW"/>
-        </w:rPr>
-        <w:t>收割</w:t>
-      </w:r>
-    </w:p>
-    <w:p>
-      <w:pPr>
-        <w:pStyle w:val="Heading3"/>
-      </w:pPr>
-      <w:r>
-        <w:rPr>
-          <w:lang w:val="zh_TW" w:bidi="zh_TW"/>
-        </w:rPr>
-        <w:t>畜牧</w:t>
+          <w:lang w:val="zh_TW" w:bidi="zh_TW"/>
+        </w:rPr>
+        <w:t>亞捫人（</w:t>
+      </w:r>
+      <w:hyperlink r:id="rId75">
+        <w:r>
+          <w:rPr>
+            <w:lang w:val="zh_TW" w:bidi="zh_TW"/>
+          </w:rPr>
+          <w:rPr>
+            <w:color w:val="0000EE"/>
+            <w:u w:val="single"/>
+          </w:rPr>
+          <w:t>民21:34</w:t>
+        </w:r>
+      </w:hyperlink>
+      <w:r>
+        <w:rPr>
+          <w:lang w:val="zh_TW" w:bidi="zh_TW"/>
+        </w:rPr>
+        <w:t>）</w:t>
       </w:r>
     </w:p>
     <w:p>
@@ -362,559 +2203,36 @@
         <w:rPr>
           <w:lang w:val="zh_TW" w:bidi="zh_TW"/>
         </w:rPr>
-        <w:t>聖經最早提到的工作之一就是畜牧。亞伯（</w:t>
-      </w:r>
-      <w:hyperlink r:id="rId13">
-        <w:r>
-          <w:rPr>
-            <w:lang w:val="zh_TW" w:bidi="zh_TW"/>
-          </w:rPr>
-          <w:rPr>
-            <w:color w:val="0000EE"/>
-            <w:u w:val="single"/>
-          </w:rPr>
-          <w:t>創4:2</w:t>
-        </w:r>
-      </w:hyperlink>
-      <w:r>
-        <w:rPr>
-          <w:lang w:val="zh_TW" w:bidi="zh_TW"/>
-        </w:rPr>
-        <w:t>）和雅八（</w:t>
-      </w:r>
-      <w:hyperlink r:id="rId14">
-        <w:r>
-          <w:rPr>
-            <w:lang w:val="zh_TW" w:bidi="zh_TW"/>
-          </w:rPr>
-          <w:rPr>
-            <w:color w:val="0000EE"/>
-            <w:u w:val="single"/>
-          </w:rPr>
-          <w:t>創4:20</w:t>
-        </w:r>
-      </w:hyperlink>
-      <w:r>
-        <w:rPr>
-          <w:lang w:val="zh_TW" w:bidi="zh_TW"/>
-        </w:rPr>
-        <w:t>）都牧養羊群或牲畜。這類工作適合半遊牧的生活方式（即經常從一個地方遷移到另一個地方）；只靠基本的技術與器具，他們便能有足夠的食物與衣物。</w:t>
-      </w:r>
-    </w:p>
-    <w:p>
-      <w:pPr/>
-      <w:r>
-        <w:rPr>
-          <w:lang w:val="zh_TW" w:bidi="zh_TW"/>
-        </w:rPr>
-      </w:r>
-      <w:r>
-        <w:rPr>
-          <w:lang w:val="zh_TW" w:bidi="zh_TW"/>
-        </w:rPr>
-        <w:t>亞伯拉罕、以撒與雅各主要從事畜牧，讓他們的羊群與牛群在公有土地上吃草，他們通常不耕地。雅各與他的兒子們去到埃及時，仍以牧羊為生（</w:t>
-      </w:r>
-      <w:hyperlink r:id="rId15">
-        <w:r>
-          <w:rPr>
-            <w:lang w:val="zh_TW" w:bidi="zh_TW"/>
-          </w:rPr>
-          <w:rPr>
-            <w:color w:val="0000EE"/>
-            <w:u w:val="single"/>
-          </w:rPr>
-          <w:t>創47:3</w:t>
-        </w:r>
-      </w:hyperlink>
-      <w:r>
-        <w:rPr>
-          <w:lang w:val="zh_TW" w:bidi="zh_TW"/>
-        </w:rPr>
-        <w:t>）。後來，呂便支派、迦得支派與瑪拿西半支派在約旦河東，仍然維持這種生活方式（</w:t>
-      </w:r>
-      <w:hyperlink r:id="rId16">
-        <w:r>
-          <w:rPr>
-            <w:lang w:val="zh_TW" w:bidi="zh_TW"/>
-          </w:rPr>
-          <w:rPr>
-            <w:color w:val="0000EE"/>
-            <w:u w:val="single"/>
-          </w:rPr>
-          <w:t>民32:1</w:t>
-        </w:r>
-      </w:hyperlink>
-      <w:r>
-        <w:rPr>
-          <w:lang w:val="zh_TW" w:bidi="zh_TW"/>
-        </w:rPr>
-        <w:t>），而住在巴勒斯坦西部山地的某些支派亦同樣維持這種生活方式（</w:t>
-      </w:r>
-      <w:hyperlink r:id="rId17">
-        <w:r>
-          <w:rPr>
-            <w:lang w:val="zh_TW" w:bidi="zh_TW"/>
-          </w:rPr>
-          <w:rPr>
-            <w:color w:val="0000EE"/>
-            <w:u w:val="single"/>
-          </w:rPr>
-          <w:t>撒上25:2</w:t>
-        </w:r>
-      </w:hyperlink>
-      <w:r>
-        <w:rPr>
-          <w:lang w:val="zh_TW" w:bidi="zh_TW"/>
-        </w:rPr>
-        <w:t>）。即使以色列人之後定居下來，畜牧仍然是他們生活的一部分，因為牲畜可以在不太肥沃的土地上吃草，也因為他們持守傳統做法，包括在聖殿獻上牲畜作為祭物。</w:t>
-      </w:r>
-    </w:p>
-    <w:p>
-      <w:pPr>
-        <w:pStyle w:val="Heading3"/>
-      </w:pPr>
-      <w:r>
-        <w:rPr>
-          <w:lang w:val="zh_TW" w:bidi="zh_TW"/>
-        </w:rPr>
-        <w:t>田間種植</w:t>
-      </w:r>
-    </w:p>
-    <w:p>
-      <w:pPr/>
-      <w:r>
-        <w:rPr>
-          <w:lang w:val="zh_TW" w:bidi="zh_TW"/>
-        </w:rPr>
-      </w:r>
-      <w:r>
-        <w:rPr>
-          <w:lang w:val="zh_TW" w:bidi="zh_TW"/>
-        </w:rPr>
-        <w:t>大多數專家認為，以色列人在進入應許之地並與迦南人接觸後，從迦南人那裡學會耕種。雖然在此之前已知有人種植五穀，例如該隱是農夫或「種地的」（</w:t>
-      </w:r>
-      <w:hyperlink r:id="rId13">
-        <w:r>
-          <w:rPr>
-            <w:lang w:val="zh_TW" w:bidi="zh_TW"/>
-          </w:rPr>
-          <w:rPr>
-            <w:color w:val="0000EE"/>
-            <w:u w:val="single"/>
-          </w:rPr>
-          <w:t>創4:2</w:t>
-        </w:r>
-      </w:hyperlink>
-      <w:r>
-        <w:rPr>
-          <w:lang w:val="zh_TW" w:bidi="zh_TW"/>
-        </w:rPr>
-        <w:t>），但並不清楚他所種的具體是甚麼。考古學家在近東地區，發現大約公元前6800年已有五穀農耕的證據。以撒在基拉耳撒種五穀（</w:t>
-      </w:r>
-      <w:hyperlink r:id="rId18">
-        <w:r>
-          <w:rPr>
-            <w:lang w:val="zh_TW" w:bidi="zh_TW"/>
-          </w:rPr>
-          <w:rPr>
-            <w:color w:val="0000EE"/>
-            <w:u w:val="single"/>
-          </w:rPr>
-          <w:t>創26:12</w:t>
-        </w:r>
-      </w:hyperlink>
-      <w:r>
-        <w:rPr>
-          <w:lang w:val="zh_TW" w:bidi="zh_TW"/>
-        </w:rPr>
-        <w:t>），而約瑟夢見禾捆（</w:t>
-      </w:r>
-      <w:hyperlink r:id="rId19">
-        <w:r>
-          <w:rPr>
-            <w:lang w:val="zh_TW" w:bidi="zh_TW"/>
-          </w:rPr>
-          <w:rPr>
-            <w:color w:val="0000EE"/>
-            <w:u w:val="single"/>
-          </w:rPr>
-          <w:t>創37:6</w:t>
-        </w:r>
-      </w:hyperlink>
-      <w:r>
-        <w:rPr>
-          <w:lang w:val="zh_TW" w:bidi="zh_TW"/>
-        </w:rPr>
-        <w:t>–</w:t>
-      </w:r>
-      <w:hyperlink r:id="rId19">
-        <w:r>
-          <w:rPr>
-            <w:lang w:val="zh_TW" w:bidi="zh_TW"/>
-          </w:rPr>
-          <w:rPr>
-            <w:color w:val="0000EE"/>
-            <w:u w:val="single"/>
-          </w:rPr>
-          <w:t>7</w:t>
-        </w:r>
-      </w:hyperlink>
-      <w:r>
-        <w:rPr>
-          <w:lang w:val="zh_TW" w:bidi="zh_TW"/>
-        </w:rPr>
-        <w:t>）。約瑟很可能從埃及人那裡學到更多關於五穀種植的知識，因為埃及人在尼羅河肥沃的土地上種植五穀。</w:t>
-      </w:r>
-    </w:p>
-    <w:p>
-      <w:pPr/>
-      <w:r>
-        <w:rPr>
-          <w:lang w:val="zh_TW" w:bidi="zh_TW"/>
-        </w:rPr>
-      </w:r>
-      <w:r>
-        <w:rPr>
-          <w:lang w:val="zh_TW" w:bidi="zh_TW"/>
-        </w:rPr>
-        <w:t>然而，真正教導以色列人如何種植五穀的是迦南人。約書亞與迦勒在加低斯·巴尼亞向以色列人回報，說迦南地很豐饒（</w:t>
-      </w:r>
-      <w:hyperlink r:id="rId20">
-        <w:r>
-          <w:rPr>
-            <w:lang w:val="zh_TW" w:bidi="zh_TW"/>
-          </w:rPr>
-          <w:rPr>
-            <w:color w:val="0000EE"/>
-            <w:u w:val="single"/>
-          </w:rPr>
-          <w:t>民13:26</w:t>
-        </w:r>
-      </w:hyperlink>
-      <w:r>
-        <w:rPr>
-          <w:lang w:val="zh_TW" w:bidi="zh_TW"/>
-        </w:rPr>
-        <w:t>），被征服的迦南人很可能協助以色列人學習農耕技術。以色列人與迦南人密切來往，也可能導致他們不斷拜偶像（</w:t>
-      </w:r>
-      <w:hyperlink r:id="rId21">
-        <w:r>
-          <w:rPr>
-            <w:lang w:val="zh_TW" w:bidi="zh_TW"/>
-          </w:rPr>
-          <w:rPr>
-            <w:color w:val="0000EE"/>
-            <w:u w:val="single"/>
-          </w:rPr>
-          <w:t>士9:27</w:t>
-        </w:r>
-      </w:hyperlink>
-      <w:r>
-        <w:rPr>
-          <w:lang w:val="zh_TW" w:bidi="zh_TW"/>
-        </w:rPr>
-        <w:t>）。我們不清楚他們由遊牧生活變成定居生活的過程需時多久；有些支派一直保持遊牧，但到了列王時期，許多以色列人已經在耕作土地（</w:t>
-      </w:r>
-      <w:hyperlink r:id="rId22">
-        <w:r>
-          <w:rPr>
-            <w:lang w:val="zh_TW" w:bidi="zh_TW"/>
-          </w:rPr>
-          <w:rPr>
-            <w:color w:val="0000EE"/>
-            <w:u w:val="single"/>
-          </w:rPr>
-          <w:t>撒下14:30</w:t>
-        </w:r>
-      </w:hyperlink>
-      <w:r>
-        <w:rPr>
-          <w:lang w:val="zh_TW" w:bidi="zh_TW"/>
-        </w:rPr>
-        <w:t>）。</w:t>
-      </w:r>
-    </w:p>
-    <w:p>
-      <w:pPr/>
-      <w:r>
-        <w:rPr>
-          <w:lang w:val="zh_TW" w:bidi="zh_TW"/>
-        </w:rPr>
-      </w:r>
-      <w:r>
-        <w:rPr>
-          <w:lang w:val="zh_TW" w:bidi="zh_TW"/>
-        </w:rPr>
-        <w:t>小麥是最重要的農作物之一。所羅門將大量的小麥、大麥與油送給希蘭（</w:t>
-      </w:r>
-      <w:hyperlink r:id="rId23">
-        <w:r>
-          <w:rPr>
-            <w:lang w:val="zh_TW" w:bidi="zh_TW"/>
-          </w:rPr>
-          <w:rPr>
-            <w:color w:val="0000EE"/>
-            <w:u w:val="single"/>
-          </w:rPr>
-          <w:t>代下2:10</w:t>
-        </w:r>
-      </w:hyperlink>
-      <w:r>
-        <w:rPr>
-          <w:lang w:val="zh_TW" w:bidi="zh_TW"/>
-        </w:rPr>
-        <w:t>），小麥亦持續成為主要出口產品（</w:t>
-      </w:r>
-      <w:hyperlink r:id="rId24">
-        <w:r>
-          <w:rPr>
-            <w:lang w:val="zh_TW" w:bidi="zh_TW"/>
-          </w:rPr>
-          <w:rPr>
-            <w:color w:val="0000EE"/>
-            <w:u w:val="single"/>
-          </w:rPr>
-          <w:t>結27:17</w:t>
-        </w:r>
-      </w:hyperlink>
-      <w:r>
-        <w:rPr>
-          <w:lang w:val="zh_TW" w:bidi="zh_TW"/>
-        </w:rPr>
-        <w:t>）。大麥是第二重要的作物，早期是餅的主要原料（</w:t>
-      </w:r>
-      <w:hyperlink r:id="rId25">
-        <w:r>
-          <w:rPr>
-            <w:lang w:val="zh_TW" w:bidi="zh_TW"/>
-          </w:rPr>
-          <w:rPr>
-            <w:color w:val="0000EE"/>
-            <w:u w:val="single"/>
-          </w:rPr>
-          <w:t>士7:13</w:t>
-        </w:r>
-      </w:hyperlink>
-      <w:r>
-        <w:rPr>
-          <w:lang w:val="zh_TW" w:bidi="zh_TW"/>
-        </w:rPr>
-        <w:t>），後來成為較貧窮者的重要食物（</w:t>
-      </w:r>
-      <w:hyperlink r:id="rId26">
-        <w:r>
-          <w:rPr>
-            <w:lang w:val="zh_TW" w:bidi="zh_TW"/>
-          </w:rPr>
-          <w:rPr>
-            <w:color w:val="0000EE"/>
-            <w:u w:val="single"/>
-          </w:rPr>
-          <w:t>約6:9、13</w:t>
-        </w:r>
-      </w:hyperlink>
-      <w:r>
-        <w:rPr>
-          <w:lang w:val="zh_TW" w:bidi="zh_TW"/>
-        </w:rPr>
-        <w:t>），大麥亦用來餵牲畜。</w:t>
-      </w:r>
-    </w:p>
-    <w:p>
-      <w:pPr/>
-      <w:r>
-        <w:rPr>
-          <w:lang w:val="zh_TW" w:bidi="zh_TW"/>
-        </w:rPr>
-      </w:r>
-      <w:r>
-        <w:rPr>
-          <w:lang w:val="zh_TW" w:bidi="zh_TW"/>
-        </w:rPr>
-        <w:t>其它田間作物包括豆子與紅豆（</w:t>
-      </w:r>
-      <w:hyperlink r:id="rId27">
-        <w:r>
-          <w:rPr>
-            <w:lang w:val="zh_TW" w:bidi="zh_TW"/>
-          </w:rPr>
-          <w:rPr>
-            <w:color w:val="0000EE"/>
-            <w:u w:val="single"/>
-          </w:rPr>
-          <w:t>撒下17:28</w:t>
-        </w:r>
-      </w:hyperlink>
-      <w:r>
-        <w:rPr>
-          <w:lang w:val="zh_TW" w:bidi="zh_TW"/>
-        </w:rPr>
-        <w:t>），這些作物會磨成麵，有時用來做餅（</w:t>
-      </w:r>
-      <w:hyperlink r:id="rId28">
-        <w:r>
-          <w:rPr>
-            <w:lang w:val="zh_TW" w:bidi="zh_TW"/>
-          </w:rPr>
-          <w:rPr>
-            <w:color w:val="0000EE"/>
-            <w:u w:val="single"/>
-          </w:rPr>
-          <w:t>結4:9</w:t>
-        </w:r>
-      </w:hyperlink>
-      <w:r>
-        <w:rPr>
-          <w:lang w:val="zh_TW" w:bidi="zh_TW"/>
-        </w:rPr>
-        <w:t>）。韭菜、蒜、蔥用作調味，而大茴香、芫荽、小茴香、薄荷、芸香與芥菜用作香料。麻十分重要（</w:t>
-      </w:r>
-      <w:hyperlink r:id="rId29">
-        <w:r>
-          <w:rPr>
-            <w:lang w:val="zh_TW" w:bidi="zh_TW"/>
-          </w:rPr>
-          <w:rPr>
-            <w:color w:val="0000EE"/>
-            <w:u w:val="single"/>
-          </w:rPr>
-          <w:t>書2:6</w:t>
-        </w:r>
-      </w:hyperlink>
-      <w:r>
-        <w:rPr>
-          <w:lang w:val="zh_TW" w:bidi="zh_TW"/>
-        </w:rPr>
-        <w:t>）。當時亦有種植少量棉花（</w:t>
-      </w:r>
-      <w:hyperlink r:id="rId30">
-        <w:r>
-          <w:rPr>
-            <w:lang w:val="zh_TW" w:bidi="zh_TW"/>
-          </w:rPr>
-          <w:rPr>
-            <w:color w:val="0000EE"/>
-            <w:u w:val="single"/>
-          </w:rPr>
-          <w:t>賽19:9</w:t>
-        </w:r>
-      </w:hyperlink>
-      <w:r>
-        <w:rPr>
-          <w:lang w:val="zh_TW" w:bidi="zh_TW"/>
-        </w:rPr>
-        <w:t>）。羊毛用來補充纖維的供應。到了羅馬時期，棉花的重要性已經超過麻。</w:t>
-      </w:r>
-    </w:p>
-    <w:p>
-      <w:pPr>
-        <w:pStyle w:val="Heading3"/>
-      </w:pPr>
-      <w:r>
-        <w:rPr>
-          <w:lang w:val="zh_TW" w:bidi="zh_TW"/>
-        </w:rPr>
-        <w:t>果樹栽種</w:t>
-      </w:r>
-    </w:p>
-    <w:p>
-      <w:pPr/>
-      <w:r>
-        <w:rPr>
-          <w:lang w:val="zh_TW" w:bidi="zh_TW"/>
-        </w:rPr>
-      </w:r>
-      <w:r>
-        <w:rPr>
-          <w:lang w:val="zh_TW" w:bidi="zh_TW"/>
-        </w:rPr>
-        <w:t>以色列人定居之後，開始種植果園與葡萄園，而這些園子後來成為富足的象徵。葡萄園出產可喝的酒，橄欖園提供可用於烹調、化妝與醫用的油。他們亦種植無花果與石榴。相比早期的農耕方式，種植這些作物需要更多技巧與器具。</w:t>
-      </w:r>
-    </w:p>
-    <w:p>
-      <w:pPr>
-        <w:pStyle w:val="Heading3"/>
-      </w:pPr>
-      <w:r>
-        <w:rPr>
-          <w:lang w:val="zh_TW" w:bidi="zh_TW"/>
-        </w:rPr>
-        <w:t>耕作</w:t>
-      </w:r>
-    </w:p>
-    <w:p>
-      <w:pPr/>
-      <w:r>
-        <w:rPr>
-          <w:lang w:val="zh_TW" w:bidi="zh_TW"/>
-        </w:rPr>
-      </w:r>
-      <w:r>
-        <w:rPr>
-          <w:lang w:val="zh_TW" w:bidi="zh_TW"/>
-        </w:rPr>
-        <w:t>整個聖經時代，大部分務農工作都由農夫自己完成。他們在開始種植前，要先清理土地上的樹林（</w:t>
-      </w:r>
-      <w:hyperlink r:id="rId31">
-        <w:r>
-          <w:rPr>
-            <w:lang w:val="zh_TW" w:bidi="zh_TW"/>
-          </w:rPr>
-          <w:rPr>
-            <w:color w:val="0000EE"/>
-            <w:u w:val="single"/>
-          </w:rPr>
-          <w:t>書17:18</w:t>
-        </w:r>
-      </w:hyperlink>
-      <w:r>
-        <w:rPr>
-          <w:lang w:val="zh_TW" w:bidi="zh_TW"/>
-        </w:rPr>
-        <w:t>）、石頭（</w:t>
-      </w:r>
-      <w:hyperlink r:id="rId32">
-        <w:r>
-          <w:rPr>
-            <w:lang w:val="zh_TW" w:bidi="zh_TW"/>
-          </w:rPr>
-          <w:rPr>
-            <w:color w:val="0000EE"/>
-            <w:u w:val="single"/>
-          </w:rPr>
-          <w:t>賽5:2</w:t>
-        </w:r>
-      </w:hyperlink>
-      <w:r>
-        <w:rPr>
-          <w:lang w:val="zh_TW" w:bidi="zh_TW"/>
-        </w:rPr>
-        <w:t>）、雜草和荊棘。有時他們會在山地築梯田，或採用灌溉。這些工序限制了農地規模，所以只有像約伯與波阿斯那樣富有的人才能擁有大片農地。</w:t>
-      </w:r>
-    </w:p>
-    <w:p>
-      <w:pPr/>
-      <w:r>
-        <w:rPr>
-          <w:lang w:val="zh_TW" w:bidi="zh_TW"/>
-        </w:rPr>
-      </w:r>
-      <w:r>
-        <w:rPr>
-          <w:lang w:val="zh_TW" w:bidi="zh_TW"/>
-        </w:rPr>
-        <w:t>農夫為了耕地，會用牛或母牛拉動非常簡單的犁（</w:t>
-      </w:r>
-      <w:hyperlink r:id="rId33">
-        <w:r>
-          <w:rPr>
-            <w:lang w:val="zh_TW" w:bidi="zh_TW"/>
-          </w:rPr>
-          <w:rPr>
-            <w:color w:val="0000EE"/>
-            <w:u w:val="single"/>
-          </w:rPr>
-          <w:t>士14:18</w:t>
+        <w:t>隨著以色列成為一個民族，這個詞的意思就改變了。它開始指一般百姓，也就是不屬於宗教或政治領袖的人（</w:t>
+      </w:r>
+      <w:hyperlink r:id="rId76">
+        <w:r>
+          <w:rPr>
+            <w:lang w:val="zh_TW" w:bidi="zh_TW"/>
+          </w:rPr>
+          <w:rPr>
+            <w:color w:val="0000EE"/>
+            <w:u w:val="single"/>
+          </w:rPr>
+          <w:t>王下11:14–20</w:t>
+        </w:r>
+      </w:hyperlink>
+      <w:r>
+        <w:rPr>
+          <w:lang w:val="zh_TW" w:bidi="zh_TW"/>
+        </w:rPr>
+        <w:t>，</w:t>
+      </w:r>
+      <w:hyperlink r:id="rId77">
+        <w:r>
+          <w:rPr>
+            <w:lang w:val="zh_TW" w:bidi="zh_TW"/>
+          </w:rPr>
+          <w:rPr>
+            <w:color w:val="0000EE"/>
+            <w:u w:val="single"/>
+          </w:rPr>
+          <w:t>25:3</w:t>
         </w:r>
       </w:hyperlink>
       <w:r>
@@ -923,173 +2241,16 @@
         </w:rPr>
         <w:t>；</w:t>
       </w:r>
-      <w:hyperlink r:id="rId34">
-        <w:r>
-          <w:rPr>
-            <w:lang w:val="zh_TW" w:bidi="zh_TW"/>
-          </w:rPr>
-          <w:rPr>
-            <w:color w:val="0000EE"/>
-            <w:u w:val="single"/>
-          </w:rPr>
-          <w:t>摩6:12</w:t>
-        </w:r>
-      </w:hyperlink>
-      <w:r>
-        <w:rPr>
-          <w:lang w:val="zh_TW" w:bidi="zh_TW"/>
-        </w:rPr>
-        <w:t>），有時亦會用驢（</w:t>
-      </w:r>
-      <w:hyperlink r:id="rId35">
-        <w:r>
-          <w:rPr>
-            <w:lang w:val="zh_TW" w:bidi="zh_TW"/>
-          </w:rPr>
-          <w:rPr>
-            <w:color w:val="0000EE"/>
-            <w:u w:val="single"/>
-          </w:rPr>
-          <w:t>申22:10</w:t>
-        </w:r>
-      </w:hyperlink>
-      <w:r>
-        <w:rPr>
-          <w:lang w:val="zh_TW" w:bidi="zh_TW"/>
-        </w:rPr>
-        <w:t>）。他們用鋤頭或趕杖打碎土塊，再拖著簡單的耙子使地面平滑，那耙子可能只是一棵荊棘或一塊拉地的木板。人會親手撒種，可以細心撒在犁出的溝裡，也可以把種子撒在地面，再用耙子或木板輕輕覆蓋著。雜草則用犁、耙或鋤頭來處理。</w:t>
-      </w:r>
-    </w:p>
-    <w:p>
-      <w:pPr/>
-      <w:r>
-        <w:rPr>
-          <w:lang w:val="zh_TW" w:bidi="zh_TW"/>
-        </w:rPr>
-      </w:r>
-      <w:r>
-        <w:rPr>
-          <w:lang w:val="zh_TW" w:bidi="zh_TW"/>
-        </w:rPr>
-        <w:t>聖經時代的農具幾乎沒有甚麼改變。犁是一件簡單的J形硬木工具，一端繫在牛身上，另一端由操作者扶著。這件基本工具只能翻鬆四至五英吋（10到13公分）的土壤。以色列人出埃及後，犁頭開始用鐵來製作（</w:t>
-      </w:r>
-      <w:hyperlink r:id="rId36">
-        <w:r>
-          <w:rPr>
-            <w:lang w:val="zh_TW" w:bidi="zh_TW"/>
-          </w:rPr>
-          <w:rPr>
-            <w:color w:val="0000EE"/>
-            <w:u w:val="single"/>
-          </w:rPr>
-          <w:t>撒上13:20</w:t>
-        </w:r>
-      </w:hyperlink>
-      <w:r>
-        <w:rPr>
-          <w:lang w:val="zh_TW" w:bidi="zh_TW"/>
-        </w:rPr>
-        <w:t>），主要是為了使犁頭更耐用。</w:t>
-      </w:r>
-    </w:p>
-    <w:p>
-      <w:pPr/>
-      <w:r>
-        <w:rPr>
-          <w:lang w:val="zh_TW" w:bidi="zh_TW"/>
-        </w:rPr>
-      </w:r>
-      <w:r>
-        <w:rPr>
-          <w:lang w:val="zh_TW" w:bidi="zh_TW"/>
-        </w:rPr>
-        <w:t>巴勒斯坦的農地很少使用肥料。律法規定土地每逢第七年要休耕，好讓土壤的水分與養分得以恢復。由於糞便主要用作燃料，所以給田地施糞作為肥料的做法並不常見。然而，聖經提到有人在樹的周圍施糞（</w:t>
-      </w:r>
-      <w:hyperlink r:id="rId37">
-        <w:r>
-          <w:rPr>
-            <w:lang w:val="zh_TW" w:bidi="zh_TW"/>
-          </w:rPr>
-          <w:rPr>
-            <w:color w:val="0000EE"/>
-            <w:u w:val="single"/>
-          </w:rPr>
-          <w:t>路13:8</w:t>
-        </w:r>
-      </w:hyperlink>
-      <w:r>
-        <w:rPr>
-          <w:lang w:val="zh_TW" w:bidi="zh_TW"/>
-        </w:rPr>
-        <w:t>）。米示拿記載，人們會用木灰、樹葉、牲畜的血與油渣作為肥料。</w:t>
-      </w:r>
-    </w:p>
-    <w:p>
-      <w:pPr>
-        <w:pStyle w:val="Heading3"/>
-      </w:pPr>
-      <w:r>
-        <w:rPr>
-          <w:lang w:val="zh_TW" w:bidi="zh_TW"/>
-        </w:rPr>
-        <w:t>收割</w:t>
-      </w:r>
-    </w:p>
-    <w:p>
-      <w:pPr/>
-      <w:r>
-        <w:rPr>
-          <w:lang w:val="zh_TW" w:bidi="zh_TW"/>
-        </w:rPr>
-      </w:r>
-      <w:r>
-        <w:rPr>
-          <w:lang w:val="zh_TW" w:bidi="zh_TW"/>
-        </w:rPr>
-        <w:t>播種在雨季開始時進行，收割則在雨季結束時開始。收割通常至少持續七個星期。有些作物（如豆類）要連根拔起，另一些（如某些五穀）要用鋤頭挖掘。不過大部分作物都是用鐮刀割下。考古學家發現一些鐵製鐮刀，刀刃上鑲有燧石。收割後的五穀會捆成禾捆（</w:t>
-      </w:r>
-      <w:hyperlink r:id="rId38">
-        <w:r>
-          <w:rPr>
-            <w:lang w:val="zh_TW" w:bidi="zh_TW"/>
-          </w:rPr>
-          <w:rPr>
-            <w:color w:val="0000EE"/>
-            <w:u w:val="single"/>
-          </w:rPr>
-          <w:t>詩126:6</w:t>
-        </w:r>
-      </w:hyperlink>
-      <w:r>
-        <w:rPr>
-          <w:lang w:val="zh_TW" w:bidi="zh_TW"/>
-        </w:rPr>
-        <w:t>），再堆成一堆，搬到打穀場去處理。農夫首先收割大麥，然後收割小麥。</w:t>
-      </w:r>
-    </w:p>
-    <w:p>
-      <w:pPr/>
-      <w:r>
-        <w:rPr>
-          <w:lang w:val="zh_TW" w:bidi="zh_TW"/>
-        </w:rPr>
-      </w:r>
-      <w:r>
-        <w:rPr>
-          <w:lang w:val="zh_TW" w:bidi="zh_TW"/>
-        </w:rPr>
-        <w:t>少量的五穀、小茴香、大茴香與其它細小作物會用甩棒敲打（</w:t>
-      </w:r>
-      <w:hyperlink r:id="rId39">
-        <w:r>
-          <w:rPr>
-            <w:lang w:val="zh_TW" w:bidi="zh_TW"/>
-          </w:rPr>
-          <w:rPr>
-            <w:color w:val="0000EE"/>
-            <w:u w:val="single"/>
-          </w:rPr>
-          <w:t>士6:11</w:t>
+      <w:hyperlink r:id="rId78">
+        <w:r>
+          <w:rPr>
+            <w:lang w:val="zh_TW" w:bidi="zh_TW"/>
+          </w:rPr>
+          <w:rPr>
+            <w:color w:val="0000EE"/>
+            <w:u w:val="single"/>
+          </w:rPr>
+          <w:t>代下33:25</w:t>
         </w:r>
       </w:hyperlink>
       <w:r>
@@ -1098,64 +2259,70 @@
         </w:rPr>
         <w:t>；</w:t>
       </w:r>
-      <w:hyperlink r:id="rId40">
-        <w:r>
-          <w:rPr>
-            <w:lang w:val="zh_TW" w:bidi="zh_TW"/>
-          </w:rPr>
-          <w:rPr>
-            <w:color w:val="0000EE"/>
-            <w:u w:val="single"/>
-          </w:rPr>
-          <w:t>得2:17</w:t>
-        </w:r>
-      </w:hyperlink>
-      <w:r>
-        <w:rPr>
-          <w:lang w:val="zh_TW" w:bidi="zh_TW"/>
-        </w:rPr>
-        <w:t>）。大部分五穀是在較高的打穀場上處理，好讓風把糠秕吹走。常見的方法是先把鬆散的禾稈攤開，再讓牛在上面走動，使穀粒脫落。有時會用加了石頭的重工具拖過禾稈（</w:t>
-      </w:r>
-      <w:hyperlink r:id="rId41">
-        <w:r>
-          <w:rPr>
-            <w:lang w:val="zh_TW" w:bidi="zh_TW"/>
-          </w:rPr>
-          <w:rPr>
-            <w:color w:val="0000EE"/>
-            <w:u w:val="single"/>
-          </w:rPr>
-          <w:t>賽28:27，</w:t>
-        </w:r>
-      </w:hyperlink>
-      <w:hyperlink r:id="rId42">
-        <w:r>
-          <w:rPr>
-            <w:lang w:val="zh_TW" w:bidi="zh_TW"/>
-          </w:rPr>
-          <w:rPr>
-            <w:color w:val="0000EE"/>
-            <w:u w:val="single"/>
-          </w:rPr>
-          <w:t>41:15</w:t>
-        </w:r>
-      </w:hyperlink>
-      <w:r>
-        <w:rPr>
-          <w:lang w:val="zh_TW" w:bidi="zh_TW"/>
-        </w:rPr>
-        <w:t>），操作者會站在那些工具上駕著它們。隨後，人們會用一種稱為「簸揚（winnowing）」的工序，把糠秕和穀粒分開，他們用叉子或木杴把混合物拋到空中（</w:t>
-      </w:r>
-      <w:hyperlink r:id="rId43">
-        <w:r>
-          <w:rPr>
-            <w:lang w:val="zh_TW" w:bidi="zh_TW"/>
-          </w:rPr>
-          <w:rPr>
-            <w:color w:val="0000EE"/>
-            <w:u w:val="single"/>
-          </w:rPr>
-          <w:t>賽30:24</w:t>
+      <w:hyperlink r:id="rId79">
+        <w:r>
+          <w:rPr>
+            <w:lang w:val="zh_TW" w:bidi="zh_TW"/>
+          </w:rPr>
+          <w:rPr>
+            <w:color w:val="0000EE"/>
+            <w:u w:val="single"/>
+          </w:rPr>
+          <w:t>耶52:25</w:t>
+        </w:r>
+      </w:hyperlink>
+      <w:r>
+        <w:rPr>
+          <w:lang w:val="zh_TW" w:bidi="zh_TW"/>
+        </w:rPr>
+        <w:t>）。後來，許多猶大人從巴比倫被擄歸回之後，這個詞又衍生出新的意思，它被用來形容那些與其它民族通婚的猶大人。以斯拉和跟從他的人通常不與這些通婚的家庭來往（</w:t>
+      </w:r>
+      <w:hyperlink r:id="rId80">
+        <w:r>
+          <w:rPr>
+            <w:lang w:val="zh_TW" w:bidi="zh_TW"/>
+          </w:rPr>
+          <w:rPr>
+            <w:color w:val="0000EE"/>
+            <w:u w:val="single"/>
+          </w:rPr>
+          <w:t>拉4:4</w:t>
+        </w:r>
+      </w:hyperlink>
+      <w:r>
+        <w:rPr>
+          <w:lang w:val="zh_TW" w:bidi="zh_TW"/>
+        </w:rPr>
+        <w:t>，</w:t>
+      </w:r>
+      <w:hyperlink r:id="rId81">
+        <w:r>
+          <w:rPr>
+            <w:lang w:val="zh_TW" w:bidi="zh_TW"/>
+          </w:rPr>
+          <w:rPr>
+            <w:color w:val="0000EE"/>
+            <w:u w:val="single"/>
+          </w:rPr>
+          <w:t>10:2</w:t>
+        </w:r>
+      </w:hyperlink>
+      <w:r>
+        <w:rPr>
+          <w:lang w:val="zh_TW" w:bidi="zh_TW"/>
+        </w:rPr>
+        <w:t>、</w:t>
+      </w:r>
+      <w:hyperlink r:id="rId81">
+        <w:r>
+          <w:rPr>
+            <w:lang w:val="zh_TW" w:bidi="zh_TW"/>
+          </w:rPr>
+          <w:rPr>
+            <w:color w:val="0000EE"/>
+            <w:u w:val="single"/>
+          </w:rPr>
+          <w:t>11</w:t>
         </w:r>
       </w:hyperlink>
       <w:r>
@@ -1164,128 +2331,30 @@
         </w:rPr>
         <w:t>；</w:t>
       </w:r>
-      <w:hyperlink r:id="rId44">
-        <w:r>
-          <w:rPr>
-            <w:lang w:val="zh_TW" w:bidi="zh_TW"/>
-          </w:rPr>
-          <w:rPr>
-            <w:color w:val="0000EE"/>
-            <w:u w:val="single"/>
-          </w:rPr>
-          <w:t>耶15:7</w:t>
-        </w:r>
-      </w:hyperlink>
-      <w:r>
-        <w:rPr>
-          <w:lang w:val="zh_TW" w:bidi="zh_TW"/>
-        </w:rPr>
-        <w:t>）。較輕的糠秕被風吹走，而較重的穀粒落到地上。糠秕會被燒掉或用來餵牲畜。穀粒會再過篩（</w:t>
-      </w:r>
-      <w:hyperlink r:id="rId45">
-        <w:r>
-          <w:rPr>
-            <w:lang w:val="zh_TW" w:bidi="zh_TW"/>
-          </w:rPr>
-          <w:rPr>
-            <w:color w:val="0000EE"/>
-            <w:u w:val="single"/>
-          </w:rPr>
-          <w:t>摩9:9</w:t>
-        </w:r>
-      </w:hyperlink>
-      <w:r>
-        <w:rPr>
-          <w:lang w:val="zh_TW" w:bidi="zh_TW"/>
-        </w:rPr>
-        <w:t>），聚成堆，之後收藏在田裡的覆蓋地窖（</w:t>
-      </w:r>
-      <w:hyperlink r:id="rId46">
-        <w:r>
-          <w:rPr>
-            <w:lang w:val="zh_TW" w:bidi="zh_TW"/>
-          </w:rPr>
-          <w:rPr>
-            <w:color w:val="0000EE"/>
-            <w:u w:val="single"/>
-          </w:rPr>
-          <w:t>耶41:8</w:t>
-        </w:r>
-      </w:hyperlink>
-      <w:r>
-        <w:rPr>
-          <w:lang w:val="zh_TW" w:bidi="zh_TW"/>
-        </w:rPr>
-        <w:t>），有時則收藏在穀倉裡（</w:t>
-      </w:r>
-      <w:hyperlink r:id="rId47">
-        <w:r>
-          <w:rPr>
-            <w:lang w:val="zh_TW" w:bidi="zh_TW"/>
-          </w:rPr>
-          <w:rPr>
-            <w:color w:val="0000EE"/>
-            <w:u w:val="single"/>
-          </w:rPr>
-          <w:t>申28:8</w:t>
-        </w:r>
-      </w:hyperlink>
-      <w:r>
-        <w:rPr>
-          <w:lang w:val="zh_TW" w:bidi="zh_TW"/>
-        </w:rPr>
-        <w:t>）。</w:t>
-      </w:r>
-    </w:p>
-    <w:p>
-      <w:pPr/>
-      <w:r>
-        <w:rPr>
-          <w:lang w:val="zh_TW" w:bidi="zh_TW"/>
-        </w:rPr>
+      <w:hyperlink r:id="rId82">
+        <w:r>
+          <w:rPr>
+            <w:lang w:val="zh_TW" w:bidi="zh_TW"/>
+          </w:rPr>
+          <w:rPr>
+            <w:color w:val="0000EE"/>
+            <w:u w:val="single"/>
+          </w:rPr>
+          <w:t>尼10:28–31</w:t>
+        </w:r>
+      </w:hyperlink>
+      <w:r>
+        <w:rPr>
+          <w:lang w:val="zh_TW" w:bidi="zh_TW"/>
+        </w:rPr>
+        <w:t>）。再後來，拉比猶太教將那些不能遵行全部律法的猶太人稱為</w:t>
       </w:r>
       <w:r>
         <w:rPr>
           <w:i/>
           <w:lang w:val="zh_TW" w:bidi="zh_TW"/>
         </w:rPr>
-        <w:t>另見</w:t>
-      </w:r>
-      <w:r>
-        <w:rPr>
-          <w:lang w:val="zh_TW" w:bidi="zh_TW"/>
-        </w:rPr>
-        <w:t xml:space="preserve"> </w:t>
-      </w:r>
-      <w:r>
-        <w:rPr>
-          <w:lang w:val="zh_TW" w:bidi="zh_TW"/>
-        </w:rPr>
-        <w:t>植物；</w:t>
-      </w:r>
-      <w:r>
-        <w:rPr>
-          <w:lang w:val="zh_TW" w:bidi="zh_TW"/>
-        </w:rPr>
-        <w:t>收割；</w:t>
-      </w:r>
-      <w:r>
-        <w:rPr>
-          <w:lang w:val="zh_TW" w:bidi="zh_TW"/>
-        </w:rPr>
-        <w:t>巴勒斯坦；</w:t>
-      </w:r>
-      <w:r>
-        <w:rPr>
-          <w:lang w:val="zh_TW" w:bidi="zh_TW"/>
-        </w:rPr>
-        <w:t>葡萄樹，葡萄園；</w:t>
-      </w:r>
-      <w:r>
-        <w:rPr>
-          <w:lang w:val="zh_TW" w:bidi="zh_TW"/>
-        </w:rPr>
-        <w:t>食物和食物準備</w:t>
+        <w:t>‘Am-Ha’arets</w:t>
       </w:r>
       <w:r>
         <w:rPr>
@@ -3193,6 +4262,12 @@
   </w:num>
   <w:num w:numId="13" w16cid:durableId="592781308">
     <w:abstractNumId w:val="11"/>
+  </w:num>
+  <w:num w:numId="14">
+    <w:abstractNumId w:val="3"/>
+    <w:lvlOverride w:ilvl="0">
+      <w:startOverride w:val="1"/>
+    </w:lvlOverride>
   </w:num>
   <w:numIdMacAtCleanup w:val="10"/>
 </w:numbering>

--- a/zht/docx/101.content.docx
+++ b/zht/docx/101.content.docx
@@ -149,7 +149,7 @@
         <w:rPr>
           <w:lang w:val="zh_TW" w:bidi="zh_TW"/>
         </w:rPr>
-        <w:t>na</w:t>
+        <w:t>men</w:t>
       </w:r>
       <w:r>
         <w:rPr>
@@ -212,7 +212,7 @@
         <w:rPr>
           <w:lang w:val="zh_TW" w:bidi="zh_TW"/>
         </w:rPr>
-        <w:t>拿但業</w:t>
+        <w:t>門徒</w:t>
       </w:r>
       <w:r>
         <w:rPr>
@@ -231,7 +231,7 @@
         <w:rPr>
           <w:lang w:val="zh_TW" w:bidi="zh_TW"/>
         </w:rPr>
-        <w:t>加利利迦拿的猶太人，被耶穌呼召成為門徒（</w:t>
+        <w:t>跟隨另一個人或另一種生活方式，並服從其領袖或該方式之紀律（教導）的人。在聖經中，「門徒」一詞幾乎僅出現在福音書和使徒行傳，只有在</w:t>
       </w:r>
       <w:hyperlink r:id="rId13">
         <w:r>
@@ -242,9 +242,15 @@
             <w:color w:val="0000EE"/>
             <w:u w:val="single"/>
           </w:rPr>
-          <w:t>約1:45–50，</w:t>
+          <w:t>以賽亞書八章16節</w:t>
         </w:r>
       </w:hyperlink>
+      <w:r>
+        <w:rPr>
+          <w:lang w:val="zh_TW" w:bidi="zh_TW"/>
+        </w:rPr>
+        <w:t>和稍微間接的</w:t>
+      </w:r>
       <w:hyperlink r:id="rId14">
         <w:r>
           <w:rPr>
@@ -254,14 +260,14 @@
             <w:color w:val="0000EE"/>
             <w:u w:val="single"/>
           </w:rPr>
-          <w:t>21:2</w:t>
+          <w:t>以賽亞書五十章4節</w:t>
         </w:r>
       </w:hyperlink>
       <w:r>
         <w:rPr>
           <w:lang w:val="zh_TW" w:bidi="zh_TW"/>
         </w:rPr>
-        <w:t>）。起初，當腓力描述耶穌為整本舊約的應驗者時，拿但業持懷疑態度（</w:t>
+        <w:t>和</w:t>
       </w:r>
       <w:hyperlink r:id="rId15">
         <w:r>
@@ -272,32 +278,14 @@
             <w:color w:val="0000EE"/>
             <w:u w:val="single"/>
           </w:rPr>
-          <w:t>1:45–46</w:t>
+          <w:t>五十四章13節</w:t>
         </w:r>
       </w:hyperlink>
       <w:r>
         <w:rPr>
           <w:lang w:val="zh_TW" w:bidi="zh_TW"/>
         </w:rPr>
-        <w:t>），但在一次令人驚訝的個人相遇後，他就承認耶穌是神的兒子和以色列的王（</w:t>
-      </w:r>
-      <w:hyperlink r:id="rId16">
-        <w:r>
-          <w:rPr>
-            <w:lang w:val="zh_TW" w:bidi="zh_TW"/>
-          </w:rPr>
-          <w:rPr>
-            <w:color w:val="0000EE"/>
-            <w:u w:val="single"/>
-          </w:rPr>
-          <w:t>49</w:t>
-        </w:r>
-      </w:hyperlink>
-      <w:r>
-        <w:rPr>
-          <w:lang w:val="zh_TW" w:bidi="zh_TW"/>
-        </w:rPr>
-        <w:t>節）。</w:t>
+        <w:t>中有例外，那裡的同一個希伯來文詞語分別被譯為「受教（learned）」和「教訓（taught）」。然而，顯而易見的是，只要有老師和被教導者，就存在門徒的概念。</w:t>
       </w:r>
     </w:p>
     <w:p>
@@ -311,7 +299,25 @@
         <w:rPr>
           <w:lang w:val="zh_TW" w:bidi="zh_TW"/>
         </w:rPr>
-        <w:t>由於拿但業在新約中僅於約翰福音中出現，一些學者認為他可能與對觀福音中的其他人物是同一人。因他與安得烈、彼得和腓力的呼召同時出現，有些人推測他是十二使徒之一，可能就是巴多羅買。支持此觀點的三個理由是：（1）巴多羅買是家族名（意即「多買的兒子」），應會有另一個名字；（2）在對觀福音中的十二使徒名單中，巴多羅買均緊隨腓力之後（</w:t>
+        <w:t>在福音書中，耶穌的直接跟隨者，從各種不同的環境中，因著耶穌的權柄而被呼召出來的，不僅包含十二使徒，還囊括所有認同祂的教導並委身於祂的人，都被稱為「門徒」。這些門徒的呼召發生在其他教師也有他們自己門徒的時代，最著名的是法利賽人（</w:t>
+      </w:r>
+      <w:hyperlink r:id="rId16">
+        <w:r>
+          <w:rPr>
+            <w:lang w:val="zh_TW" w:bidi="zh_TW"/>
+          </w:rPr>
+          <w:rPr>
+            <w:color w:val="0000EE"/>
+            <w:u w:val="single"/>
+          </w:rPr>
+          <w:t>可2:18</w:t>
+        </w:r>
+      </w:hyperlink>
+      <w:r>
+        <w:rPr>
+          <w:lang w:val="zh_TW" w:bidi="zh_TW"/>
+        </w:rPr>
+        <w:t>；</w:t>
       </w:r>
       <w:hyperlink r:id="rId17">
         <w:r>
@@ -322,14 +328,14 @@
             <w:color w:val="0000EE"/>
             <w:u w:val="single"/>
           </w:rPr>
-          <w:t>太10:2–4</w:t>
+          <w:t>路5:33</w:t>
         </w:r>
       </w:hyperlink>
       <w:r>
         <w:rPr>
           <w:lang w:val="zh_TW" w:bidi="zh_TW"/>
         </w:rPr>
-        <w:t>；</w:t>
+        <w:t>）和施洗約翰（</w:t>
       </w:r>
       <w:hyperlink r:id="rId18">
         <w:r>
@@ -340,14 +346,14 @@
             <w:color w:val="0000EE"/>
             <w:u w:val="single"/>
           </w:rPr>
-          <w:t>可3:16–19</w:t>
+          <w:t>太9:14</w:t>
         </w:r>
       </w:hyperlink>
       <w:r>
         <w:rPr>
           <w:lang w:val="zh_TW" w:bidi="zh_TW"/>
         </w:rPr>
-        <w:t>；</w:t>
+        <w:t>）。從施洗約翰的做法中可以看出，不同的領袖對他們的門徒有不同的要求。約翰的方式，在性質上比耶穌的方式更為禁欲主義；然而，這不僅涉及行為和生活方式的教導，還含括一種獨特的禱告模式（</w:t>
       </w:r>
       <w:hyperlink r:id="rId19">
         <w:r>
@@ -358,14 +364,14 @@
             <w:color w:val="0000EE"/>
             <w:u w:val="single"/>
           </w:rPr>
-          <w:t>路6:14–16</w:t>
+          <w:t>路11:1</w:t>
         </w:r>
       </w:hyperlink>
       <w:r>
         <w:rPr>
           <w:lang w:val="zh_TW" w:bidi="zh_TW"/>
         </w:rPr>
-        <w:t>），與約翰記載中拿但業跟隨腓力的呼召吻合；（3）巴多羅買的名字沒有出現在約翰福音中。</w:t>
+        <w:t>）。</w:t>
       </w:r>
     </w:p>
     <w:p>
@@ -379,7 +385,7 @@
         <w:rPr>
           <w:lang w:val="zh_TW" w:bidi="zh_TW"/>
         </w:rPr>
-        <w:t>另一種觀點認為，拿但業是亞勒腓的兒子雅各。根據此觀點，</w:t>
+        <w:t>耶穌的門徒經歷了獨特的體驗。他們不僅直接受益於耶穌的教導、祂的神情和聲音的語調（</w:t>
       </w:r>
       <w:hyperlink r:id="rId20">
         <w:r>
@@ -390,38 +396,68 @@
             <w:color w:val="0000EE"/>
             <w:u w:val="single"/>
           </w:rPr>
-          <w:t>約翰福音一章47節</w:t>
+          <w:t>可10:21</w:t>
         </w:r>
       </w:hyperlink>
       <w:r>
         <w:rPr>
           <w:lang w:val="zh_TW" w:bidi="zh_TW"/>
         </w:rPr>
-        <w:t>中耶穌的話應譯作「看哪，以色列</w:t>
-      </w:r>
-      <w:r>
-        <w:rPr>
-          <w:lang w:val="zh_TW" w:bidi="zh_TW"/>
-        </w:rPr>
-        <w:t>〔</w:t>
-      </w:r>
-      <w:r>
-        <w:rPr>
-          <w:lang w:val="zh_TW" w:bidi="zh_TW"/>
-        </w:rPr>
-        <w:t>而非『真以色列人』</w:t>
-      </w:r>
-      <w:r>
-        <w:rPr>
-          <w:lang w:val="zh_TW" w:bidi="zh_TW"/>
-        </w:rPr>
-        <w:t>〕</w:t>
-      </w:r>
-      <w:r>
-        <w:rPr>
-          <w:lang w:val="zh_TW" w:bidi="zh_TW"/>
-        </w:rPr>
-        <w:t>是沒有詭詐的！」以色列是神賜給雅各的名字，而雅各在新約中對應名是雅各（James）。約翰稱亞勒腓的兒子雅各為拿但業，以區別於早期教會中的其他同名者。</w:t>
+        <w:t>）以及祂的話語，也見證了以基督為中心的救贖劇情之開展。他們跟隨的老師體現了教導的實質。最初的門徒只能逐漸地接受基督的教導，這不僅因為他們的誤解需要受糾正（</w:t>
+      </w:r>
+      <w:hyperlink r:id="rId21">
+        <w:r>
+          <w:rPr>
+            <w:lang w:val="zh_TW" w:bidi="zh_TW"/>
+          </w:rPr>
+          <w:rPr>
+            <w:color w:val="0000EE"/>
+            <w:u w:val="single"/>
+          </w:rPr>
+          <w:t>太16:21</w:t>
+        </w:r>
+      </w:hyperlink>
+      <w:r>
+        <w:rPr>
+          <w:lang w:val="zh_TW" w:bidi="zh_TW"/>
+        </w:rPr>
+        <w:t>），還因為耶穌所說和所做的全部意義，要等到祂的死與復活後才能完全被理解（</w:t>
+      </w:r>
+      <w:hyperlink r:id="rId22">
+        <w:r>
+          <w:rPr>
+            <w:lang w:val="zh_TW" w:bidi="zh_TW"/>
+          </w:rPr>
+          <w:rPr>
+            <w:color w:val="0000EE"/>
+            <w:u w:val="single"/>
+          </w:rPr>
+          <w:t>太28:9</w:t>
+        </w:r>
+      </w:hyperlink>
+      <w:r>
+        <w:rPr>
+          <w:lang w:val="zh_TW" w:bidi="zh_TW"/>
+        </w:rPr>
+        <w:t>）。所以，並不令人意外地，門徒訓練的時期涵蓋了耶穌死與復活之前和之後，以及五旬節之後，聖靈教導門徒關於耶穌在世時他們「擔當不了」的事情（</w:t>
+      </w:r>
+      <w:hyperlink r:id="rId23">
+        <w:r>
+          <w:rPr>
+            <w:lang w:val="zh_TW" w:bidi="zh_TW"/>
+          </w:rPr>
+          <w:rPr>
+            <w:color w:val="0000EE"/>
+            <w:u w:val="single"/>
+          </w:rPr>
+          <w:t>約16:12</w:t>
+        </w:r>
+      </w:hyperlink>
+      <w:r>
+        <w:rPr>
+          <w:lang w:val="zh_TW" w:bidi="zh_TW"/>
+        </w:rPr>
+        <w:t>）。</w:t>
       </w:r>
     </w:p>
     <w:p>
@@ -435,7 +471,187 @@
         <w:rPr>
           <w:lang w:val="zh_TW" w:bidi="zh_TW"/>
         </w:rPr>
-        <w:t>也有兩種可能性較低的說法認為，拿但業可能是馬太或迦拿人西門。第一個觀點基於馬太（「耶和華的禮物」）和拿但業（「耶和華已賜」）名稱的相似語源；第二個觀點則基於兩人都來自迦拿。</w:t>
+        <w:t>耶穌的第一批門徒，包括十二使徒和七十個門徒（</w:t>
+      </w:r>
+      <w:hyperlink r:id="rId24">
+        <w:r>
+          <w:rPr>
+            <w:lang w:val="zh_TW" w:bidi="zh_TW"/>
+          </w:rPr>
+          <w:rPr>
+            <w:color w:val="0000EE"/>
+            <w:u w:val="single"/>
+          </w:rPr>
+          <w:t>太26:20</w:t>
+        </w:r>
+      </w:hyperlink>
+      <w:r>
+        <w:rPr>
+          <w:lang w:val="zh_TW" w:bidi="zh_TW"/>
+        </w:rPr>
+        <w:t>；</w:t>
+      </w:r>
+      <w:hyperlink r:id="rId25">
+        <w:r>
+          <w:rPr>
+            <w:lang w:val="zh_TW" w:bidi="zh_TW"/>
+          </w:rPr>
+          <w:rPr>
+            <w:color w:val="0000EE"/>
+            <w:u w:val="single"/>
+          </w:rPr>
+          <w:t>路10:1</w:t>
+        </w:r>
+      </w:hyperlink>
+      <w:r>
+        <w:rPr>
+          <w:lang w:val="zh_TW" w:bidi="zh_TW"/>
+        </w:rPr>
+        <w:t>），接受了祂的教導，並轉而教導他人（</w:t>
+      </w:r>
+      <w:hyperlink r:id="rId26">
+        <w:r>
+          <w:rPr>
+            <w:lang w:val="zh_TW" w:bidi="zh_TW"/>
+          </w:rPr>
+          <w:rPr>
+            <w:color w:val="0000EE"/>
+            <w:u w:val="single"/>
+          </w:rPr>
+          <w:t>路10:1–11</w:t>
+        </w:r>
+      </w:hyperlink>
+      <w:r>
+        <w:rPr>
+          <w:lang w:val="zh_TW" w:bidi="zh_TW"/>
+        </w:rPr>
+        <w:t>），也被賦予了醫治的能力（</w:t>
+      </w:r>
+      <w:hyperlink r:id="rId27">
+        <w:r>
+          <w:rPr>
+            <w:lang w:val="zh_TW" w:bidi="zh_TW"/>
+          </w:rPr>
+          <w:rPr>
+            <w:color w:val="0000EE"/>
+            <w:u w:val="single"/>
+          </w:rPr>
+          <w:t>太10:1</w:t>
+        </w:r>
+      </w:hyperlink>
+      <w:r>
+        <w:rPr>
+          <w:lang w:val="zh_TW" w:bidi="zh_TW"/>
+        </w:rPr>
+        <w:t>）。他們還被吩咐去傳揚藉基督得救的信息。然而，十二使徒獲得了特別的地位，除了猶大以外（他的地位由馬提亞取代，</w:t>
+      </w:r>
+      <w:hyperlink r:id="rId28">
+        <w:r>
+          <w:rPr>
+            <w:lang w:val="zh_TW" w:bidi="zh_TW"/>
+          </w:rPr>
+          <w:rPr>
+            <w:color w:val="0000EE"/>
+            <w:u w:val="single"/>
+          </w:rPr>
+          <w:t>徒1:26</w:t>
+        </w:r>
+      </w:hyperlink>
+      <w:r>
+        <w:rPr>
+          <w:lang w:val="zh_TW" w:bidi="zh_TW"/>
+        </w:rPr>
+        <w:t>），他們成為新興基督教會的根基教師。他們在教會中的權柄是由基督所賦予的（</w:t>
+      </w:r>
+      <w:hyperlink r:id="rId29">
+        <w:r>
+          <w:rPr>
+            <w:lang w:val="zh_TW" w:bidi="zh_TW"/>
+          </w:rPr>
+          <w:rPr>
+            <w:color w:val="0000EE"/>
+            <w:u w:val="single"/>
+          </w:rPr>
+          <w:t>太16:19</w:t>
+        </w:r>
+      </w:hyperlink>
+      <w:r>
+        <w:rPr>
+          <w:lang w:val="zh_TW" w:bidi="zh_TW"/>
+        </w:rPr>
+        <w:t>，</w:t>
+      </w:r>
+      <w:hyperlink r:id="rId30">
+        <w:r>
+          <w:rPr>
+            <w:lang w:val="zh_TW" w:bidi="zh_TW"/>
+          </w:rPr>
+          <w:rPr>
+            <w:color w:val="0000EE"/>
+            <w:u w:val="single"/>
+          </w:rPr>
+          <w:t>28:16–20</w:t>
+        </w:r>
+      </w:hyperlink>
+      <w:r>
+        <w:rPr>
+          <w:lang w:val="zh_TW" w:bidi="zh_TW"/>
+        </w:rPr>
+        <w:t>），其特徵是捨己服事（</w:t>
+      </w:r>
+      <w:hyperlink r:id="rId31">
+        <w:r>
+          <w:rPr>
+            <w:lang w:val="zh_TW" w:bidi="zh_TW"/>
+          </w:rPr>
+          <w:rPr>
+            <w:color w:val="0000EE"/>
+            <w:u w:val="single"/>
+          </w:rPr>
+          <w:t>路22:24–30</w:t>
+        </w:r>
+      </w:hyperlink>
+      <w:r>
+        <w:rPr>
+          <w:lang w:val="zh_TW" w:bidi="zh_TW"/>
+        </w:rPr>
+        <w:t>）。這群門徒後來被稱為使徒（儘管這個詞偶爾有更廣泛的應用），大數的掃羅也加入其中。在他去大馬士革的路上歸信主時，他看見了復活的主，並立即被基督任命為外邦人的使徒（</w:t>
+      </w:r>
+      <w:hyperlink r:id="rId32">
+        <w:r>
+          <w:rPr>
+            <w:lang w:val="zh_TW" w:bidi="zh_TW"/>
+          </w:rPr>
+          <w:rPr>
+            <w:color w:val="0000EE"/>
+            <w:u w:val="single"/>
+          </w:rPr>
+          <w:t>加1:12、16</w:t>
+        </w:r>
+      </w:hyperlink>
+      <w:r>
+        <w:rPr>
+          <w:lang w:val="zh_TW" w:bidi="zh_TW"/>
+        </w:rPr>
+        <w:t>；</w:t>
+      </w:r>
+      <w:hyperlink r:id="rId33">
+        <w:r>
+          <w:rPr>
+            <w:lang w:val="zh_TW" w:bidi="zh_TW"/>
+          </w:rPr>
+          <w:rPr>
+            <w:color w:val="0000EE"/>
+            <w:u w:val="single"/>
+          </w:rPr>
+          <w:t>徒9:15</w:t>
+        </w:r>
+      </w:hyperlink>
+      <w:r>
+        <w:rPr>
+          <w:lang w:val="zh_TW" w:bidi="zh_TW"/>
+        </w:rPr>
+        <w:t>）。</w:t>
       </w:r>
     </w:p>
     <w:p>
@@ -449,9 +665,9 @@
         <w:rPr>
           <w:lang w:val="zh_TW" w:bidi="zh_TW"/>
         </w:rPr>
-        <w:t>總結來看，最可能的結論是：拿但業並非十二使徒之一，而僅是約翰記載的門徒之一。此觀點與早期教父文獻相符。在約翰福音中，拿但業象徵了那些克服最初的懷疑，並信靠基督的真正猶太人。這一象徵性意義可從以下三點觀察到：（1）他對耶穌的最初反應類似於那些信仰律法和先知書之人的反應（</w:t>
-      </w:r>
-      <w:hyperlink r:id="rId21">
+        <w:t>在基督升天時，祂委派了第一批門徒來「使萬民作我的門徒」（</w:t>
+      </w:r>
+      <w:hyperlink r:id="rId34">
         <w:r>
           <w:rPr>
             <w:lang w:val="zh_TW" w:bidi="zh_TW"/>
@@ -460,10 +676,16 @@
             <w:color w:val="0000EE"/>
             <w:u w:val="single"/>
           </w:rPr>
-          <w:t>約7:15、27、41，</w:t>
+          <w:t>太28:19</w:t>
         </w:r>
       </w:hyperlink>
-      <w:hyperlink r:id="rId22">
+      <w:r>
+        <w:rPr>
+          <w:lang w:val="zh_TW" w:bidi="zh_TW"/>
+        </w:rPr>
+        <w:t>）；因此，「門徒」這個詞在使徒行傳中也用來指信徒，也就是那些任信基督的人。雖然他們並未直接受基督本人呼召，但這些門徒是藉著基督的靈，通過第一批門徒所傳的信息而被呼召的；後來被呼召的門徒在任何意義上，都不亞於第一批門徒，即便他們所享有的特權較少。早期基督徒被稱為拿撒勒人耶穌的門徒，或簡單稱為「門徒」（</w:t>
+      </w:r>
+      <w:hyperlink r:id="rId35">
         <w:r>
           <w:rPr>
             <w:lang w:val="zh_TW" w:bidi="zh_TW"/>
@@ -472,16 +694,16 @@
             <w:color w:val="0000EE"/>
             <w:u w:val="single"/>
           </w:rPr>
-          <w:t>9:41</w:t>
+          <w:t>徒6:1–2、7</w:t>
         </w:r>
       </w:hyperlink>
       <w:r>
         <w:rPr>
           <w:lang w:val="zh_TW" w:bidi="zh_TW"/>
         </w:rPr>
-        <w:t>）；（2）耶穌提到祂看見拿但業在無花果樹下（</w:t>
-      </w:r>
-      <w:hyperlink r:id="rId23">
+        <w:t>，</w:t>
+      </w:r>
+      <w:hyperlink r:id="rId36">
         <w:r>
           <w:rPr>
             <w:lang w:val="zh_TW" w:bidi="zh_TW"/>
@@ -490,16 +712,16 @@
             <w:color w:val="0000EE"/>
             <w:u w:val="single"/>
           </w:rPr>
-          <w:t>1:48</w:t>
+          <w:t>9:36</w:t>
         </w:r>
       </w:hyperlink>
       <w:r>
         <w:rPr>
           <w:lang w:val="zh_TW" w:bidi="zh_TW"/>
         </w:rPr>
-        <w:t>），這表明他對律法的虔誠（拉比文學中，學習律法的理想地點就是無花果樹下）；（3）耶穌將拿但業與以色列的祖先雅各聯繫起來。在</w:t>
-      </w:r>
-      <w:hyperlink r:id="rId24">
+        <w:t>，</w:t>
+      </w:r>
+      <w:hyperlink r:id="rId37">
         <w:r>
           <w:rPr>
             <w:lang w:val="zh_TW" w:bidi="zh_TW"/>
@@ -508,16 +730,16 @@
             <w:color w:val="0000EE"/>
             <w:u w:val="single"/>
           </w:rPr>
-          <w:t>創世記二十五至三十二章</w:t>
+          <w:t>11:26</w:t>
         </w:r>
       </w:hyperlink>
       <w:r>
         <w:rPr>
           <w:lang w:val="zh_TW" w:bidi="zh_TW"/>
         </w:rPr>
-        <w:t>中，雅各確實在與以掃和拉班的相處中表現出狡猾和機智。</w:t>
-      </w:r>
-      <w:hyperlink r:id="rId25">
+        <w:t>）這是合理的，因為他們繼續傳揚耶穌的教導，並過著耶穌所樹立榜樣的生活。他們因此被認為是一個「學派（school）」或活生生的群體，實踐他們「夫子（master）」的教導。約翰壹書強調，只有那些遵守基督誡命的人，才真正表現出對神的愛（</w:t>
+      </w:r>
+      <w:hyperlink r:id="rId38">
         <w:r>
           <w:rPr>
             <w:lang w:val="zh_TW" w:bidi="zh_TW"/>
@@ -526,16 +748,16 @@
             <w:color w:val="0000EE"/>
             <w:u w:val="single"/>
           </w:rPr>
-          <w:t>約翰福音一章51節</w:t>
+          <w:t>約一2:3–6</w:t>
         </w:r>
       </w:hyperlink>
       <w:r>
         <w:rPr>
           <w:lang w:val="zh_TW" w:bidi="zh_TW"/>
         </w:rPr>
-        <w:t>進一步加強了拿但業與雅各的關聯，呈現了天使上去下來的意象，這讓人想起雅各的夢境，並且發生地靠近伯特利和雅博河，即雅各的經歷之地。拿但業因此成為敬虔以色列人的象徵，表達出真正以色列人應對耶穌的適當回應——從起初的懷疑到信心的建立（參</w:t>
-      </w:r>
-      <w:hyperlink r:id="rId26">
+        <w:t>，</w:t>
+      </w:r>
+      <w:hyperlink r:id="rId39">
         <w:r>
           <w:rPr>
             <w:lang w:val="zh_TW" w:bidi="zh_TW"/>
@@ -544,7 +766,7 @@
             <w:color w:val="0000EE"/>
             <w:u w:val="single"/>
           </w:rPr>
-          <w:t>羅9:6</w:t>
+          <w:t>3:10–11</w:t>
         </w:r>
       </w:hyperlink>
       <w:r>
@@ -552,1815 +774,6 @@
           <w:lang w:val="zh_TW" w:bidi="zh_TW"/>
         </w:rPr>
         <w:t>）。</w:t>
-      </w:r>
-    </w:p>
-    <w:p>
-      <w:pPr/>
-      <w:r>
-        <w:rPr>
-          <w:lang w:val="zh_TW" w:bidi="zh_TW"/>
-        </w:rPr>
-      </w:r>
-      <w:r>
-        <w:rPr>
-          <w:i/>
-          <w:lang w:val="zh_TW" w:bidi="zh_TW"/>
-        </w:rPr>
-        <w:t>另見</w:t>
-      </w:r>
-      <w:r>
-        <w:rPr>
-          <w:lang w:val="zh_TW" w:bidi="zh_TW"/>
-        </w:rPr>
-        <w:t xml:space="preserve"> </w:t>
-      </w:r>
-      <w:r>
-        <w:rPr>
-          <w:lang w:val="zh_TW" w:bidi="zh_TW"/>
-        </w:rPr>
-        <w:t>使徒，使徒職分</w:t>
-      </w:r>
-      <w:r>
-        <w:rPr>
-          <w:lang w:val="zh_TW" w:bidi="zh_TW"/>
-        </w:rPr>
-        <w:t>。</w:t>
-      </w:r>
-      <w:r>
-        <w:rPr>
-          <w:lang w:val="zh_TW" w:bidi="zh_TW"/>
-        </w:rPr>
-      </w:r>
-      <w:r>
-        <w:rPr>
-          <w:lang w:val="zh_TW" w:bidi="zh_TW"/>
-        </w:rPr>
-      </w:r>
-    </w:p>
-    <w:p>
-      <w:pPr/>
-      <w:r>
-        <w:rPr>
-          <w:lang w:val="zh_TW" w:bidi="zh_TW"/>
-        </w:rPr>
-      </w:r>
-    </w:p>
-    <w:p>
-      <w:pPr>
-        <w:pStyle w:val="Heading2"/>
-      </w:pPr>
-      <w:r>
-        <w:rPr>
-          <w:lang w:val="zh_TW" w:bidi="zh_TW"/>
-        </w:rPr>
-        <w:t>拿非施</w:t>
-      </w:r>
-      <w:r>
-        <w:rPr>
-          <w:lang w:val="zh_TW" w:bidi="zh_TW"/>
-        </w:rPr>
-      </w:r>
-    </w:p>
-    <w:p>
-      <w:pPr/>
-      <w:r>
-        <w:rPr>
-          <w:lang w:val="zh_TW" w:bidi="zh_TW"/>
-        </w:rPr>
-      </w:r>
-      <w:r>
-        <w:rPr>
-          <w:lang w:val="zh_TW" w:bidi="zh_TW"/>
-        </w:rPr>
-        <w:t>以實瑪利十二個兒子中的第十一位（</w:t>
-      </w:r>
-      <w:hyperlink r:id="rId27">
-        <w:r>
-          <w:rPr>
-            <w:lang w:val="zh_TW" w:bidi="zh_TW"/>
-          </w:rPr>
-          <w:rPr>
-            <w:color w:val="0000EE"/>
-            <w:u w:val="single"/>
-          </w:rPr>
-          <w:t>創25:15</w:t>
-        </w:r>
-      </w:hyperlink>
-      <w:r>
-        <w:rPr>
-          <w:lang w:val="zh_TW" w:bidi="zh_TW"/>
-        </w:rPr>
-        <w:t>；</w:t>
-      </w:r>
-      <w:hyperlink r:id="rId28">
-        <w:r>
-          <w:rPr>
-            <w:lang w:val="zh_TW" w:bidi="zh_TW"/>
-          </w:rPr>
-          <w:rPr>
-            <w:color w:val="0000EE"/>
-            <w:u w:val="single"/>
-          </w:rPr>
-          <w:t>代上1:31</w:t>
-        </w:r>
-      </w:hyperlink>
-      <w:r>
-        <w:rPr>
-          <w:lang w:val="zh_TW" w:bidi="zh_TW"/>
-        </w:rPr>
-        <w:t>），也是一個以他名字命名的部族的始祖。這個部族後來曾與住在約旦河東的以色列支派交戰（</w:t>
-      </w:r>
-      <w:hyperlink r:id="rId29">
-        <w:r>
-          <w:rPr>
-            <w:lang w:val="zh_TW" w:bidi="zh_TW"/>
-          </w:rPr>
-          <w:rPr>
-            <w:color w:val="0000EE"/>
-            <w:u w:val="single"/>
-          </w:rPr>
-          <w:t>代上5:19</w:t>
-        </w:r>
-      </w:hyperlink>
-      <w:r>
-        <w:rPr>
-          <w:lang w:val="zh_TW" w:bidi="zh_TW"/>
-        </w:rPr>
-        <w:t>）。</w:t>
-      </w:r>
-      <w:r>
-        <w:rPr>
-          <w:lang w:val="zh_TW" w:bidi="zh_TW"/>
-        </w:rPr>
-      </w:r>
-      <w:r>
-        <w:rPr>
-          <w:lang w:val="zh_TW" w:bidi="zh_TW"/>
-        </w:rPr>
-      </w:r>
-    </w:p>
-    <w:p>
-      <w:pPr/>
-      <w:r>
-        <w:rPr>
-          <w:lang w:val="zh_TW" w:bidi="zh_TW"/>
-        </w:rPr>
-      </w:r>
-    </w:p>
-    <w:p>
-      <w:pPr>
-        <w:pStyle w:val="Heading2"/>
-      </w:pPr>
-      <w:r>
-        <w:rPr>
-          <w:lang w:val="zh_TW" w:bidi="zh_TW"/>
-        </w:rPr>
-        <w:t>拿鶴（地點）</w:t>
-      </w:r>
-      <w:r>
-        <w:rPr>
-          <w:lang w:val="zh_TW" w:bidi="zh_TW"/>
-        </w:rPr>
-      </w:r>
-    </w:p>
-    <w:p>
-      <w:pPr/>
-      <w:r>
-        <w:rPr>
-          <w:lang w:val="zh_TW" w:bidi="zh_TW"/>
-        </w:rPr>
-      </w:r>
-      <w:r>
-        <w:rPr>
-          <w:lang w:val="zh_TW" w:bidi="zh_TW"/>
-        </w:rPr>
-        <w:t>一座位於美索不達米亞西北部的城，該城是以撒妻子利百加的家鄉，而拿鶴也是亞伯拉罕兄弟的名字（</w:t>
-      </w:r>
-      <w:hyperlink r:id="rId30">
-        <w:r>
-          <w:rPr>
-            <w:lang w:val="zh_TW" w:bidi="zh_TW"/>
-          </w:rPr>
-          <w:rPr>
-            <w:color w:val="0000EE"/>
-            <w:u w:val="single"/>
-          </w:rPr>
-          <w:t>創24:10</w:t>
-        </w:r>
-      </w:hyperlink>
-      <w:r>
-        <w:rPr>
-          <w:lang w:val="zh_TW" w:bidi="zh_TW"/>
-        </w:rPr>
-        <w:t>）。瑪里（Mari）文獻（公元前18世紀）中，經常將拿鶴稱為拿庫珥（Nakhur），其位置在哈蘭附近的巴利河谷（Balikh River Valley）。這座城很可能是古代部分哈比魯（Habiru）人的居住地，但其確切遺址至今不明。</w:t>
-      </w:r>
-    </w:p>
-    <w:p>
-      <w:pPr/>
-      <w:r>
-        <w:rPr>
-          <w:lang w:val="zh_TW" w:bidi="zh_TW"/>
-        </w:rPr>
-      </w:r>
-      <w:r>
-        <w:rPr>
-          <w:i/>
-          <w:lang w:val="zh_TW" w:bidi="zh_TW"/>
-        </w:rPr>
-        <w:t xml:space="preserve">另見 </w:t>
-      </w:r>
-      <w:r>
-        <w:rPr>
-          <w:lang w:val="zh_TW" w:bidi="zh_TW"/>
-        </w:rPr>
-        <w:t>拿鶴（人物）#2</w:t>
-      </w:r>
-      <w:r>
-        <w:rPr>
-          <w:lang w:val="zh_TW" w:bidi="zh_TW"/>
-        </w:rPr>
-        <w:t>。</w:t>
-      </w:r>
-      <w:r>
-        <w:rPr>
-          <w:lang w:val="zh_TW" w:bidi="zh_TW"/>
-        </w:rPr>
-      </w:r>
-      <w:r>
-        <w:rPr>
-          <w:lang w:val="zh_TW" w:bidi="zh_TW"/>
-        </w:rPr>
-      </w:r>
-    </w:p>
-    <w:p>
-      <w:pPr/>
-      <w:r>
-        <w:rPr>
-          <w:lang w:val="zh_TW" w:bidi="zh_TW"/>
-        </w:rPr>
-      </w:r>
-    </w:p>
-    <w:p>
-      <w:pPr>
-        <w:pStyle w:val="Heading2"/>
-      </w:pPr>
-      <w:r>
-        <w:rPr>
-          <w:lang w:val="zh_TW" w:bidi="zh_TW"/>
-        </w:rPr>
-        <w:t>拿瑪（人物）</w:t>
-      </w:r>
-      <w:r>
-        <w:rPr>
-          <w:lang w:val="zh_TW" w:bidi="zh_TW"/>
-        </w:rPr>
-      </w:r>
-    </w:p>
-    <w:p>
-      <w:pPr>
-        <w:pStyle w:val="ListNumber"/>
-        <w:numPr>
-          <w:ilvl w:val="0"/>
-          <w:numId w:val="14"/>
-        </w:numPr>
-        <w:spacing w:line="240" w:lineRule="auto"/>
-        <w:ind w:left="720"/>
-      </w:pPr>
-      <w:r>
-        <w:rPr>
-          <w:lang w:val="zh_TW" w:bidi="zh_TW"/>
-        </w:rPr>
-      </w:r>
-      <w:r>
-        <w:rPr>
-          <w:lang w:val="zh_TW" w:bidi="zh_TW"/>
-        </w:rPr>
-        <w:t>在該隱後代的名單中，洗拉和拉麥的女兒（</w:t>
-      </w:r>
-      <w:hyperlink r:id="rId31">
-        <w:r>
-          <w:rPr>
-            <w:lang w:val="zh_TW" w:bidi="zh_TW"/>
-          </w:rPr>
-          <w:rPr>
-            <w:color w:val="0000EE"/>
-            <w:u w:val="single"/>
-          </w:rPr>
-          <w:t>創4:22</w:t>
-        </w:r>
-      </w:hyperlink>
-      <w:r>
-        <w:rPr>
-          <w:lang w:val="zh_TW" w:bidi="zh_TW"/>
-        </w:rPr>
-        <w:t>）。</w:t>
-      </w:r>
-    </w:p>
-    <w:p>
-      <w:pPr>
-        <w:pStyle w:val="ListNumber"/>
-        <w:spacing w:line="240" w:lineRule="auto"/>
-        <w:ind w:left="720"/>
-      </w:pPr>
-      <w:r>
-        <w:rPr>
-          <w:lang w:val="zh_TW" w:bidi="zh_TW"/>
-        </w:rPr>
-      </w:r>
-      <w:r>
-        <w:rPr>
-          <w:lang w:val="zh_TW" w:bidi="zh_TW"/>
-        </w:rPr>
-        <w:t>所羅門王的其中一位妻子。她來自亞捫（</w:t>
-      </w:r>
-      <w:hyperlink r:id="rId32">
-        <w:r>
-          <w:rPr>
-            <w:lang w:val="zh_TW" w:bidi="zh_TW"/>
-          </w:rPr>
-          <w:rPr>
-            <w:color w:val="0000EE"/>
-            <w:u w:val="single"/>
-          </w:rPr>
-          <w:t>王上14:21</w:t>
-        </w:r>
-      </w:hyperlink>
-      <w:r>
-        <w:rPr>
-          <w:lang w:val="zh_TW" w:bidi="zh_TW"/>
-        </w:rPr>
-        <w:t>、</w:t>
-      </w:r>
-      <w:hyperlink r:id="rId32">
-        <w:r>
-          <w:rPr>
-            <w:lang w:val="zh_TW" w:bidi="zh_TW"/>
-          </w:rPr>
-          <w:rPr>
-            <w:color w:val="0000EE"/>
-            <w:u w:val="single"/>
-          </w:rPr>
-          <w:t>31</w:t>
-        </w:r>
-      </w:hyperlink>
-      <w:r>
-        <w:rPr>
-          <w:lang w:val="zh_TW" w:bidi="zh_TW"/>
-        </w:rPr>
-        <w:t>；</w:t>
-      </w:r>
-      <w:hyperlink r:id="rId33">
-        <w:r>
-          <w:rPr>
-            <w:lang w:val="zh_TW" w:bidi="zh_TW"/>
-          </w:rPr>
-          <w:rPr>
-            <w:color w:val="0000EE"/>
-            <w:u w:val="single"/>
-          </w:rPr>
-          <w:t>代下12:13</w:t>
-        </w:r>
-      </w:hyperlink>
-      <w:r>
-        <w:rPr>
-          <w:lang w:val="zh_TW" w:bidi="zh_TW"/>
-        </w:rPr>
-        <w:t>）。可以確定她要為所羅門的偶像崇拜負起部分責任。她的兒子羅波安在所羅門去世後統治猶大（</w:t>
-      </w:r>
-      <w:hyperlink r:id="rId34">
-        <w:r>
-          <w:rPr>
-            <w:lang w:val="zh_TW" w:bidi="zh_TW"/>
-          </w:rPr>
-          <w:rPr>
-            <w:color w:val="0000EE"/>
-            <w:u w:val="single"/>
-          </w:rPr>
-          <w:t>王上14:21–24</w:t>
-        </w:r>
-      </w:hyperlink>
-      <w:r>
-        <w:rPr>
-          <w:lang w:val="zh_TW" w:bidi="zh_TW"/>
-        </w:rPr>
-        <w:t>）。</w:t>
-      </w:r>
-      <w:r>
-        <w:rPr>
-          <w:lang w:val="zh_TW" w:bidi="zh_TW"/>
-        </w:rPr>
-      </w:r>
-      <w:r>
-        <w:rPr>
-          <w:lang w:val="zh_TW" w:bidi="zh_TW"/>
-        </w:rPr>
-      </w:r>
-    </w:p>
-    <w:p>
-      <w:pPr/>
-      <w:r>
-        <w:rPr>
-          <w:lang w:val="zh_TW" w:bidi="zh_TW"/>
-        </w:rPr>
-      </w:r>
-    </w:p>
-    <w:p>
-      <w:pPr>
-        <w:pStyle w:val="Heading2"/>
-      </w:pPr>
-      <w:r>
-        <w:rPr>
-          <w:lang w:val="zh_TW" w:bidi="zh_TW"/>
-        </w:rPr>
-        <w:t>拿撒勒</w:t>
-      </w:r>
-      <w:r>
-        <w:rPr>
-          <w:lang w:val="zh_TW" w:bidi="zh_TW"/>
-        </w:rPr>
-      </w:r>
-    </w:p>
-    <w:p>
-      <w:pPr/>
-      <w:r>
-        <w:rPr>
-          <w:lang w:val="zh_TW" w:bidi="zh_TW"/>
-        </w:rPr>
-      </w:r>
-      <w:r>
-        <w:rPr>
-          <w:lang w:val="zh_TW" w:bidi="zh_TW"/>
-        </w:rPr>
-        <w:t>羅馬帝國加利利省的一個村莊，是約瑟、馬利亞和耶穌的家鄉。拿撒勒一直是個偏僻的小鎮。在舊約、次經、兩約之間時期的猶太文獻或約瑟夫的歷史著作中，都沒有提到這個地方。該城位於黎巴嫩南部山脈的石灰岩丘陵中，靠近以斯得倫（Esdraelon）平原北側，三面環山，形成了一個氣候溫和、適合水果和野花生長的庇護谷地。雖然拿撒勒附近有貿易路線和道路經過，但該村莊本身並不位於任何主要道路上。拿撒勒位於加利利海以西約15英里（24.1公里），地中海以東約20英里（32.2公里），而耶路撒冷則位於其南方約70英里（112.6公里）處。考古遺跡顯示，古代的拿撒勒比現今的村莊更靠近西邊的山丘（參</w:t>
-      </w:r>
-      <w:hyperlink r:id="rId35">
-        <w:r>
-          <w:rPr>
-            <w:lang w:val="zh_TW" w:bidi="zh_TW"/>
-          </w:rPr>
-          <w:rPr>
-            <w:color w:val="0000EE"/>
-            <w:u w:val="single"/>
-          </w:rPr>
-          <w:t>路4:29</w:t>
-        </w:r>
-      </w:hyperlink>
-      <w:r>
-        <w:rPr>
-          <w:lang w:val="zh_TW" w:bidi="zh_TW"/>
-        </w:rPr>
-        <w:t>）。在基督時代，拿撒勒及整個加利利南部地區都處於猶太生活的主流範圍之外，這也提供了拿但業對腓力所說「拿撒勒還能出甚麼好的嗎？」（見</w:t>
-      </w:r>
-      <w:hyperlink r:id="rId36">
-        <w:r>
-          <w:rPr>
-            <w:lang w:val="zh_TW" w:bidi="zh_TW"/>
-          </w:rPr>
-          <w:rPr>
-            <w:color w:val="0000EE"/>
-            <w:u w:val="single"/>
-          </w:rPr>
-          <w:t>約1:46</w:t>
-        </w:r>
-      </w:hyperlink>
-      <w:r>
-        <w:rPr>
-          <w:lang w:val="zh_TW" w:bidi="zh_TW"/>
-        </w:rPr>
-        <w:t>）這句諷刺話的背景。</w:t>
-      </w:r>
-    </w:p>
-    <w:p>
-      <w:pPr/>
-      <w:r>
-        <w:rPr>
-          <w:lang w:val="zh_TW" w:bidi="zh_TW"/>
-        </w:rPr>
-      </w:r>
-      <w:r>
-        <w:rPr>
-          <w:lang w:val="zh_TW" w:bidi="zh_TW"/>
-        </w:rPr>
-        <w:t>拿撒勒首次在新約中被提及，是作為馬利亞和約瑟的家鄉（</w:t>
-      </w:r>
-      <w:hyperlink r:id="rId37">
-        <w:r>
-          <w:rPr>
-            <w:lang w:val="zh_TW" w:bidi="zh_TW"/>
-          </w:rPr>
-          <w:rPr>
-            <w:color w:val="0000EE"/>
-            <w:u w:val="single"/>
-          </w:rPr>
-          <w:t>路1:26–27</w:t>
-        </w:r>
-      </w:hyperlink>
-      <w:r>
-        <w:rPr>
-          <w:lang w:val="zh_TW" w:bidi="zh_TW"/>
-        </w:rPr>
-        <w:t>）。耶穌在祂父母的祖籍伯利恆（位於南方約80英里或128.7公里處）出生後不久，馬利亞和約瑟便返回拿撒勒（</w:t>
-      </w:r>
-      <w:hyperlink r:id="rId38">
-        <w:r>
-          <w:rPr>
-            <w:lang w:val="zh_TW" w:bidi="zh_TW"/>
-          </w:rPr>
-          <w:rPr>
-            <w:color w:val="0000EE"/>
-            <w:u w:val="single"/>
-          </w:rPr>
-          <w:t>太2:23</w:t>
-        </w:r>
-      </w:hyperlink>
-      <w:r>
-        <w:rPr>
-          <w:lang w:val="zh_TW" w:bidi="zh_TW"/>
-        </w:rPr>
-        <w:t>；</w:t>
-      </w:r>
-      <w:hyperlink r:id="rId39">
-        <w:r>
-          <w:rPr>
-            <w:lang w:val="zh_TW" w:bidi="zh_TW"/>
-          </w:rPr>
-          <w:rPr>
-            <w:color w:val="0000EE"/>
-            <w:u w:val="single"/>
-          </w:rPr>
-          <w:t>路2:39</w:t>
-        </w:r>
-      </w:hyperlink>
-      <w:r>
-        <w:rPr>
-          <w:lang w:val="zh_TW" w:bidi="zh_TW"/>
-        </w:rPr>
-        <w:t>）。耶穌在那裡長大（</w:t>
-      </w:r>
-      <w:hyperlink r:id="rId40">
-        <w:r>
-          <w:rPr>
-            <w:lang w:val="zh_TW" w:bidi="zh_TW"/>
-          </w:rPr>
-          <w:rPr>
-            <w:color w:val="0000EE"/>
-            <w:u w:val="single"/>
-          </w:rPr>
-          <w:t>路2:39–40、51</w:t>
-        </w:r>
-      </w:hyperlink>
-      <w:r>
-        <w:rPr>
-          <w:lang w:val="zh_TW" w:bidi="zh_TW"/>
-        </w:rPr>
-        <w:t>），後來離開村莊前往約旦河接受約翰的洗禮（</w:t>
-      </w:r>
-      <w:hyperlink r:id="rId41">
-        <w:r>
-          <w:rPr>
-            <w:lang w:val="zh_TW" w:bidi="zh_TW"/>
-          </w:rPr>
-          <w:rPr>
-            <w:color w:val="0000EE"/>
-            <w:u w:val="single"/>
-          </w:rPr>
-          <w:t>可1:9</w:t>
-        </w:r>
-      </w:hyperlink>
-      <w:r>
-        <w:rPr>
-          <w:lang w:val="zh_TW" w:bidi="zh_TW"/>
-        </w:rPr>
-        <w:t>）。約翰被捕後，耶穌搬到迦百農居住（</w:t>
-      </w:r>
-      <w:hyperlink r:id="rId42">
-        <w:r>
-          <w:rPr>
-            <w:lang w:val="zh_TW" w:bidi="zh_TW"/>
-          </w:rPr>
-          <w:rPr>
-            <w:color w:val="0000EE"/>
-            <w:u w:val="single"/>
-          </w:rPr>
-          <w:t>太4:13</w:t>
-        </w:r>
-      </w:hyperlink>
-      <w:r>
-        <w:rPr>
-          <w:lang w:val="zh_TW" w:bidi="zh_TW"/>
-        </w:rPr>
-        <w:t>）。雖然耶穌經常被人以祂的童年成長的城而稱為「拿撒勒人耶穌」（見</w:t>
-      </w:r>
-      <w:hyperlink r:id="rId43">
-        <w:r>
-          <w:rPr>
-            <w:lang w:val="zh_TW" w:bidi="zh_TW"/>
-          </w:rPr>
-          <w:rPr>
-            <w:color w:val="0000EE"/>
-            <w:u w:val="single"/>
-          </w:rPr>
-          <w:t>可10:47</w:t>
-        </w:r>
-      </w:hyperlink>
-      <w:r>
-        <w:rPr>
-          <w:lang w:val="zh_TW" w:bidi="zh_TW"/>
-        </w:rPr>
-        <w:t>；</w:t>
-      </w:r>
-      <w:hyperlink r:id="rId44">
-        <w:r>
-          <w:rPr>
-            <w:lang w:val="zh_TW" w:bidi="zh_TW"/>
-          </w:rPr>
-          <w:rPr>
-            <w:color w:val="0000EE"/>
-            <w:u w:val="single"/>
-          </w:rPr>
-          <w:t>約18:5、7</w:t>
-        </w:r>
-      </w:hyperlink>
-      <w:r>
-        <w:rPr>
-          <w:lang w:val="zh_TW" w:bidi="zh_TW"/>
-        </w:rPr>
-        <w:t>；</w:t>
-      </w:r>
-      <w:hyperlink r:id="rId45">
-        <w:r>
-          <w:rPr>
-            <w:lang w:val="zh_TW" w:bidi="zh_TW"/>
-          </w:rPr>
-          <w:rPr>
-            <w:color w:val="0000EE"/>
-            <w:u w:val="single"/>
-          </w:rPr>
-          <w:t>徒2:22</w:t>
-        </w:r>
-      </w:hyperlink>
-      <w:r>
-        <w:rPr>
-          <w:lang w:val="zh_TW" w:bidi="zh_TW"/>
-        </w:rPr>
-        <w:t>），但新約僅記載耶穌在事工期間只回過拿撒勒一次。那次祂在會堂中講道，但卻被鎮民拒絕（</w:t>
-      </w:r>
-      <w:hyperlink r:id="rId46">
-        <w:r>
-          <w:rPr>
-            <w:lang w:val="zh_TW" w:bidi="zh_TW"/>
-          </w:rPr>
-          <w:rPr>
-            <w:color w:val="0000EE"/>
-            <w:u w:val="single"/>
-          </w:rPr>
-          <w:t>路4:16–30</w:t>
-        </w:r>
-      </w:hyperlink>
-      <w:r>
-        <w:rPr>
-          <w:lang w:val="zh_TW" w:bidi="zh_TW"/>
-        </w:rPr>
-        <w:t>；參</w:t>
-      </w:r>
-      <w:hyperlink r:id="rId47">
-        <w:r>
-          <w:rPr>
-            <w:lang w:val="zh_TW" w:bidi="zh_TW"/>
-          </w:rPr>
-          <w:rPr>
-            <w:color w:val="0000EE"/>
-            <w:u w:val="single"/>
-          </w:rPr>
-          <w:t>太13:54–58</w:t>
-        </w:r>
-      </w:hyperlink>
-      <w:r>
-        <w:rPr>
-          <w:lang w:val="zh_TW" w:bidi="zh_TW"/>
-        </w:rPr>
-        <w:t>；</w:t>
-      </w:r>
-      <w:hyperlink r:id="rId48">
-        <w:r>
-          <w:rPr>
-            <w:lang w:val="zh_TW" w:bidi="zh_TW"/>
-          </w:rPr>
-          <w:rPr>
-            <w:color w:val="0000EE"/>
-            <w:u w:val="single"/>
-          </w:rPr>
-          <w:t>可6:1–6</w:t>
-        </w:r>
-      </w:hyperlink>
-      <w:r>
-        <w:rPr>
-          <w:lang w:val="zh_TW" w:bidi="zh_TW"/>
-        </w:rPr>
-        <w:t>）。耶穌的跟隨者也被譏諷地稱為「拿撒勒教黨（Nazarenes）」（</w:t>
-      </w:r>
-      <w:hyperlink r:id="rId49">
-        <w:r>
-          <w:rPr>
-            <w:lang w:val="zh_TW" w:bidi="zh_TW"/>
-          </w:rPr>
-          <w:rPr>
-            <w:color w:val="0000EE"/>
-            <w:u w:val="single"/>
-          </w:rPr>
-          <w:t>徒24:5</w:t>
-        </w:r>
-      </w:hyperlink>
-      <w:r>
-        <w:rPr>
-          <w:lang w:val="zh_TW" w:bidi="zh_TW"/>
-        </w:rPr>
-        <w:t>）。</w:t>
-      </w:r>
-    </w:p>
-    <w:p>
-      <w:pPr/>
-      <w:r>
-        <w:rPr>
-          <w:lang w:val="zh_TW" w:bidi="zh_TW"/>
-        </w:rPr>
-      </w:r>
-      <w:r>
-        <w:rPr>
-          <w:lang w:val="zh_TW" w:bidi="zh_TW"/>
-        </w:rPr>
-        <w:t>拿撒勒一直是猶太人的城，直到君士坦丁皇帝（卒於公元327年）時期，它才成為基督徒朝聖的聖地。大約在公元600年，在拿撒勒建造了一座大型聖殿。阿拉伯人和十字軍先後控制該村莊，直到公元1517年村莊被土耳其人佔領，他們驅逐了所有的基督徒。基督徒於公元1620年返回，該城成為重要的基督教中心。</w:t>
-      </w:r>
-    </w:p>
-    <w:p>
-      <w:pPr/>
-      <w:r>
-        <w:rPr>
-          <w:lang w:val="zh_TW" w:bidi="zh_TW"/>
-        </w:rPr>
-      </w:r>
-      <w:r>
-        <w:rPr>
-          <w:i/>
-          <w:lang w:val="zh_TW" w:bidi="zh_TW"/>
-        </w:rPr>
-        <w:t>另見</w:t>
-      </w:r>
-      <w:r>
-        <w:rPr>
-          <w:lang w:val="zh_TW" w:bidi="zh_TW"/>
-        </w:rPr>
-        <w:t xml:space="preserve"> </w:t>
-      </w:r>
-      <w:r>
-        <w:rPr>
-          <w:lang w:val="zh_TW" w:bidi="zh_TW"/>
-        </w:rPr>
-        <w:t>拿撒勒人</w:t>
-      </w:r>
-      <w:r>
-        <w:rPr>
-          <w:lang w:val="zh_TW" w:bidi="zh_TW"/>
-        </w:rPr>
-        <w:t>。</w:t>
-      </w:r>
-      <w:r>
-        <w:rPr>
-          <w:lang w:val="zh_TW" w:bidi="zh_TW"/>
-        </w:rPr>
-      </w:r>
-      <w:r>
-        <w:rPr>
-          <w:lang w:val="zh_TW" w:bidi="zh_TW"/>
-        </w:rPr>
-      </w:r>
-    </w:p>
-    <w:p>
-      <w:pPr/>
-      <w:r>
-        <w:rPr>
-          <w:lang w:val="zh_TW" w:bidi="zh_TW"/>
-        </w:rPr>
-      </w:r>
-    </w:p>
-    <w:p>
-      <w:pPr>
-        <w:pStyle w:val="Heading2"/>
-      </w:pPr>
-      <w:r>
-        <w:rPr>
-          <w:lang w:val="zh_TW" w:bidi="zh_TW"/>
-        </w:rPr>
-        <w:t>拿撒勒人</w:t>
-      </w:r>
-      <w:r>
-        <w:rPr>
-          <w:lang w:val="zh_TW" w:bidi="zh_TW"/>
-        </w:rPr>
-      </w:r>
-    </w:p>
-    <w:p>
-      <w:pPr/>
-      <w:r>
-        <w:rPr>
-          <w:lang w:val="zh_TW" w:bidi="zh_TW"/>
-        </w:rPr>
-      </w:r>
-      <w:r>
-        <w:rPr>
-          <w:lang w:val="zh_TW" w:bidi="zh_TW"/>
-        </w:rPr>
-        <w:t>指來自新約時期加利利拿撒勒城的原住民或居民。</w:t>
-      </w:r>
-    </w:p>
-    <w:p>
-      <w:pPr/>
-      <w:r>
-        <w:rPr>
-          <w:lang w:val="zh_TW" w:bidi="zh_TW"/>
-        </w:rPr>
-      </w:r>
-      <w:r>
-        <w:rPr>
-          <w:lang w:val="zh_TW" w:bidi="zh_TW"/>
-        </w:rPr>
-        <w:t>拿撒勒是耶穌在世上頭三十年間所居住的家鄉。由於「耶穌」這個名字在猶太人中非常普遍，而且當時並沒有使用姓氏，因此「拿撒勒人」這一稱號可能是用來區別拿撒勒的耶穌與其他同名的人（見希臘文譯本的</w:t>
-      </w:r>
-      <w:hyperlink r:id="rId50">
-        <w:r>
-          <w:rPr>
-            <w:lang w:val="zh_TW" w:bidi="zh_TW"/>
-          </w:rPr>
-          <w:rPr>
-            <w:color w:val="0000EE"/>
-            <w:u w:val="single"/>
-          </w:rPr>
-          <w:t>太27:16–17</w:t>
-        </w:r>
-      </w:hyperlink>
-      <w:r>
-        <w:rPr>
-          <w:lang w:val="zh_TW" w:bidi="zh_TW"/>
-        </w:rPr>
-        <w:t>；</w:t>
-      </w:r>
-      <w:hyperlink r:id="rId51">
-        <w:r>
-          <w:rPr>
-            <w:lang w:val="zh_TW" w:bidi="zh_TW"/>
-          </w:rPr>
-          <w:rPr>
-            <w:color w:val="0000EE"/>
-            <w:u w:val="single"/>
-          </w:rPr>
-          <w:t>徒7:45</w:t>
-        </w:r>
-      </w:hyperlink>
-      <w:r>
-        <w:rPr>
-          <w:lang w:val="zh_TW" w:bidi="zh_TW"/>
-        </w:rPr>
-        <w:t>；</w:t>
-      </w:r>
-      <w:hyperlink r:id="rId52">
-        <w:r>
-          <w:rPr>
-            <w:lang w:val="zh_TW" w:bidi="zh_TW"/>
-          </w:rPr>
-          <w:rPr>
-            <w:color w:val="0000EE"/>
-            <w:u w:val="single"/>
-          </w:rPr>
-          <w:t>西4:11</w:t>
-        </w:r>
-      </w:hyperlink>
-      <w:r>
-        <w:rPr>
-          <w:lang w:val="zh_TW" w:bidi="zh_TW"/>
-        </w:rPr>
-        <w:t>；</w:t>
-      </w:r>
-      <w:hyperlink r:id="rId53">
-        <w:r>
-          <w:rPr>
-            <w:lang w:val="zh_TW" w:bidi="zh_TW"/>
-          </w:rPr>
-          <w:rPr>
-            <w:color w:val="0000EE"/>
-            <w:u w:val="single"/>
-          </w:rPr>
-          <w:t>來4:8</w:t>
-        </w:r>
-      </w:hyperlink>
-      <w:r>
-        <w:rPr>
-          <w:lang w:val="zh_TW" w:bidi="zh_TW"/>
-        </w:rPr>
-        <w:t>，其中「耶穌」這個名字是指其他人）。</w:t>
-      </w:r>
-    </w:p>
-    <w:p>
-      <w:pPr/>
-      <w:r>
-        <w:rPr>
-          <w:lang w:val="zh_TW" w:bidi="zh_TW"/>
-        </w:rPr>
-      </w:r>
-      <w:r>
-        <w:rPr>
-          <w:lang w:val="zh_TW" w:bidi="zh_TW"/>
-        </w:rPr>
-        <w:t>在原文中，拿撒勒人耶穌的稱號被污鬼（</w:t>
-      </w:r>
-      <w:hyperlink r:id="rId54">
-        <w:r>
-          <w:rPr>
-            <w:lang w:val="zh_TW" w:bidi="zh_TW"/>
-          </w:rPr>
-          <w:rPr>
-            <w:color w:val="0000EE"/>
-            <w:u w:val="single"/>
-          </w:rPr>
-          <w:t>可1:24</w:t>
-        </w:r>
-      </w:hyperlink>
-      <w:r>
-        <w:rPr>
-          <w:lang w:val="zh_TW" w:bidi="zh_TW"/>
-        </w:rPr>
-        <w:t>；</w:t>
-      </w:r>
-      <w:hyperlink r:id="rId55">
-        <w:r>
-          <w:rPr>
-            <w:lang w:val="zh_TW" w:bidi="zh_TW"/>
-          </w:rPr>
-          <w:rPr>
-            <w:color w:val="0000EE"/>
-            <w:u w:val="single"/>
-          </w:rPr>
-          <w:t>路4:34</w:t>
-        </w:r>
-      </w:hyperlink>
-      <w:r>
-        <w:rPr>
-          <w:lang w:val="zh_TW" w:bidi="zh_TW"/>
-        </w:rPr>
-        <w:t>）、耶利哥城外的群眾（</w:t>
-      </w:r>
-      <w:hyperlink r:id="rId43">
-        <w:r>
-          <w:rPr>
-            <w:lang w:val="zh_TW" w:bidi="zh_TW"/>
-          </w:rPr>
-          <w:rPr>
-            <w:color w:val="0000EE"/>
-            <w:u w:val="single"/>
-          </w:rPr>
-          <w:t>可10:47</w:t>
-        </w:r>
-      </w:hyperlink>
-      <w:r>
-        <w:rPr>
-          <w:lang w:val="zh_TW" w:bidi="zh_TW"/>
-        </w:rPr>
-        <w:t>；</w:t>
-      </w:r>
-      <w:hyperlink r:id="rId56">
-        <w:r>
-          <w:rPr>
-            <w:lang w:val="zh_TW" w:bidi="zh_TW"/>
-          </w:rPr>
-          <w:rPr>
-            <w:color w:val="0000EE"/>
-            <w:u w:val="single"/>
-          </w:rPr>
-          <w:t>路18:37</w:t>
-        </w:r>
-      </w:hyperlink>
-      <w:r>
-        <w:rPr>
-          <w:lang w:val="zh_TW" w:bidi="zh_TW"/>
-        </w:rPr>
-        <w:t>）、一個使女（</w:t>
-      </w:r>
-      <w:hyperlink r:id="rId57">
-        <w:r>
-          <w:rPr>
-            <w:lang w:val="zh_TW" w:bidi="zh_TW"/>
-          </w:rPr>
-          <w:rPr>
-            <w:color w:val="0000EE"/>
-            <w:u w:val="single"/>
-          </w:rPr>
-          <w:t>可14:67</w:t>
-        </w:r>
-      </w:hyperlink>
-      <w:r>
-        <w:rPr>
-          <w:lang w:val="zh_TW" w:bidi="zh_TW"/>
-        </w:rPr>
-        <w:t>）、兵丁（</w:t>
-      </w:r>
-      <w:hyperlink r:id="rId58">
-        <w:r>
-          <w:rPr>
-            <w:lang w:val="zh_TW" w:bidi="zh_TW"/>
-          </w:rPr>
-          <w:rPr>
-            <w:color w:val="0000EE"/>
-            <w:u w:val="single"/>
-          </w:rPr>
-          <w:t>約18:5–7</w:t>
-        </w:r>
-      </w:hyperlink>
-      <w:r>
-        <w:rPr>
-          <w:lang w:val="zh_TW" w:bidi="zh_TW"/>
-        </w:rPr>
-        <w:t>）、彼拉多（</w:t>
-      </w:r>
-      <w:hyperlink r:id="rId59">
-        <w:r>
-          <w:rPr>
-            <w:lang w:val="zh_TW" w:bidi="zh_TW"/>
-          </w:rPr>
-          <w:rPr>
-            <w:color w:val="0000EE"/>
-            <w:u w:val="single"/>
-          </w:rPr>
-          <w:t>約19:19</w:t>
-        </w:r>
-      </w:hyperlink>
-      <w:r>
-        <w:rPr>
-          <w:lang w:val="zh_TW" w:bidi="zh_TW"/>
-        </w:rPr>
-        <w:t>）、在往以馬忤斯路上的兩個門徒（</w:t>
-      </w:r>
-      <w:hyperlink r:id="rId60">
-        <w:r>
-          <w:rPr>
-            <w:lang w:val="zh_TW" w:bidi="zh_TW"/>
-          </w:rPr>
-          <w:rPr>
-            <w:color w:val="0000EE"/>
-            <w:u w:val="single"/>
-          </w:rPr>
-          <w:t>路24:19</w:t>
-        </w:r>
-      </w:hyperlink>
-      <w:r>
-        <w:rPr>
-          <w:lang w:val="zh_TW" w:bidi="zh_TW"/>
-        </w:rPr>
-        <w:t>）和墓旁的天使（</w:t>
-      </w:r>
-      <w:hyperlink r:id="rId61">
-        <w:r>
-          <w:rPr>
-            <w:lang w:val="zh_TW" w:bidi="zh_TW"/>
-          </w:rPr>
-          <w:rPr>
-            <w:color w:val="0000EE"/>
-            <w:u w:val="single"/>
-          </w:rPr>
-          <w:t>可16:6</w:t>
-        </w:r>
-      </w:hyperlink>
-      <w:r>
-        <w:rPr>
-          <w:lang w:val="zh_TW" w:bidi="zh_TW"/>
-        </w:rPr>
-        <w:t>）所使用。</w:t>
-      </w:r>
-    </w:p>
-    <w:p>
-      <w:pPr/>
-      <w:r>
-        <w:rPr>
-          <w:lang w:val="zh_TW" w:bidi="zh_TW"/>
-        </w:rPr>
-      </w:r>
-      <w:r>
-        <w:rPr>
-          <w:lang w:val="zh_TW" w:bidi="zh_TW"/>
-        </w:rPr>
-        <w:t>使徒行傳中的使徒們也用「拿撒勒人」這個稱號來指認耶穌，彼得在五旬節那天的講道中提到拿撒勒人耶穌（</w:t>
-      </w:r>
-      <w:hyperlink r:id="rId45">
-        <w:r>
-          <w:rPr>
-            <w:lang w:val="zh_TW" w:bidi="zh_TW"/>
-          </w:rPr>
-          <w:rPr>
-            <w:color w:val="0000EE"/>
-            <w:u w:val="single"/>
-          </w:rPr>
-          <w:t>徒2:22</w:t>
-        </w:r>
-      </w:hyperlink>
-      <w:r>
-        <w:rPr>
-          <w:lang w:val="zh_TW" w:bidi="zh_TW"/>
-        </w:rPr>
-        <w:t>），並在隨後的聖殿門口的醫治事蹟中再次提及（</w:t>
-      </w:r>
-      <w:hyperlink r:id="rId62">
-        <w:r>
-          <w:rPr>
-            <w:lang w:val="zh_TW" w:bidi="zh_TW"/>
-          </w:rPr>
-          <w:rPr>
-            <w:color w:val="0000EE"/>
-            <w:u w:val="single"/>
-          </w:rPr>
-          <w:t>3:6</w:t>
-        </w:r>
-      </w:hyperlink>
-      <w:r>
-        <w:rPr>
-          <w:lang w:val="zh_TW" w:bidi="zh_TW"/>
-        </w:rPr>
-        <w:t>，</w:t>
-      </w:r>
-      <w:hyperlink r:id="rId63">
-        <w:r>
-          <w:rPr>
-            <w:lang w:val="zh_TW" w:bidi="zh_TW"/>
-          </w:rPr>
-          <w:rPr>
-            <w:color w:val="0000EE"/>
-            <w:u w:val="single"/>
-          </w:rPr>
-          <w:t>4:10</w:t>
-        </w:r>
-      </w:hyperlink>
-      <w:r>
-        <w:rPr>
-          <w:lang w:val="zh_TW" w:bidi="zh_TW"/>
-        </w:rPr>
-        <w:t>）。保羅在</w:t>
-      </w:r>
-      <w:hyperlink r:id="rId64">
-        <w:r>
-          <w:rPr>
-            <w:lang w:val="zh_TW" w:bidi="zh_TW"/>
-          </w:rPr>
-          <w:rPr>
-            <w:color w:val="0000EE"/>
-            <w:u w:val="single"/>
-          </w:rPr>
-          <w:t>使徒行傳二十六章9節</w:t>
-        </w:r>
-      </w:hyperlink>
-      <w:r>
-        <w:rPr>
-          <w:lang w:val="zh_TW" w:bidi="zh_TW"/>
-        </w:rPr>
-        <w:t>中也稱耶穌為「拿撒勒人」。</w:t>
-      </w:r>
-    </w:p>
-    <w:p>
-      <w:pPr/>
-      <w:r>
-        <w:rPr>
-          <w:lang w:val="zh_TW" w:bidi="zh_TW"/>
-        </w:rPr>
-      </w:r>
-      <w:r>
-        <w:rPr>
-          <w:lang w:val="zh_TW" w:bidi="zh_TW"/>
-        </w:rPr>
-        <w:t>有一處敵對性的提及是在</w:t>
-      </w:r>
-      <w:hyperlink r:id="rId65">
-        <w:r>
-          <w:rPr>
-            <w:lang w:val="zh_TW" w:bidi="zh_TW"/>
-          </w:rPr>
-          <w:rPr>
-            <w:color w:val="0000EE"/>
-            <w:u w:val="single"/>
-          </w:rPr>
-          <w:t>使徒行傳六章14節</w:t>
-        </w:r>
-      </w:hyperlink>
-      <w:r>
-        <w:rPr>
-          <w:lang w:val="zh_TW" w:bidi="zh_TW"/>
-        </w:rPr>
-        <w:t>。針對司提反作假見證的人在公會前控告他說：「這拿撒勒人耶穌要毀壞此地（聖殿），也要改變摩西所交給我們的規條。」（見希臘文譯本）。另一個敵對性的提及在</w:t>
-      </w:r>
-      <w:hyperlink r:id="rId49">
-        <w:r>
-          <w:rPr>
-            <w:lang w:val="zh_TW" w:bidi="zh_TW"/>
-          </w:rPr>
-          <w:rPr>
-            <w:color w:val="0000EE"/>
-            <w:u w:val="single"/>
-          </w:rPr>
-          <w:t>使徒行傳二十四章5節</w:t>
-        </w:r>
-      </w:hyperlink>
-      <w:r>
-        <w:rPr>
-          <w:lang w:val="zh_TW" w:bidi="zh_TW"/>
-        </w:rPr>
-        <w:t>，這是唯一一次提到耶穌的跟隨者為拿撒勒教黨。帖土羅控告保羅說：「我們看這個人，如同瘟疫一般，是鼓動普天下眾猶太人生亂的，又是拿撒勒教黨裡的一個頭目。」</w:t>
-      </w:r>
-    </w:p>
-    <w:p>
-      <w:pPr/>
-      <w:r>
-        <w:rPr>
-          <w:lang w:val="zh_TW" w:bidi="zh_TW"/>
-        </w:rPr>
-      </w:r>
-      <w:r>
-        <w:rPr>
-          <w:lang w:val="zh_TW" w:bidi="zh_TW"/>
-        </w:rPr>
-        <w:t>關於「拿撒勒人」這個名稱，在</w:t>
-      </w:r>
-      <w:hyperlink r:id="rId38">
-        <w:r>
-          <w:rPr>
-            <w:lang w:val="zh_TW" w:bidi="zh_TW"/>
-          </w:rPr>
-          <w:rPr>
-            <w:color w:val="0000EE"/>
-            <w:u w:val="single"/>
-          </w:rPr>
-          <w:t>馬太福音二章23節</w:t>
-        </w:r>
-      </w:hyperlink>
-      <w:r>
-        <w:rPr>
-          <w:lang w:val="zh_TW" w:bidi="zh_TW"/>
-        </w:rPr>
-        <w:t>一直是個難題：「到了一座城，名叫拿撒勒，就住在那裡。這是要應驗先知所說，他將稱為拿撒勒人的話了」。舊約中沒有任何先知直接預言彌賽亞將被稱為拿撒勒人。一些學者將馬太福音的引用與</w:t>
-      </w:r>
-      <w:hyperlink r:id="rId66">
-        <w:r>
-          <w:rPr>
-            <w:lang w:val="zh_TW" w:bidi="zh_TW"/>
-          </w:rPr>
-          <w:rPr>
-            <w:color w:val="0000EE"/>
-            <w:u w:val="single"/>
-          </w:rPr>
-          <w:t>以賽亞書十一章1節</w:t>
-        </w:r>
-      </w:hyperlink>
-      <w:r>
-        <w:rPr>
-          <w:lang w:val="zh_TW" w:bidi="zh_TW"/>
-        </w:rPr>
-        <w:t>聯繫起來，該處提到彌賽亞是枝子，這個希伯來文詞語源自與「拿撒勒」相同的詞根。另一些人則認為這段舊約預言指的是彌賽亞將被人輕視和辱罵，因為他們認為彌賽亞應該來自大衛之城伯利恆。然而，儘管耶穌確實在伯利恆出生，但祂卻在拿撒勒長大，後來被稱為拿撒勒人，因而被人嘲笑。因此，當一些同時代的人稱祂為拿撒勒人時，這預言就應驗了，因為拿撒勒被視為一個不受人重視的地方（</w:t>
-      </w:r>
-      <w:hyperlink r:id="rId36">
-        <w:r>
-          <w:rPr>
-            <w:lang w:val="zh_TW" w:bidi="zh_TW"/>
-          </w:rPr>
-          <w:rPr>
-            <w:color w:val="0000EE"/>
-            <w:u w:val="single"/>
-          </w:rPr>
-          <w:t>約1:46</w:t>
-        </w:r>
-      </w:hyperlink>
-      <w:r>
-        <w:rPr>
-          <w:lang w:val="zh_TW" w:bidi="zh_TW"/>
-        </w:rPr>
-        <w:t>；參</w:t>
-      </w:r>
-      <w:hyperlink r:id="rId67">
-        <w:r>
-          <w:rPr>
-            <w:lang w:val="zh_TW" w:bidi="zh_TW"/>
-          </w:rPr>
-          <w:rPr>
-            <w:color w:val="0000EE"/>
-            <w:u w:val="single"/>
-          </w:rPr>
-          <w:t>太13:54</w:t>
-        </w:r>
-      </w:hyperlink>
-      <w:r>
-        <w:rPr>
-          <w:lang w:val="zh_TW" w:bidi="zh_TW"/>
-        </w:rPr>
-        <w:t>；</w:t>
-      </w:r>
-      <w:hyperlink r:id="rId68">
-        <w:r>
-          <w:rPr>
-            <w:lang w:val="zh_TW" w:bidi="zh_TW"/>
-          </w:rPr>
-          <w:rPr>
-            <w:color w:val="0000EE"/>
-            <w:u w:val="single"/>
-          </w:rPr>
-          <w:t>可6:2–3</w:t>
-        </w:r>
-      </w:hyperlink>
-      <w:r>
-        <w:rPr>
-          <w:lang w:val="zh_TW" w:bidi="zh_TW"/>
-        </w:rPr>
-        <w:t>；</w:t>
-      </w:r>
-      <w:hyperlink r:id="rId69">
-        <w:r>
-          <w:rPr>
-            <w:lang w:val="zh_TW" w:bidi="zh_TW"/>
-          </w:rPr>
-          <w:rPr>
-            <w:color w:val="0000EE"/>
-            <w:u w:val="single"/>
-          </w:rPr>
-          <w:t>路4:22</w:t>
-        </w:r>
-      </w:hyperlink>
-      <w:r>
-        <w:rPr>
-          <w:lang w:val="zh_TW" w:bidi="zh_TW"/>
-        </w:rPr>
-        <w:t>）。</w:t>
-      </w:r>
-    </w:p>
-    <w:p>
-      <w:pPr/>
-      <w:r>
-        <w:rPr>
-          <w:lang w:val="zh_TW" w:bidi="zh_TW"/>
-        </w:rPr>
-      </w:r>
-      <w:r>
-        <w:rPr>
-          <w:i/>
-          <w:lang w:val="zh_TW" w:bidi="zh_TW"/>
-        </w:rPr>
-        <w:t>另見</w:t>
-      </w:r>
-      <w:r>
-        <w:rPr>
-          <w:lang w:val="zh_TW" w:bidi="zh_TW"/>
-        </w:rPr>
-        <w:t>拿撒勒</w:t>
-      </w:r>
-      <w:r>
-        <w:rPr>
-          <w:lang w:val="zh_TW" w:bidi="zh_TW"/>
-        </w:rPr>
-        <w:t>。</w:t>
-      </w:r>
-      <w:r>
-        <w:rPr>
-          <w:lang w:val="zh_TW" w:bidi="zh_TW"/>
-        </w:rPr>
-      </w:r>
-      <w:r>
-        <w:rPr>
-          <w:lang w:val="zh_TW" w:bidi="zh_TW"/>
-        </w:rPr>
-      </w:r>
-    </w:p>
-    <w:p>
-      <w:pPr/>
-      <w:r>
-        <w:rPr>
-          <w:lang w:val="zh_TW" w:bidi="zh_TW"/>
-        </w:rPr>
-      </w:r>
-    </w:p>
-    <w:p>
-      <w:pPr>
-        <w:pStyle w:val="Heading2"/>
-      </w:pPr>
-      <w:r>
-        <w:rPr>
-          <w:lang w:val="zh_TW" w:bidi="zh_TW"/>
-        </w:rPr>
-        <w:t>那地的人</w:t>
-      </w:r>
-      <w:r>
-        <w:rPr>
-          <w:lang w:val="zh_TW" w:bidi="zh_TW"/>
-        </w:rPr>
-      </w:r>
-    </w:p>
-    <w:p>
-      <w:pPr/>
-      <w:r>
-        <w:rPr>
-          <w:lang w:val="zh_TW" w:bidi="zh_TW"/>
-        </w:rPr>
-      </w:r>
-      <w:r>
-        <w:rPr>
-          <w:lang w:val="zh_TW" w:bidi="zh_TW"/>
-        </w:rPr>
-        <w:t>「那地的人」這個片語出自希伯來文</w:t>
-      </w:r>
-      <w:r>
-        <w:rPr>
-          <w:i/>
-          <w:lang w:val="zh_TW" w:bidi="zh_TW"/>
-        </w:rPr>
-        <w:t>‘Am-Ha’arets。</w:t>
-      </w:r>
-      <w:r>
-        <w:rPr>
-          <w:lang w:val="zh_TW" w:bidi="zh_TW"/>
-        </w:rPr>
-        <w:t xml:space="preserve"> 一般而言，</w:t>
-      </w:r>
-      <w:r>
-        <w:rPr>
-          <w:i/>
-          <w:lang w:val="zh_TW" w:bidi="zh_TW"/>
-        </w:rPr>
-        <w:t>‘Am-Ha’arets</w:t>
-      </w:r>
-      <w:r>
-        <w:rPr>
-          <w:lang w:val="zh_TW" w:bidi="zh_TW"/>
-        </w:rPr>
-        <w:t>可以指某個政治或民族群體，例如：</w:t>
-      </w:r>
-    </w:p>
-    <w:p>
-      <w:pPr>
-        <w:pStyle w:val="ListBullet"/>
-        <w:spacing w:line="240" w:lineRule="auto"/>
-        <w:ind w:left="720"/>
-      </w:pPr>
-      <w:r>
-        <w:rPr>
-          <w:lang w:val="zh_TW" w:bidi="zh_TW"/>
-        </w:rPr>
-      </w:r>
-      <w:r>
-        <w:rPr>
-          <w:lang w:val="zh_TW" w:bidi="zh_TW"/>
-        </w:rPr>
-        <w:t>赫的子孫，就是赫人（</w:t>
-      </w:r>
-      <w:hyperlink r:id="rId70">
-        <w:r>
-          <w:rPr>
-            <w:lang w:val="zh_TW" w:bidi="zh_TW"/>
-          </w:rPr>
-          <w:rPr>
-            <w:color w:val="0000EE"/>
-            <w:u w:val="single"/>
-          </w:rPr>
-          <w:t>創23:7</w:t>
-        </w:r>
-      </w:hyperlink>
-      <w:r>
-        <w:rPr>
-          <w:lang w:val="zh_TW" w:bidi="zh_TW"/>
-        </w:rPr>
-        <w:t>）</w:t>
-      </w:r>
-    </w:p>
-    <w:p>
-      <w:pPr>
-        <w:pStyle w:val="ListBullet"/>
-        <w:spacing w:line="240" w:lineRule="auto"/>
-        <w:ind w:left="720"/>
-      </w:pPr>
-      <w:r>
-        <w:rPr>
-          <w:lang w:val="zh_TW" w:bidi="zh_TW"/>
-        </w:rPr>
-      </w:r>
-      <w:r>
-        <w:rPr>
-          <w:lang w:val="zh_TW" w:bidi="zh_TW"/>
-        </w:rPr>
-        <w:t>埃及人（</w:t>
-      </w:r>
-      <w:hyperlink r:id="rId71">
-        <w:r>
-          <w:rPr>
-            <w:lang w:val="zh_TW" w:bidi="zh_TW"/>
-          </w:rPr>
-          <w:rPr>
-            <w:color w:val="0000EE"/>
-            <w:u w:val="single"/>
-          </w:rPr>
-          <w:t>創42:6</w:t>
-        </w:r>
-      </w:hyperlink>
-      <w:r>
-        <w:rPr>
-          <w:lang w:val="zh_TW" w:bidi="zh_TW"/>
-        </w:rPr>
-        <w:t>）</w:t>
-      </w:r>
-    </w:p>
-    <w:p>
-      <w:pPr>
-        <w:pStyle w:val="ListBullet"/>
-        <w:spacing w:line="240" w:lineRule="auto"/>
-        <w:ind w:left="720"/>
-      </w:pPr>
-      <w:r>
-        <w:rPr>
-          <w:lang w:val="zh_TW" w:bidi="zh_TW"/>
-        </w:rPr>
-      </w:r>
-      <w:r>
-        <w:rPr>
-          <w:lang w:val="zh_TW" w:bidi="zh_TW"/>
-        </w:rPr>
-        <w:t>以色列人（</w:t>
-      </w:r>
-      <w:hyperlink r:id="rId72">
-        <w:r>
-          <w:rPr>
-            <w:lang w:val="zh_TW" w:bidi="zh_TW"/>
-          </w:rPr>
-          <w:rPr>
-            <w:color w:val="0000EE"/>
-            <w:u w:val="single"/>
-          </w:rPr>
-          <w:t>出5:5</w:t>
-        </w:r>
-      </w:hyperlink>
-      <w:r>
-        <w:rPr>
-          <w:lang w:val="zh_TW" w:bidi="zh_TW"/>
-        </w:rPr>
-        <w:t>）</w:t>
-      </w:r>
-    </w:p>
-    <w:p>
-      <w:pPr>
-        <w:pStyle w:val="ListBullet"/>
-        <w:spacing w:line="240" w:lineRule="auto"/>
-        <w:ind w:left="720"/>
-      </w:pPr>
-      <w:r>
-        <w:rPr>
-          <w:lang w:val="zh_TW" w:bidi="zh_TW"/>
-        </w:rPr>
-      </w:r>
-      <w:r>
-        <w:rPr>
-          <w:lang w:val="zh_TW" w:bidi="zh_TW"/>
-        </w:rPr>
-        <w:t>迦南諸國的民族（</w:t>
-      </w:r>
-      <w:hyperlink r:id="rId73">
-        <w:r>
-          <w:rPr>
-            <w:lang w:val="zh_TW" w:bidi="zh_TW"/>
-          </w:rPr>
-          <w:rPr>
-            <w:color w:val="0000EE"/>
-            <w:u w:val="single"/>
-          </w:rPr>
-          <w:t>民13:28</w:t>
-        </w:r>
-      </w:hyperlink>
-      <w:r>
-        <w:rPr>
-          <w:lang w:val="zh_TW" w:bidi="zh_TW"/>
-        </w:rPr>
-        <w:t>；</w:t>
-      </w:r>
-      <w:hyperlink r:id="rId74">
-        <w:r>
-          <w:rPr>
-            <w:lang w:val="zh_TW" w:bidi="zh_TW"/>
-          </w:rPr>
-          <w:rPr>
-            <w:color w:val="0000EE"/>
-            <w:u w:val="single"/>
-          </w:rPr>
-          <w:t>尼9:24</w:t>
-        </w:r>
-      </w:hyperlink>
-      <w:r>
-        <w:rPr>
-          <w:lang w:val="zh_TW" w:bidi="zh_TW"/>
-        </w:rPr>
-        <w:t>）</w:t>
-      </w:r>
-    </w:p>
-    <w:p>
-      <w:pPr>
-        <w:pStyle w:val="ListBullet"/>
-        <w:spacing w:line="240" w:lineRule="auto"/>
-        <w:ind w:left="720"/>
-      </w:pPr>
-      <w:r>
-        <w:rPr>
-          <w:lang w:val="zh_TW" w:bidi="zh_TW"/>
-        </w:rPr>
-      </w:r>
-      <w:r>
-        <w:rPr>
-          <w:lang w:val="zh_TW" w:bidi="zh_TW"/>
-        </w:rPr>
-        <w:t>亞捫人（</w:t>
-      </w:r>
-      <w:hyperlink r:id="rId75">
-        <w:r>
-          <w:rPr>
-            <w:lang w:val="zh_TW" w:bidi="zh_TW"/>
-          </w:rPr>
-          <w:rPr>
-            <w:color w:val="0000EE"/>
-            <w:u w:val="single"/>
-          </w:rPr>
-          <w:t>民21:34</w:t>
-        </w:r>
-      </w:hyperlink>
-      <w:r>
-        <w:rPr>
-          <w:lang w:val="zh_TW" w:bidi="zh_TW"/>
-        </w:rPr>
-        <w:t>）</w:t>
-      </w:r>
-    </w:p>
-    <w:p>
-      <w:pPr/>
-      <w:r>
-        <w:rPr>
-          <w:lang w:val="zh_TW" w:bidi="zh_TW"/>
-        </w:rPr>
-      </w:r>
-      <w:r>
-        <w:rPr>
-          <w:lang w:val="zh_TW" w:bidi="zh_TW"/>
-        </w:rPr>
-        <w:t>隨著以色列成為一個民族，這個詞的意思就改變了。它開始指一般百姓，也就是不屬於宗教或政治領袖的人（</w:t>
-      </w:r>
-      <w:hyperlink r:id="rId76">
-        <w:r>
-          <w:rPr>
-            <w:lang w:val="zh_TW" w:bidi="zh_TW"/>
-          </w:rPr>
-          <w:rPr>
-            <w:color w:val="0000EE"/>
-            <w:u w:val="single"/>
-          </w:rPr>
-          <w:t>王下11:14–20</w:t>
-        </w:r>
-      </w:hyperlink>
-      <w:r>
-        <w:rPr>
-          <w:lang w:val="zh_TW" w:bidi="zh_TW"/>
-        </w:rPr>
-        <w:t>，</w:t>
-      </w:r>
-      <w:hyperlink r:id="rId77">
-        <w:r>
-          <w:rPr>
-            <w:lang w:val="zh_TW" w:bidi="zh_TW"/>
-          </w:rPr>
-          <w:rPr>
-            <w:color w:val="0000EE"/>
-            <w:u w:val="single"/>
-          </w:rPr>
-          <w:t>25:3</w:t>
-        </w:r>
-      </w:hyperlink>
-      <w:r>
-        <w:rPr>
-          <w:lang w:val="zh_TW" w:bidi="zh_TW"/>
-        </w:rPr>
-        <w:t>；</w:t>
-      </w:r>
-      <w:hyperlink r:id="rId78">
-        <w:r>
-          <w:rPr>
-            <w:lang w:val="zh_TW" w:bidi="zh_TW"/>
-          </w:rPr>
-          <w:rPr>
-            <w:color w:val="0000EE"/>
-            <w:u w:val="single"/>
-          </w:rPr>
-          <w:t>代下33:25</w:t>
-        </w:r>
-      </w:hyperlink>
-      <w:r>
-        <w:rPr>
-          <w:lang w:val="zh_TW" w:bidi="zh_TW"/>
-        </w:rPr>
-        <w:t>；</w:t>
-      </w:r>
-      <w:hyperlink r:id="rId79">
-        <w:r>
-          <w:rPr>
-            <w:lang w:val="zh_TW" w:bidi="zh_TW"/>
-          </w:rPr>
-          <w:rPr>
-            <w:color w:val="0000EE"/>
-            <w:u w:val="single"/>
-          </w:rPr>
-          <w:t>耶52:25</w:t>
-        </w:r>
-      </w:hyperlink>
-      <w:r>
-        <w:rPr>
-          <w:lang w:val="zh_TW" w:bidi="zh_TW"/>
-        </w:rPr>
-        <w:t>）。後來，許多猶大人從巴比倫被擄歸回之後，這個詞又衍生出新的意思，它被用來形容那些與其它民族通婚的猶大人。以斯拉和跟從他的人通常不與這些通婚的家庭來往（</w:t>
-      </w:r>
-      <w:hyperlink r:id="rId80">
-        <w:r>
-          <w:rPr>
-            <w:lang w:val="zh_TW" w:bidi="zh_TW"/>
-          </w:rPr>
-          <w:rPr>
-            <w:color w:val="0000EE"/>
-            <w:u w:val="single"/>
-          </w:rPr>
-          <w:t>拉4:4</w:t>
-        </w:r>
-      </w:hyperlink>
-      <w:r>
-        <w:rPr>
-          <w:lang w:val="zh_TW" w:bidi="zh_TW"/>
-        </w:rPr>
-        <w:t>，</w:t>
-      </w:r>
-      <w:hyperlink r:id="rId81">
-        <w:r>
-          <w:rPr>
-            <w:lang w:val="zh_TW" w:bidi="zh_TW"/>
-          </w:rPr>
-          <w:rPr>
-            <w:color w:val="0000EE"/>
-            <w:u w:val="single"/>
-          </w:rPr>
-          <w:t>10:2</w:t>
-        </w:r>
-      </w:hyperlink>
-      <w:r>
-        <w:rPr>
-          <w:lang w:val="zh_TW" w:bidi="zh_TW"/>
-        </w:rPr>
-        <w:t>、</w:t>
-      </w:r>
-      <w:hyperlink r:id="rId81">
-        <w:r>
-          <w:rPr>
-            <w:lang w:val="zh_TW" w:bidi="zh_TW"/>
-          </w:rPr>
-          <w:rPr>
-            <w:color w:val="0000EE"/>
-            <w:u w:val="single"/>
-          </w:rPr>
-          <w:t>11</w:t>
-        </w:r>
-      </w:hyperlink>
-      <w:r>
-        <w:rPr>
-          <w:lang w:val="zh_TW" w:bidi="zh_TW"/>
-        </w:rPr>
-        <w:t>；</w:t>
-      </w:r>
-      <w:hyperlink r:id="rId82">
-        <w:r>
-          <w:rPr>
-            <w:lang w:val="zh_TW" w:bidi="zh_TW"/>
-          </w:rPr>
-          <w:rPr>
-            <w:color w:val="0000EE"/>
-            <w:u w:val="single"/>
-          </w:rPr>
-          <w:t>尼10:28–31</w:t>
-        </w:r>
-      </w:hyperlink>
-      <w:r>
-        <w:rPr>
-          <w:lang w:val="zh_TW" w:bidi="zh_TW"/>
-        </w:rPr>
-        <w:t>）。再後來，拉比猶太教將那些不能遵行全部律法的猶太人稱為</w:t>
-      </w:r>
-      <w:r>
-        <w:rPr>
-          <w:i/>
-          <w:lang w:val="zh_TW" w:bidi="zh_TW"/>
-        </w:rPr>
-        <w:t>‘Am-Ha’arets</w:t>
-      </w:r>
-      <w:r>
-        <w:rPr>
-          <w:lang w:val="zh_TW" w:bidi="zh_TW"/>
-        </w:rPr>
-        <w:t>。</w:t>
       </w:r>
       <w:r>
         <w:rPr>
@@ -4262,12 +2675,6 @@
   </w:num>
   <w:num w:numId="13" w16cid:durableId="592781308">
     <w:abstractNumId w:val="11"/>
-  </w:num>
-  <w:num w:numId="14">
-    <w:abstractNumId w:val="3"/>
-    <w:lvlOverride w:ilvl="0">
-      <w:startOverride w:val="1"/>
-    </w:lvlOverride>
   </w:num>
   <w:numIdMacAtCleanup w:val="10"/>
 </w:numbering>

--- a/zht/docx/101.content.docx
+++ b/zht/docx/101.content.docx
@@ -19,7 +19,7 @@
         <w:rPr>
           <w:lang w:val="zh_TW" w:bidi="zh_TW"/>
         </w:rPr>
-        <w:t>Resource: Tyndale Open Bible Dictionary</w:t>
+        <w:t>Resource: Aquifer Open Bible Dictionary</w:t>
       </w:r>
       <w:r>
         <w:rPr>
@@ -112,7 +112,7 @@
         <w:rPr>
           <w:lang w:val="zh_TW" w:bidi="zh_TW"/>
         </w:rPr>
-        <w:t>Tyndale Open Bible Dictionary</w:t>
+        <w:t>Aquifer Open Bible Dictionary</w:t>
       </w:r>
     </w:p>
     <w:p>

--- a/zht/docx/101.content.docx
+++ b/zht/docx/101.content.docx
@@ -149,7 +149,7 @@
         <w:rPr>
           <w:lang w:val="zh_TW" w:bidi="zh_TW"/>
         </w:rPr>
-        <w:t>men</w:t>
+        <w:t>man</w:t>
       </w:r>
       <w:r>
         <w:rPr>
@@ -212,7 +212,7 @@
         <w:rPr>
           <w:lang w:val="zh_TW" w:bidi="zh_TW"/>
         </w:rPr>
-        <w:t>門徒</w:t>
+        <w:t>幔利 (地點)</w:t>
       </w:r>
       <w:r>
         <w:rPr>
@@ -231,7 +231,7 @@
         <w:rPr>
           <w:lang w:val="zh_TW" w:bidi="zh_TW"/>
         </w:rPr>
-        <w:t>跟隨另一個人或另一種生活方式，並服從其領袖或該方式之紀律（教導）的人。在聖經中，「門徒」一詞幾乎僅出現在福音書和使徒行傳，只有在</w:t>
+        <w:t>這是亞伯拉罕所居住附近的重要的橡樹林，並以幫助他擊敗基大老瑪和拯救羅得的一位亞摩利人而命名（</w:t>
       </w:r>
       <w:hyperlink r:id="rId13">
         <w:r>
@@ -242,14 +242,32 @@
             <w:color w:val="0000EE"/>
             <w:u w:val="single"/>
           </w:rPr>
-          <w:t>以賽亞書八章16節</w:t>
+          <w:t>創14:13</w:t>
         </w:r>
       </w:hyperlink>
       <w:r>
         <w:rPr>
           <w:lang w:val="zh_TW" w:bidi="zh_TW"/>
         </w:rPr>
-        <w:t>和稍微間接的</w:t>
+        <w:t>、</w:t>
+      </w:r>
+      <w:hyperlink r:id="rId13">
+        <w:r>
+          <w:rPr>
+            <w:lang w:val="zh_TW" w:bidi="zh_TW"/>
+          </w:rPr>
+          <w:rPr>
+            <w:color w:val="0000EE"/>
+            <w:u w:val="single"/>
+          </w:rPr>
+          <w:t>24</w:t>
+        </w:r>
+      </w:hyperlink>
+      <w:r>
+        <w:rPr>
+          <w:lang w:val="zh_TW" w:bidi="zh_TW"/>
+        </w:rPr>
+        <w:t>）。亞伯拉罕在幔利的橡樹下築了一座壇（</w:t>
       </w:r>
       <w:hyperlink r:id="rId14">
         <w:r>
@@ -260,14 +278,14 @@
             <w:color w:val="0000EE"/>
             <w:u w:val="single"/>
           </w:rPr>
-          <w:t>以賽亞書五十章4節</w:t>
+          <w:t>13:18</w:t>
         </w:r>
       </w:hyperlink>
       <w:r>
         <w:rPr>
           <w:lang w:val="zh_TW" w:bidi="zh_TW"/>
         </w:rPr>
-        <w:t>和</w:t>
+        <w:t>）。亞伯拉罕坐在神聖的樹旁，迎接了三位神秘的客人（第</w:t>
       </w:r>
       <w:hyperlink r:id="rId15">
         <w:r>
@@ -278,28 +296,14 @@
             <w:color w:val="0000EE"/>
             <w:u w:val="single"/>
           </w:rPr>
-          <w:t>五十四章13節</w:t>
+          <w:t>18</w:t>
         </w:r>
       </w:hyperlink>
       <w:r>
         <w:rPr>
           <w:lang w:val="zh_TW" w:bidi="zh_TW"/>
         </w:rPr>
-        <w:t>中有例外，那裡的同一個希伯來文詞語分別被譯為「受教（learned）」和「教訓（taught）」。然而，顯而易見的是，只要有老師和被教導者，就存在門徒的概念。</w:t>
-      </w:r>
-    </w:p>
-    <w:p>
-      <w:pPr/>
-      <w:r>
-        <w:rPr>
-          <w:lang w:val="zh_TW" w:bidi="zh_TW"/>
-        </w:rPr>
-      </w:r>
-      <w:r>
-        <w:rPr>
-          <w:lang w:val="zh_TW" w:bidi="zh_TW"/>
-        </w:rPr>
-        <w:t>在福音書中，耶穌的直接跟隨者，從各種不同的環境中，因著耶穌的權柄而被呼召出來的，不僅包含十二使徒，還囊括所有認同祂的教導並委身於祂的人，都被稱為「門徒」。這些門徒的呼召發生在其他教師也有他們自己門徒的時代，最著名的是法利賽人（</w:t>
+        <w:t>章）。幔利也可能是亞伯拉罕與神進行立約儀式的場地（第</w:t>
       </w:r>
       <w:hyperlink r:id="rId16">
         <w:r>
@@ -310,14 +314,14 @@
             <w:color w:val="0000EE"/>
             <w:u w:val="single"/>
           </w:rPr>
-          <w:t>可2:18</w:t>
+          <w:t>15</w:t>
         </w:r>
       </w:hyperlink>
       <w:r>
         <w:rPr>
           <w:lang w:val="zh_TW" w:bidi="zh_TW"/>
         </w:rPr>
-        <w:t>；</w:t>
+        <w:t>章）。以撒和雅各也住在那裡（</w:t>
       </w:r>
       <w:hyperlink r:id="rId17">
         <w:r>
@@ -328,14 +332,62 @@
             <w:color w:val="0000EE"/>
             <w:u w:val="single"/>
           </w:rPr>
-          <w:t>路5:33</w:t>
+          <w:t>35:27</w:t>
         </w:r>
       </w:hyperlink>
       <w:r>
         <w:rPr>
           <w:lang w:val="zh_TW" w:bidi="zh_TW"/>
         </w:rPr>
-        <w:t>）和施洗約翰（</w:t>
+        <w:t>）。</w:t>
+      </w:r>
+      <w:r>
+        <w:rPr>
+          <w:lang w:val="zh_TW" w:bidi="zh_TW"/>
+        </w:rPr>
+      </w:r>
+      <w:r>
+        <w:rPr>
+          <w:lang w:val="zh_TW" w:bidi="zh_TW"/>
+        </w:rPr>
+      </w:r>
+    </w:p>
+    <w:p>
+      <w:pPr/>
+      <w:r>
+        <w:rPr>
+          <w:lang w:val="zh_TW" w:bidi="zh_TW"/>
+        </w:rPr>
+      </w:r>
+    </w:p>
+    <w:p>
+      <w:pPr>
+        <w:pStyle w:val="Heading2"/>
+      </w:pPr>
+      <w:r>
+        <w:rPr>
+          <w:lang w:val="zh_TW" w:bidi="zh_TW"/>
+        </w:rPr>
+        <w:t>幔利 (人物)</w:t>
+      </w:r>
+      <w:r>
+        <w:rPr>
+          <w:lang w:val="zh_TW" w:bidi="zh_TW"/>
+        </w:rPr>
+      </w:r>
+    </w:p>
+    <w:p>
+      <w:pPr/>
+      <w:r>
+        <w:rPr>
+          <w:lang w:val="zh_TW" w:bidi="zh_TW"/>
+        </w:rPr>
+      </w:r>
+      <w:r>
+        <w:rPr>
+          <w:lang w:val="zh_TW" w:bidi="zh_TW"/>
+        </w:rPr>
+        <w:t>幔利擁有一塊名為「幔利平原」的地。他是一位亞摩利人，有兩個兄弟：亞乃和以實各（</w:t>
       </w:r>
       <w:hyperlink r:id="rId18">
         <w:r>
@@ -346,16 +398,64 @@
             <w:color w:val="0000EE"/>
             <w:u w:val="single"/>
           </w:rPr>
-          <w:t>太9:14</w:t>
+          <w:t>創14:13</w:t>
         </w:r>
       </w:hyperlink>
       <w:r>
         <w:rPr>
           <w:lang w:val="zh_TW" w:bidi="zh_TW"/>
         </w:rPr>
-        <w:t>）。從施洗約翰的做法中可以看出，不同的領袖對他們的門徒有不同的要求。約翰的方式，在性質上比耶穌的方式更為禁欲主義；然而，這不僅涉及行為和生活方式的教導，還含括一種獨特的禱告模式（</w:t>
-      </w:r>
-      <w:hyperlink r:id="rId19">
+        <w:t>）。當亞伯拉罕為拯救他的侄子羅得而戰時，他們成為了亞伯拉罕的盟友。</w:t>
+      </w:r>
+      <w:r>
+        <w:rPr>
+          <w:lang w:val="zh_TW" w:bidi="zh_TW"/>
+        </w:rPr>
+      </w:r>
+      <w:r>
+        <w:rPr>
+          <w:lang w:val="zh_TW" w:bidi="zh_TW"/>
+        </w:rPr>
+      </w:r>
+    </w:p>
+    <w:p>
+      <w:pPr/>
+      <w:r>
+        <w:rPr>
+          <w:lang w:val="zh_TW" w:bidi="zh_TW"/>
+        </w:rPr>
+      </w:r>
+    </w:p>
+    <w:p>
+      <w:pPr>
+        <w:pStyle w:val="Heading2"/>
+      </w:pPr>
+      <w:r>
+        <w:rPr>
+          <w:lang w:val="zh_TW" w:bidi="zh_TW"/>
+        </w:rPr>
+        <w:t>幔利的橡樹</w:t>
+      </w:r>
+      <w:r>
+        <w:rPr>
+          <w:lang w:val="zh_TW" w:bidi="zh_TW"/>
+        </w:rPr>
+      </w:r>
+    </w:p>
+    <w:p>
+      <w:pPr/>
+      <w:r>
+        <w:rPr>
+          <w:lang w:val="zh_TW" w:bidi="zh_TW"/>
+        </w:rPr>
+      </w:r>
+      <w:r>
+        <w:rPr>
+          <w:lang w:val="zh_TW" w:bidi="zh_TW"/>
+        </w:rPr>
+        <w:t>與亞伯拉罕和以撒相關的地點（</w:t>
+      </w:r>
+      <w:hyperlink r:id="rId14">
         <w:r>
           <w:rPr>
             <w:lang w:val="zh_TW" w:bidi="zh_TW"/>
@@ -364,7 +464,7 @@
             <w:color w:val="0000EE"/>
             <w:u w:val="single"/>
           </w:rPr>
-          <w:t>路11:1</w:t>
+          <w:t>創13:18</w:t>
         </w:r>
       </w:hyperlink>
       <w:r>
@@ -373,407 +473,24 @@
         </w:rPr>
         <w:t>）。</w:t>
       </w:r>
-    </w:p>
-    <w:p>
-      <w:pPr/>
-      <w:r>
-        <w:rPr>
-          <w:lang w:val="zh_TW" w:bidi="zh_TW"/>
-        </w:rPr>
-      </w:r>
-      <w:r>
-        <w:rPr>
-          <w:lang w:val="zh_TW" w:bidi="zh_TW"/>
-        </w:rPr>
-        <w:t>耶穌的門徒經歷了獨特的體驗。他們不僅直接受益於耶穌的教導、祂的神情和聲音的語調（</w:t>
-      </w:r>
-      <w:hyperlink r:id="rId20">
-        <w:r>
-          <w:rPr>
-            <w:lang w:val="zh_TW" w:bidi="zh_TW"/>
-          </w:rPr>
-          <w:rPr>
-            <w:color w:val="0000EE"/>
-            <w:u w:val="single"/>
-          </w:rPr>
-          <w:t>可10:21</w:t>
-        </w:r>
-      </w:hyperlink>
-      <w:r>
-        <w:rPr>
-          <w:lang w:val="zh_TW" w:bidi="zh_TW"/>
-        </w:rPr>
-        <w:t>）以及祂的話語，也見證了以基督為中心的救贖劇情之開展。他們跟隨的老師體現了教導的實質。最初的門徒只能逐漸地接受基督的教導，這不僅因為他們的誤解需要受糾正（</w:t>
-      </w:r>
-      <w:hyperlink r:id="rId21">
-        <w:r>
-          <w:rPr>
-            <w:lang w:val="zh_TW" w:bidi="zh_TW"/>
-          </w:rPr>
-          <w:rPr>
-            <w:color w:val="0000EE"/>
-            <w:u w:val="single"/>
-          </w:rPr>
-          <w:t>太16:21</w:t>
-        </w:r>
-      </w:hyperlink>
-      <w:r>
-        <w:rPr>
-          <w:lang w:val="zh_TW" w:bidi="zh_TW"/>
-        </w:rPr>
-        <w:t>），還因為耶穌所說和所做的全部意義，要等到祂的死與復活後才能完全被理解（</w:t>
-      </w:r>
-      <w:hyperlink r:id="rId22">
-        <w:r>
-          <w:rPr>
-            <w:lang w:val="zh_TW" w:bidi="zh_TW"/>
-          </w:rPr>
-          <w:rPr>
-            <w:color w:val="0000EE"/>
-            <w:u w:val="single"/>
-          </w:rPr>
-          <w:t>太28:9</w:t>
-        </w:r>
-      </w:hyperlink>
-      <w:r>
-        <w:rPr>
-          <w:lang w:val="zh_TW" w:bidi="zh_TW"/>
-        </w:rPr>
-        <w:t>）。所以，並不令人意外地，門徒訓練的時期涵蓋了耶穌死與復活之前和之後，以及五旬節之後，聖靈教導門徒關於耶穌在世時他們「擔當不了」的事情（</w:t>
-      </w:r>
-      <w:hyperlink r:id="rId23">
-        <w:r>
-          <w:rPr>
-            <w:lang w:val="zh_TW" w:bidi="zh_TW"/>
-          </w:rPr>
-          <w:rPr>
-            <w:color w:val="0000EE"/>
-            <w:u w:val="single"/>
-          </w:rPr>
-          <w:t>約16:12</w:t>
-        </w:r>
-      </w:hyperlink>
-      <w:r>
-        <w:rPr>
-          <w:lang w:val="zh_TW" w:bidi="zh_TW"/>
-        </w:rPr>
-        <w:t>）。</w:t>
-      </w:r>
-    </w:p>
-    <w:p>
-      <w:pPr/>
-      <w:r>
-        <w:rPr>
-          <w:lang w:val="zh_TW" w:bidi="zh_TW"/>
-        </w:rPr>
-      </w:r>
-      <w:r>
-        <w:rPr>
-          <w:lang w:val="zh_TW" w:bidi="zh_TW"/>
-        </w:rPr>
-        <w:t>耶穌的第一批門徒，包括十二使徒和七十個門徒（</w:t>
-      </w:r>
-      <w:hyperlink r:id="rId24">
-        <w:r>
-          <w:rPr>
-            <w:lang w:val="zh_TW" w:bidi="zh_TW"/>
-          </w:rPr>
-          <w:rPr>
-            <w:color w:val="0000EE"/>
-            <w:u w:val="single"/>
-          </w:rPr>
-          <w:t>太26:20</w:t>
-        </w:r>
-      </w:hyperlink>
-      <w:r>
-        <w:rPr>
-          <w:lang w:val="zh_TW" w:bidi="zh_TW"/>
-        </w:rPr>
-        <w:t>；</w:t>
-      </w:r>
-      <w:hyperlink r:id="rId25">
-        <w:r>
-          <w:rPr>
-            <w:lang w:val="zh_TW" w:bidi="zh_TW"/>
-          </w:rPr>
-          <w:rPr>
-            <w:color w:val="0000EE"/>
-            <w:u w:val="single"/>
-          </w:rPr>
-          <w:t>路10:1</w:t>
-        </w:r>
-      </w:hyperlink>
-      <w:r>
-        <w:rPr>
-          <w:lang w:val="zh_TW" w:bidi="zh_TW"/>
-        </w:rPr>
-        <w:t>），接受了祂的教導，並轉而教導他人（</w:t>
-      </w:r>
-      <w:hyperlink r:id="rId26">
-        <w:r>
-          <w:rPr>
-            <w:lang w:val="zh_TW" w:bidi="zh_TW"/>
-          </w:rPr>
-          <w:rPr>
-            <w:color w:val="0000EE"/>
-            <w:u w:val="single"/>
-          </w:rPr>
-          <w:t>路10:1–11</w:t>
-        </w:r>
-      </w:hyperlink>
-      <w:r>
-        <w:rPr>
-          <w:lang w:val="zh_TW" w:bidi="zh_TW"/>
-        </w:rPr>
-        <w:t>），也被賦予了醫治的能力（</w:t>
-      </w:r>
-      <w:hyperlink r:id="rId27">
-        <w:r>
-          <w:rPr>
-            <w:lang w:val="zh_TW" w:bidi="zh_TW"/>
-          </w:rPr>
-          <w:rPr>
-            <w:color w:val="0000EE"/>
-            <w:u w:val="single"/>
-          </w:rPr>
-          <w:t>太10:1</w:t>
-        </w:r>
-      </w:hyperlink>
-      <w:r>
-        <w:rPr>
-          <w:lang w:val="zh_TW" w:bidi="zh_TW"/>
-        </w:rPr>
-        <w:t>）。他們還被吩咐去傳揚藉基督得救的信息。然而，十二使徒獲得了特別的地位，除了猶大以外（他的地位由馬提亞取代，</w:t>
-      </w:r>
-      <w:hyperlink r:id="rId28">
-        <w:r>
-          <w:rPr>
-            <w:lang w:val="zh_TW" w:bidi="zh_TW"/>
-          </w:rPr>
-          <w:rPr>
-            <w:color w:val="0000EE"/>
-            <w:u w:val="single"/>
-          </w:rPr>
-          <w:t>徒1:26</w:t>
-        </w:r>
-      </w:hyperlink>
-      <w:r>
-        <w:rPr>
-          <w:lang w:val="zh_TW" w:bidi="zh_TW"/>
-        </w:rPr>
-        <w:t>），他們成為新興基督教會的根基教師。他們在教會中的權柄是由基督所賦予的（</w:t>
-      </w:r>
-      <w:hyperlink r:id="rId29">
-        <w:r>
-          <w:rPr>
-            <w:lang w:val="zh_TW" w:bidi="zh_TW"/>
-          </w:rPr>
-          <w:rPr>
-            <w:color w:val="0000EE"/>
-            <w:u w:val="single"/>
-          </w:rPr>
-          <w:t>太16:19</w:t>
-        </w:r>
-      </w:hyperlink>
-      <w:r>
-        <w:rPr>
-          <w:lang w:val="zh_TW" w:bidi="zh_TW"/>
-        </w:rPr>
-        <w:t>，</w:t>
-      </w:r>
-      <w:hyperlink r:id="rId30">
-        <w:r>
-          <w:rPr>
-            <w:lang w:val="zh_TW" w:bidi="zh_TW"/>
-          </w:rPr>
-          <w:rPr>
-            <w:color w:val="0000EE"/>
-            <w:u w:val="single"/>
-          </w:rPr>
-          <w:t>28:16–20</w:t>
-        </w:r>
-      </w:hyperlink>
-      <w:r>
-        <w:rPr>
-          <w:lang w:val="zh_TW" w:bidi="zh_TW"/>
-        </w:rPr>
-        <w:t>），其特徵是捨己服事（</w:t>
-      </w:r>
-      <w:hyperlink r:id="rId31">
-        <w:r>
-          <w:rPr>
-            <w:lang w:val="zh_TW" w:bidi="zh_TW"/>
-          </w:rPr>
-          <w:rPr>
-            <w:color w:val="0000EE"/>
-            <w:u w:val="single"/>
-          </w:rPr>
-          <w:t>路22:24–30</w:t>
-        </w:r>
-      </w:hyperlink>
-      <w:r>
-        <w:rPr>
-          <w:lang w:val="zh_TW" w:bidi="zh_TW"/>
-        </w:rPr>
-        <w:t>）。這群門徒後來被稱為使徒（儘管這個詞偶爾有更廣泛的應用），大數的掃羅也加入其中。在他去大馬士革的路上歸信主時，他看見了復活的主，並立即被基督任命為外邦人的使徒（</w:t>
-      </w:r>
-      <w:hyperlink r:id="rId32">
-        <w:r>
-          <w:rPr>
-            <w:lang w:val="zh_TW" w:bidi="zh_TW"/>
-          </w:rPr>
-          <w:rPr>
-            <w:color w:val="0000EE"/>
-            <w:u w:val="single"/>
-          </w:rPr>
-          <w:t>加1:12、16</w:t>
-        </w:r>
-      </w:hyperlink>
-      <w:r>
-        <w:rPr>
-          <w:lang w:val="zh_TW" w:bidi="zh_TW"/>
-        </w:rPr>
-        <w:t>；</w:t>
-      </w:r>
-      <w:hyperlink r:id="rId33">
-        <w:r>
-          <w:rPr>
-            <w:lang w:val="zh_TW" w:bidi="zh_TW"/>
-          </w:rPr>
-          <w:rPr>
-            <w:color w:val="0000EE"/>
-            <w:u w:val="single"/>
-          </w:rPr>
-          <w:t>徒9:15</w:t>
-        </w:r>
-      </w:hyperlink>
-      <w:r>
-        <w:rPr>
-          <w:lang w:val="zh_TW" w:bidi="zh_TW"/>
-        </w:rPr>
-        <w:t>）。</w:t>
-      </w:r>
-    </w:p>
-    <w:p>
-      <w:pPr/>
-      <w:r>
-        <w:rPr>
-          <w:lang w:val="zh_TW" w:bidi="zh_TW"/>
-        </w:rPr>
-      </w:r>
-      <w:r>
-        <w:rPr>
-          <w:lang w:val="zh_TW" w:bidi="zh_TW"/>
-        </w:rPr>
-        <w:t>在基督升天時，祂委派了第一批門徒來「使萬民作我的門徒」（</w:t>
-      </w:r>
-      <w:hyperlink r:id="rId34">
-        <w:r>
-          <w:rPr>
-            <w:lang w:val="zh_TW" w:bidi="zh_TW"/>
-          </w:rPr>
-          <w:rPr>
-            <w:color w:val="0000EE"/>
-            <w:u w:val="single"/>
-          </w:rPr>
-          <w:t>太28:19</w:t>
-        </w:r>
-      </w:hyperlink>
-      <w:r>
-        <w:rPr>
-          <w:lang w:val="zh_TW" w:bidi="zh_TW"/>
-        </w:rPr>
-        <w:t>）；因此，「門徒」這個詞在使徒行傳中也用來指信徒，也就是那些任信基督的人。雖然他們並未直接受基督本人呼召，但這些門徒是藉著基督的靈，通過第一批門徒所傳的信息而被呼召的；後來被呼召的門徒在任何意義上，都不亞於第一批門徒，即便他們所享有的特權較少。早期基督徒被稱為拿撒勒人耶穌的門徒，或簡單稱為「門徒」（</w:t>
-      </w:r>
-      <w:hyperlink r:id="rId35">
-        <w:r>
-          <w:rPr>
-            <w:lang w:val="zh_TW" w:bidi="zh_TW"/>
-          </w:rPr>
-          <w:rPr>
-            <w:color w:val="0000EE"/>
-            <w:u w:val="single"/>
-          </w:rPr>
-          <w:t>徒6:1–2、7</w:t>
-        </w:r>
-      </w:hyperlink>
-      <w:r>
-        <w:rPr>
-          <w:lang w:val="zh_TW" w:bidi="zh_TW"/>
-        </w:rPr>
-        <w:t>，</w:t>
-      </w:r>
-      <w:hyperlink r:id="rId36">
-        <w:r>
-          <w:rPr>
-            <w:lang w:val="zh_TW" w:bidi="zh_TW"/>
-          </w:rPr>
-          <w:rPr>
-            <w:color w:val="0000EE"/>
-            <w:u w:val="single"/>
-          </w:rPr>
-          <w:t>9:36</w:t>
-        </w:r>
-      </w:hyperlink>
-      <w:r>
-        <w:rPr>
-          <w:lang w:val="zh_TW" w:bidi="zh_TW"/>
-        </w:rPr>
-        <w:t>，</w:t>
-      </w:r>
-      <w:hyperlink r:id="rId37">
-        <w:r>
-          <w:rPr>
-            <w:lang w:val="zh_TW" w:bidi="zh_TW"/>
-          </w:rPr>
-          <w:rPr>
-            <w:color w:val="0000EE"/>
-            <w:u w:val="single"/>
-          </w:rPr>
-          <w:t>11:26</w:t>
-        </w:r>
-      </w:hyperlink>
-      <w:r>
-        <w:rPr>
-          <w:lang w:val="zh_TW" w:bidi="zh_TW"/>
-        </w:rPr>
-        <w:t>）這是合理的，因為他們繼續傳揚耶穌的教導，並過著耶穌所樹立榜樣的生活。他們因此被認為是一個「學派（school）」或活生生的群體，實踐他們「夫子（master）」的教導。約翰壹書強調，只有那些遵守基督誡命的人，才真正表現出對神的愛（</w:t>
-      </w:r>
-      <w:hyperlink r:id="rId38">
-        <w:r>
-          <w:rPr>
-            <w:lang w:val="zh_TW" w:bidi="zh_TW"/>
-          </w:rPr>
-          <w:rPr>
-            <w:color w:val="0000EE"/>
-            <w:u w:val="single"/>
-          </w:rPr>
-          <w:t>約一2:3–6</w:t>
-        </w:r>
-      </w:hyperlink>
-      <w:r>
-        <w:rPr>
-          <w:lang w:val="zh_TW" w:bidi="zh_TW"/>
-        </w:rPr>
-        <w:t>，</w:t>
-      </w:r>
-      <w:hyperlink r:id="rId39">
-        <w:r>
-          <w:rPr>
-            <w:lang w:val="zh_TW" w:bidi="zh_TW"/>
-          </w:rPr>
-          <w:rPr>
-            <w:color w:val="0000EE"/>
-            <w:u w:val="single"/>
-          </w:rPr>
-          <w:t>3:10–11</w:t>
-        </w:r>
-      </w:hyperlink>
-      <w:r>
-        <w:rPr>
-          <w:lang w:val="zh_TW" w:bidi="zh_TW"/>
-        </w:rPr>
-        <w:t>）。</w:t>
+      <w:r>
+        <w:rPr>
+          <w:i/>
+          <w:lang w:val="zh_TW" w:bidi="zh_TW"/>
+        </w:rPr>
+        <w:t>見</w:t>
+      </w:r>
+      <w:r>
+        <w:rPr>
+          <w:lang w:val="zh_TW" w:bidi="zh_TW"/>
+        </w:rPr>
+        <w:t>幔利（地點）</w:t>
+      </w:r>
+      <w:r>
+        <w:rPr>
+          <w:lang w:val="zh_TW" w:bidi="zh_TW"/>
+        </w:rPr>
+        <w:t>。</w:t>
       </w:r>
       <w:r>
         <w:rPr>

--- a/zht/docx/101.content.docx
+++ b/zht/docx/101.content.docx
@@ -241,36 +241,24 @@
           <w:lang w:val="zh_TW" w:bidi="zh_TW"/>
         </w:rPr>
       </w:r>
-      <w:hyperlink r:id="rId13">
-        <w:r>
-          <w:rPr>
-            <w:lang w:val="zh_TW" w:bidi="zh_TW"/>
-          </w:rPr>
-          <w:rPr>
-            <w:color w:val="0000EE"/>
-            <w:u w:val="single"/>
-          </w:rPr>
-          <w:t>利未記十八章</w:t>
-        </w:r>
-      </w:hyperlink>
+      <w:r>
+        <w:rPr>
+          <w:lang w:val="zh_TW" w:bidi="zh_TW"/>
+        </w:rPr>
+        <w:t>利未記十八章</w:t>
+      </w:r>
       <w:r>
         <w:rPr>
           <w:lang w:val="zh_TW" w:bidi="zh_TW"/>
         </w:rPr>
         <w:t>中嚴厲禁止亂倫。</w:t>
       </w:r>
-      <w:hyperlink r:id="rId14">
-        <w:r>
-          <w:rPr>
-            <w:lang w:val="zh_TW" w:bidi="zh_TW"/>
-          </w:rPr>
-          <w:rPr>
-            <w:color w:val="0000EE"/>
-            <w:u w:val="single"/>
-          </w:rPr>
-          <w:t>利未記二十章</w:t>
-        </w:r>
-      </w:hyperlink>
+      <w:r>
+        <w:rPr>
+          <w:lang w:val="zh_TW" w:bidi="zh_TW"/>
+        </w:rPr>
+        <w:t>利未記二十章</w:t>
+      </w:r>
       <w:r>
         <w:rPr>
           <w:lang w:val="zh_TW" w:bidi="zh_TW"/>
@@ -309,18 +297,12 @@
         </w:rPr>
         <w:t>羅得的兩個女兒使父親喝醉，並與他同寢，結果二人都懷了孕（</w:t>
       </w:r>
-      <w:hyperlink r:id="rId15">
-        <w:r>
-          <w:rPr>
-            <w:lang w:val="zh_TW" w:bidi="zh_TW"/>
-          </w:rPr>
-          <w:rPr>
-            <w:color w:val="0000EE"/>
-            <w:u w:val="single"/>
-          </w:rPr>
-          <w:t>創19:30–38</w:t>
-        </w:r>
-      </w:hyperlink>
+      <w:r>
+        <w:rPr>
+          <w:lang w:val="zh_TW" w:bidi="zh_TW"/>
+        </w:rPr>
+        <w:t>創19:30–38</w:t>
+      </w:r>
       <w:r>
         <w:rPr>
           <w:lang w:val="zh_TW" w:bidi="zh_TW"/>
@@ -345,18 +327,12 @@
         </w:rPr>
         <w:t>暗嫩用詭計強暴了同父異母的妹妹她瑪（</w:t>
       </w:r>
-      <w:hyperlink r:id="rId16">
-        <w:r>
-          <w:rPr>
-            <w:lang w:val="zh_TW" w:bidi="zh_TW"/>
-          </w:rPr>
-          <w:rPr>
-            <w:color w:val="0000EE"/>
-            <w:u w:val="single"/>
-          </w:rPr>
-          <w:t>撒下13:1–22</w:t>
-        </w:r>
-      </w:hyperlink>
+      <w:r>
+        <w:rPr>
+          <w:lang w:val="zh_TW" w:bidi="zh_TW"/>
+        </w:rPr>
+        <w:t>撒下13:1–22</w:t>
+      </w:r>
       <w:r>
         <w:rPr>
           <w:lang w:val="zh_TW" w:bidi="zh_TW"/>
@@ -381,18 +357,12 @@
         </w:rPr>
         <w:t>保羅嚴厲責備哥林多教會中發生的亂倫事件（</w:t>
       </w:r>
-      <w:hyperlink r:id="rId17">
-        <w:r>
-          <w:rPr>
-            <w:lang w:val="zh_TW" w:bidi="zh_TW"/>
-          </w:rPr>
-          <w:rPr>
-            <w:color w:val="0000EE"/>
-            <w:u w:val="single"/>
-          </w:rPr>
-          <w:t>林前5:1–5</w:t>
-        </w:r>
-      </w:hyperlink>
+      <w:r>
+        <w:rPr>
+          <w:lang w:val="zh_TW" w:bidi="zh_TW"/>
+        </w:rPr>
+        <w:t>林前5:1–5</w:t>
+      </w:r>
       <w:r>
         <w:rPr>
           <w:lang w:val="zh_TW" w:bidi="zh_TW"/>
@@ -413,36 +383,24 @@
         </w:rPr>
         <w:t>血緣關係或血親（consanguinity）是判定某些性行為為非法的一個因素。例如，這適用於兄弟與姊妹、父母與兒女、祖父母與孫子女，也包括某些姑母、叔父、姨母、舅父，以及姪子姪女與外甥外甥女。</w:t>
       </w:r>
-      <w:hyperlink r:id="rId13">
-        <w:r>
-          <w:rPr>
-            <w:lang w:val="zh_TW" w:bidi="zh_TW"/>
-          </w:rPr>
-          <w:rPr>
-            <w:color w:val="0000EE"/>
-            <w:u w:val="single"/>
-          </w:rPr>
-          <w:t>利未記十八章</w:t>
-        </w:r>
-      </w:hyperlink>
+      <w:r>
+        <w:rPr>
+          <w:lang w:val="zh_TW" w:bidi="zh_TW"/>
+        </w:rPr>
+        <w:t>利未記十八章</w:t>
+      </w:r>
       <w:r>
         <w:rPr>
           <w:lang w:val="zh_TW" w:bidi="zh_TW"/>
         </w:rPr>
         <w:t>也禁止與姻親關係（affinity）中的親屬發生性關係，並且禁止與某些叔伯或姑姨之間的性行為。古代以色列中有一個例外情況：如果一個人的兄弟死了，沒有留下兒子，這個人可以娶他兄弟的寡婦為妻（</w:t>
       </w:r>
-      <w:hyperlink r:id="rId18">
-        <w:r>
-          <w:rPr>
-            <w:lang w:val="zh_TW" w:bidi="zh_TW"/>
-          </w:rPr>
-          <w:rPr>
-            <w:color w:val="0000EE"/>
-            <w:u w:val="single"/>
-          </w:rPr>
-          <w:t>申25:5–10</w:t>
-        </w:r>
-      </w:hyperlink>
+      <w:r>
+        <w:rPr>
+          <w:lang w:val="zh_TW" w:bidi="zh_TW"/>
+        </w:rPr>
+        <w:t>申25:5–10</w:t>
+      </w:r>
       <w:r>
         <w:rPr>
           <w:lang w:val="zh_TW" w:bidi="zh_TW"/>
